--- a/docs/01-售前阶段/报价方案/客户交付包/01-报价方案总览.docx
+++ b/docs/01-售前阶段/报价方案/客户交付包/01-报价方案总览.docx
@@ -7,22 +7,39 @@
         <w:pStyle w:val="Heading1"/>
       </w:pPr>
       <w:r>
-        <w:rPr>
-          <w:rFonts w:ascii="微软雅黑" w:hAnsi="微软雅黑" w:eastAsia="微软雅黑"/>
-          <w:b/>
-          <w:color w:val="0070C0"/>
-          <w:sz w:val="36"/>
-        </w:rPr>
-        <w:t>劳务中介管理系统 · 报价方案总览</w:t>
+        <w:t>劳务中介管理系统｜报价方案总览</w:t>
       </w:r>
     </w:p>
     <w:p>
       <w:r>
-        <w:rPr>
-          <w:rFonts w:ascii="微软雅黑" w:hAnsi="微软雅黑" w:eastAsia="微软雅黑"/>
-          <w:b w:val="0"/>
-          <w:sz w:val="21"/>
-        </w:rPr>
+        <w:t>项目名称：劳务中介管理系统</w:t>
+      </w:r>
+    </w:p>
+    <w:p>
+      <w:r>
+        <w:t>客户版文档版本：v4.0</w:t>
+      </w:r>
+    </w:p>
+    <w:p>
+      <w:r>
+        <w:t>文档日期：2026年10月18日</w:t>
+      </w:r>
+    </w:p>
+    <w:p>
+      <w:r>
+        <w:t>文档用途：客户首次阅读和方案决策</w:t>
+      </w:r>
+    </w:p>
+    <w:p>
+      <w:pPr>
+        <w:pStyle w:val="IntenseQuote"/>
+      </w:pPr>
+      <w:r>
+        <w:t>本套文档采用同一份范围、工时、价格、功能和验收口径。合同范围以双方最终签署的《功能清单确认书》为准。</w:t>
+      </w:r>
+    </w:p>
+    <w:p>
+      <w:r>
         <w:t>---</w:t>
       </w:r>
     </w:p>
@@ -31,73 +48,12 @@
         <w:pStyle w:val="Heading2"/>
       </w:pPr>
       <w:r>
-        <w:rPr>
-          <w:rFonts w:ascii="微软雅黑" w:hAnsi="微软雅黑" w:eastAsia="微软雅黑"/>
-          <w:b/>
-          <w:color w:val="0070C0"/>
-          <w:sz w:val="28"/>
-        </w:rPr>
-        <w:t>致：[客户公司名称]</w:t>
+        <w:t>1. 项目目标</w:t>
       </w:r>
     </w:p>
     <w:p>
       <w:r>
-        <w:rPr>
-          <w:rFonts w:ascii="微软雅黑" w:hAnsi="微软雅黑" w:eastAsia="微软雅黑"/>
-          <w:b w:val="0"/>
-          <w:sz w:val="21"/>
-        </w:rPr>
-        <w:t>报价单位：[贵司公司名称]</w:t>
-      </w:r>
-    </w:p>
-    <w:p>
-      <w:r>
-        <w:rPr>
-          <w:rFonts w:ascii="微软雅黑" w:hAnsi="微软雅黑" w:eastAsia="微软雅黑"/>
-          <w:b w:val="0"/>
-          <w:sz w:val="21"/>
-        </w:rPr>
-        <w:t>报价日期：2026年10月17日</w:t>
-      </w:r>
-    </w:p>
-    <w:p>
-      <w:r>
-        <w:rPr>
-          <w:rFonts w:ascii="微软雅黑" w:hAnsi="微软雅黑" w:eastAsia="微软雅黑"/>
-          <w:b w:val="0"/>
-          <w:sz w:val="21"/>
-        </w:rPr>
-        <w:t>有效期：本报价自出具之日起30天内有效</w:t>
-      </w:r>
-    </w:p>
-    <w:p>
-      <w:r>
-        <w:rPr>
-          <w:rFonts w:ascii="微软雅黑" w:hAnsi="微软雅黑" w:eastAsia="微软雅黑"/>
-          <w:b w:val="0"/>
-          <w:sz w:val="21"/>
-        </w:rPr>
-        <w:t>联系人：[您的姓名]</w:t>
-      </w:r>
-    </w:p>
-    <w:p>
-      <w:r>
-        <w:rPr>
-          <w:rFonts w:ascii="微软雅黑" w:hAnsi="微软雅黑" w:eastAsia="微软雅黑"/>
-          <w:b w:val="0"/>
-          <w:sz w:val="21"/>
-        </w:rPr>
-        <w:t>联系方式：[电话/邮箱]</w:t>
-      </w:r>
-    </w:p>
-    <w:p>
-      <w:r>
-        <w:rPr>
-          <w:rFonts w:ascii="微软雅黑" w:hAnsi="微软雅黑" w:eastAsia="微软雅黑"/>
-          <w:b w:val="0"/>
-          <w:sz w:val="21"/>
-        </w:rPr>
-        <w:t>---</w:t>
+        <w:t>建设一套面向劳务中介公司的业务管理系统，覆盖招聘、员工、工时、工资、借支、返费、保险、财务、合同及外部系统协同等核心流程，减少对微信群和 Excel 的依赖，并为后续多租户 SaaS 演进保留基础。</w:t>
       </w:r>
     </w:p>
     <w:p>
@@ -105,36 +61,34 @@
         <w:pStyle w:val="Heading2"/>
       </w:pPr>
       <w:r>
-        <w:rPr>
-          <w:rFonts w:ascii="微软雅黑" w:hAnsi="微软雅黑" w:eastAsia="微软雅黑"/>
-          <w:b/>
-          <w:color w:val="0070C0"/>
-          <w:sz w:val="28"/>
-        </w:rPr>
-        <w:t>📊 报价概览</w:t>
+        <w:t>2. 本次报价结论</w:t>
       </w:r>
     </w:p>
     <w:tbl>
       <w:tblPr>
-        <w:tblStyle w:val="LightGrid-Accent1"/>
+        <w:tblStyle w:val="TableGrid"/>
         <w:tblW w:type="auto" w:w="0"/>
+        <w:jc w:val="center"/>
         <w:tblLook w:firstColumn="1" w:firstRow="1" w:lastColumn="0" w:lastRow="0" w:noHBand="0" w:noVBand="1" w:val="04A0"/>
       </w:tblPr>
       <w:tblGrid>
-        <w:gridCol w:w="4680"/>
-        <w:gridCol w:w="4680"/>
+        <w:gridCol w:w="3408"/>
+        <w:gridCol w:w="3408"/>
+        <w:gridCol w:w="3408"/>
       </w:tblGrid>
       <w:tr>
         <w:tc>
           <w:tcPr>
-            <w:tcW w:type="dxa" w:w="4680"/>
+            <w:tcW w:type="dxa" w:w="3408"/>
+            <w:vAlign w:val="center"/>
+            <w:shd w:fill="D9EAF7"/>
           </w:tcPr>
           <w:p>
+            <w:r/>
             <w:r>
               <w:rPr>
-                <w:rFonts w:ascii="微软雅黑" w:hAnsi="微软雅黑" w:eastAsia="微软雅黑"/>
                 <w:b/>
-                <w:sz w:val="20"/>
+                <w:sz w:val="18"/>
               </w:rPr>
               <w:t>项目</w:t>
             </w:r>
@@ -142,16 +96,35 @@
         </w:tc>
         <w:tc>
           <w:tcPr>
-            <w:tcW w:type="dxa" w:w="4680"/>
+            <w:tcW w:type="dxa" w:w="3408"/>
+            <w:vAlign w:val="center"/>
+            <w:shd w:fill="D9EAF7"/>
           </w:tcPr>
           <w:p>
+            <w:r/>
             <w:r>
               <w:rPr>
-                <w:rFonts w:ascii="微软雅黑" w:hAnsi="微软雅黑" w:eastAsia="微软雅黑"/>
                 <w:b/>
-                <w:sz w:val="20"/>
+                <w:sz w:val="18"/>
               </w:rPr>
-              <w:t>数据</w:t>
+              <w:t>统一口径</w:t>
+            </w:r>
+          </w:p>
+        </w:tc>
+        <w:tc>
+          <w:tcPr>
+            <w:tcW w:type="dxa" w:w="3408"/>
+            <w:vAlign w:val="center"/>
+            <w:shd w:fill="D9EAF7"/>
+          </w:tcPr>
+          <w:p>
+            <w:r/>
+            <w:r>
+              <w:rPr>
+                <w:b/>
+                <w:sz w:val="18"/>
+              </w:rPr>
+              <w:t>备注</w:t>
             </w:r>
           </w:p>
         </w:tc>
@@ -159,31 +132,49 @@
       <w:tr>
         <w:tc>
           <w:tcPr>
-            <w:tcW w:type="dxa" w:w="4680"/>
+            <w:tcW w:type="dxa" w:w="3408"/>
+            <w:vAlign w:val="center"/>
           </w:tcPr>
           <w:p>
+            <w:r/>
             <w:r>
               <w:rPr>
-                <w:rFonts w:ascii="微软雅黑" w:hAnsi="微软雅黑" w:eastAsia="微软雅黑"/>
                 <w:b w:val="0"/>
-                <w:sz w:val="20"/>
+                <w:sz w:val="18"/>
               </w:rPr>
-              <w:t>**项目总价**</w:t>
+              <w:t>固定总价</w:t>
             </w:r>
           </w:p>
         </w:tc>
         <w:tc>
           <w:tcPr>
-            <w:tcW w:type="dxa" w:w="4680"/>
+            <w:tcW w:type="dxa" w:w="3408"/>
+            <w:vAlign w:val="center"/>
           </w:tcPr>
           <w:p>
+            <w:r/>
             <w:r>
               <w:rPr>
-                <w:rFonts w:ascii="微软雅黑" w:hAnsi="微软雅黑" w:eastAsia="微软雅黑"/>
                 <w:b w:val="0"/>
-                <w:sz w:val="20"/>
+                <w:sz w:val="18"/>
               </w:rPr>
-              <w:t>¥140万元（含税含票）</w:t>
+              <w:t>**¥152万元**</w:t>
+            </w:r>
+          </w:p>
+        </w:tc>
+        <w:tc>
+          <w:tcPr>
+            <w:tcW w:type="dxa" w:w="3408"/>
+            <w:vAlign w:val="center"/>
+          </w:tcPr>
+          <w:p>
+            <w:r/>
+            <w:r>
+              <w:rPr>
+                <w:b w:val="0"/>
+                <w:sz w:val="18"/>
+              </w:rPr>
+              <w:t>工时估算基数、风险准备金和合理利润的合计</w:t>
             </w:r>
           </w:p>
         </w:tc>
@@ -191,31 +182,49 @@
       <w:tr>
         <w:tc>
           <w:tcPr>
-            <w:tcW w:type="dxa" w:w="4680"/>
+            <w:tcW w:type="dxa" w:w="3408"/>
+            <w:vAlign w:val="center"/>
           </w:tcPr>
           <w:p>
+            <w:r/>
             <w:r>
               <w:rPr>
-                <w:rFonts w:ascii="微软雅黑" w:hAnsi="微软雅黑" w:eastAsia="微软雅黑"/>
                 <w:b w:val="0"/>
-                <w:sz w:val="20"/>
+                <w:sz w:val="18"/>
               </w:rPr>
-              <w:t>**人天单价**</w:t>
+              <w:t>交付工作量估算</w:t>
             </w:r>
           </w:p>
         </w:tc>
         <w:tc>
           <w:tcPr>
-            <w:tcW w:type="dxa" w:w="4680"/>
+            <w:tcW w:type="dxa" w:w="3408"/>
+            <w:vAlign w:val="center"/>
           </w:tcPr>
           <w:p>
+            <w:r/>
             <w:r>
               <w:rPr>
-                <w:rFonts w:ascii="微软雅黑" w:hAnsi="微软雅黑" w:eastAsia="微软雅黑"/>
                 <w:b w:val="0"/>
-                <w:sz w:val="20"/>
+                <w:sz w:val="18"/>
               </w:rPr>
-              <w:t>¥1,500/人天（基础单价）</w:t>
+              <w:t>**752人天**</w:t>
+            </w:r>
+          </w:p>
+        </w:tc>
+        <w:tc>
+          <w:tcPr>
+            <w:tcW w:type="dxa" w:w="3408"/>
+            <w:vAlign w:val="center"/>
+          </w:tcPr>
+          <w:p>
+            <w:r/>
+            <w:r>
+              <w:rPr>
+                <w:b w:val="0"/>
+                <w:sz w:val="18"/>
+              </w:rPr>
+              <w:t>资源规划参考，不作为简单乘法计价依据</w:t>
             </w:r>
           </w:p>
         </w:tc>
@@ -223,31 +232,49 @@
       <w:tr>
         <w:tc>
           <w:tcPr>
-            <w:tcW w:type="dxa" w:w="4680"/>
+            <w:tcW w:type="dxa" w:w="3408"/>
+            <w:vAlign w:val="center"/>
           </w:tcPr>
           <w:p>
+            <w:r/>
             <w:r>
               <w:rPr>
-                <w:rFonts w:ascii="微软雅黑" w:hAnsi="微软雅黑" w:eastAsia="微软雅黑"/>
                 <w:b w:val="0"/>
-                <w:sz w:val="20"/>
+                <w:sz w:val="18"/>
               </w:rPr>
-              <w:t>**总工时**</w:t>
+              <w:t>业务模块</w:t>
             </w:r>
           </w:p>
         </w:tc>
         <w:tc>
           <w:tcPr>
-            <w:tcW w:type="dxa" w:w="4680"/>
+            <w:tcW w:type="dxa" w:w="3408"/>
+            <w:vAlign w:val="center"/>
           </w:tcPr>
           <w:p>
+            <w:r/>
             <w:r>
               <w:rPr>
-                <w:rFonts w:ascii="微软雅黑" w:hAnsi="微软雅黑" w:eastAsia="微软雅黑"/>
                 <w:b w:val="0"/>
-                <w:sz w:val="20"/>
+                <w:sz w:val="18"/>
               </w:rPr>
-              <w:t>682人天</w:t>
+              <w:t>10个 / 370人天</w:t>
+            </w:r>
+          </w:p>
+        </w:tc>
+        <w:tc>
+          <w:tcPr>
+            <w:tcW w:type="dxa" w:w="3408"/>
+            <w:vAlign w:val="center"/>
+          </w:tcPr>
+          <w:p>
+            <w:r/>
+            <w:r>
+              <w:rPr>
+                <w:b w:val="0"/>
+                <w:sz w:val="18"/>
+              </w:rPr>
+              <w:t>含外部系统对接模块</w:t>
             </w:r>
           </w:p>
         </w:tc>
@@ -255,31 +282,49 @@
       <w:tr>
         <w:tc>
           <w:tcPr>
-            <w:tcW w:type="dxa" w:w="4680"/>
+            <w:tcW w:type="dxa" w:w="3408"/>
+            <w:vAlign w:val="center"/>
           </w:tcPr>
           <w:p>
+            <w:r/>
             <w:r>
               <w:rPr>
-                <w:rFonts w:ascii="微软雅黑" w:hAnsi="微软雅黑" w:eastAsia="微软雅黑"/>
                 <w:b w:val="0"/>
-                <w:sz w:val="20"/>
+                <w:sz w:val="18"/>
               </w:rPr>
-              <w:t>**开发周期**</w:t>
+              <w:t>支撑模块</w:t>
             </w:r>
           </w:p>
         </w:tc>
         <w:tc>
           <w:tcPr>
-            <w:tcW w:type="dxa" w:w="4680"/>
+            <w:tcW w:type="dxa" w:w="3408"/>
+            <w:vAlign w:val="center"/>
           </w:tcPr>
           <w:p>
+            <w:r/>
             <w:r>
               <w:rPr>
-                <w:rFonts w:ascii="微软雅黑" w:hAnsi="微软雅黑" w:eastAsia="微软雅黑"/>
                 <w:b w:val="0"/>
-                <w:sz w:val="20"/>
+                <w:sz w:val="18"/>
               </w:rPr>
-              <w:t>19周（约4.5个月）</w:t>
+              <w:t>6个 / 382人天</w:t>
+            </w:r>
+          </w:p>
+        </w:tc>
+        <w:tc>
+          <w:tcPr>
+            <w:tcW w:type="dxa" w:w="3408"/>
+            <w:vAlign w:val="center"/>
+          </w:tcPr>
+          <w:p>
+            <w:r/>
+            <w:r>
+              <w:rPr>
+                <w:b w:val="0"/>
+                <w:sz w:val="18"/>
+              </w:rPr>
+              <w:t>含项目管理、测试、部署、培训等</w:t>
             </w:r>
           </w:p>
         </w:tc>
@@ -287,31 +332,49 @@
       <w:tr>
         <w:tc>
           <w:tcPr>
-            <w:tcW w:type="dxa" w:w="4680"/>
+            <w:tcW w:type="dxa" w:w="3408"/>
+            <w:vAlign w:val="center"/>
           </w:tcPr>
           <w:p>
+            <w:r/>
             <w:r>
               <w:rPr>
-                <w:rFonts w:ascii="微软雅黑" w:hAnsi="微软雅黑" w:eastAsia="微软雅黑"/>
                 <w:b w:val="0"/>
-                <w:sz w:val="20"/>
+                <w:sz w:val="18"/>
               </w:rPr>
-              <w:t>**核心模块**</w:t>
+              <w:t>验收标准</w:t>
             </w:r>
           </w:p>
         </w:tc>
         <w:tc>
           <w:tcPr>
-            <w:tcW w:type="dxa" w:w="4680"/>
+            <w:tcW w:type="dxa" w:w="3408"/>
+            <w:vAlign w:val="center"/>
           </w:tcPr>
           <w:p>
+            <w:r/>
             <w:r>
               <w:rPr>
-                <w:rFonts w:ascii="微软雅黑" w:hAnsi="微软雅黑" w:eastAsia="微软雅黑"/>
                 <w:b w:val="0"/>
-                <w:sz w:val="20"/>
+                <w:sz w:val="18"/>
               </w:rPr>
-              <w:t>15个（9个业务模块 + 6个支撑模块）</w:t>
+              <w:t>**169项**</w:t>
+            </w:r>
+          </w:p>
+        </w:tc>
+        <w:tc>
+          <w:tcPr>
+            <w:tcW w:type="dxa" w:w="3408"/>
+            <w:vAlign w:val="center"/>
+          </w:tcPr>
+          <w:p>
+            <w:r/>
+            <w:r>
+              <w:rPr>
+                <w:b w:val="0"/>
+                <w:sz w:val="18"/>
+              </w:rPr>
+              <w:t>需求评审阶段固化确认</w:t>
             </w:r>
           </w:p>
         </w:tc>
@@ -319,31 +382,49 @@
       <w:tr>
         <w:tc>
           <w:tcPr>
-            <w:tcW w:type="dxa" w:w="4680"/>
+            <w:tcW w:type="dxa" w:w="3408"/>
+            <w:vAlign w:val="center"/>
           </w:tcPr>
           <w:p>
+            <w:r/>
             <w:r>
               <w:rPr>
-                <w:rFonts w:ascii="微软雅黑" w:hAnsi="微软雅黑" w:eastAsia="微软雅黑"/>
                 <w:b w:val="0"/>
-                <w:sz w:val="20"/>
+                <w:sz w:val="18"/>
               </w:rPr>
-              <w:t>**验收标准**</w:t>
+              <w:t>计划周期</w:t>
             </w:r>
           </w:p>
         </w:tc>
         <w:tc>
           <w:tcPr>
-            <w:tcW w:type="dxa" w:w="4680"/>
+            <w:tcW w:type="dxa" w:w="3408"/>
+            <w:vAlign w:val="center"/>
           </w:tcPr>
           <w:p>
+            <w:r/>
             <w:r>
               <w:rPr>
-                <w:rFonts w:ascii="微软雅黑" w:hAnsi="微软雅黑" w:eastAsia="微软雅黑"/>
                 <w:b w:val="0"/>
-                <w:sz w:val="20"/>
+                <w:sz w:val="18"/>
               </w:rPr>
-              <w:t>144项可测试标准</w:t>
+              <w:t>**22周基准计划**</w:t>
+            </w:r>
+          </w:p>
+        </w:tc>
+        <w:tc>
+          <w:tcPr>
+            <w:tcW w:type="dxa" w:w="3408"/>
+            <w:vAlign w:val="center"/>
+          </w:tcPr>
+          <w:p>
+            <w:r/>
+            <w:r>
+              <w:rPr>
+                <w:b w:val="0"/>
+                <w:sz w:val="18"/>
+              </w:rPr>
+              <w:t>不含客户延迟和第三方等待</w:t>
             </w:r>
           </w:p>
         </w:tc>
@@ -351,31 +432,142 @@
       <w:tr>
         <w:tc>
           <w:tcPr>
-            <w:tcW w:type="dxa" w:w="4680"/>
+            <w:tcW w:type="dxa" w:w="3408"/>
+            <w:vAlign w:val="center"/>
           </w:tcPr>
           <w:p>
+            <w:r/>
             <w:r>
               <w:rPr>
-                <w:rFonts w:ascii="微软雅黑" w:hAnsi="微软雅黑" w:eastAsia="微软雅黑"/>
                 <w:b w:val="0"/>
-                <w:sz w:val="20"/>
+                <w:sz w:val="18"/>
               </w:rPr>
-              <w:t>**技术端口**</w:t>
+              <w:t>技术端</w:t>
             </w:r>
           </w:p>
         </w:tc>
         <w:tc>
           <w:tcPr>
-            <w:tcW w:type="dxa" w:w="4680"/>
+            <w:tcW w:type="dxa" w:w="3408"/>
+            <w:vAlign w:val="center"/>
           </w:tcPr>
           <w:p>
+            <w:r/>
             <w:r>
               <w:rPr>
-                <w:rFonts w:ascii="微软雅黑" w:hAnsi="微软雅黑" w:eastAsia="微软雅黑"/>
                 <w:b w:val="0"/>
-                <w:sz w:val="20"/>
+                <w:sz w:val="18"/>
               </w:rPr>
-              <w:t>Web后台 + 移动App + 微信小程序</w:t>
+              <w:t>Web + App + 微信小程序</w:t>
+            </w:r>
+          </w:p>
+        </w:tc>
+        <w:tc>
+          <w:tcPr>
+            <w:tcW w:type="dxa" w:w="3408"/>
+            <w:vAlign w:val="center"/>
+          </w:tcPr>
+          <w:p>
+            <w:r/>
+            <w:r>
+              <w:rPr>
+                <w:b w:val="0"/>
+                <w:sz w:val="18"/>
+              </w:rPr>
+              <w:t>端内功能以功能清单为准</w:t>
+            </w:r>
+          </w:p>
+        </w:tc>
+      </w:tr>
+    </w:tbl>
+    <w:p/>
+    <w:p>
+      <w:pPr>
+        <w:pStyle w:val="Heading2"/>
+      </w:pPr>
+      <w:r>
+        <w:t>3. 价格构成</w:t>
+      </w:r>
+    </w:p>
+    <w:tbl>
+      <w:tblPr>
+        <w:tblStyle w:val="TableGrid"/>
+        <w:tblW w:type="auto" w:w="0"/>
+        <w:jc w:val="center"/>
+        <w:tblLook w:firstColumn="1" w:firstRow="1" w:lastColumn="0" w:lastRow="0" w:noHBand="0" w:noVBand="1" w:val="04A0"/>
+      </w:tblPr>
+      <w:tblGrid>
+        <w:gridCol w:w="2556"/>
+        <w:gridCol w:w="2556"/>
+        <w:gridCol w:w="2556"/>
+        <w:gridCol w:w="2556"/>
+      </w:tblGrid>
+      <w:tr>
+        <w:tc>
+          <w:tcPr>
+            <w:tcW w:type="dxa" w:w="2556"/>
+            <w:vAlign w:val="center"/>
+            <w:shd w:fill="D9EAF7"/>
+          </w:tcPr>
+          <w:p>
+            <w:r/>
+            <w:r>
+              <w:rPr>
+                <w:b/>
+                <w:sz w:val="18"/>
+              </w:rPr>
+              <w:t>构成项</w:t>
+            </w:r>
+          </w:p>
+        </w:tc>
+        <w:tc>
+          <w:tcPr>
+            <w:tcW w:type="dxa" w:w="2556"/>
+            <w:vAlign w:val="center"/>
+            <w:shd w:fill="D9EAF7"/>
+          </w:tcPr>
+          <w:p>
+            <w:r/>
+            <w:r>
+              <w:rPr>
+                <w:b/>
+                <w:sz w:val="18"/>
+              </w:rPr>
+              <w:t>金额</w:t>
+            </w:r>
+          </w:p>
+        </w:tc>
+        <w:tc>
+          <w:tcPr>
+            <w:tcW w:type="dxa" w:w="2556"/>
+            <w:vAlign w:val="center"/>
+            <w:shd w:fill="D9EAF7"/>
+          </w:tcPr>
+          <w:p>
+            <w:r/>
+            <w:r>
+              <w:rPr>
+                <w:b/>
+                <w:sz w:val="18"/>
+              </w:rPr>
+              <w:t>占固定总价</w:t>
+            </w:r>
+          </w:p>
+        </w:tc>
+        <w:tc>
+          <w:tcPr>
+            <w:tcW w:type="dxa" w:w="2556"/>
+            <w:vAlign w:val="center"/>
+            <w:shd w:fill="D9EAF7"/>
+          </w:tcPr>
+          <w:p>
+            <w:r/>
+            <w:r>
+              <w:rPr>
+                <w:b/>
+                <w:sz w:val="18"/>
+              </w:rPr>
+              <w:t>口径</w:t>
             </w:r>
           </w:p>
         </w:tc>
@@ -383,44 +575,275 @@
       <w:tr>
         <w:tc>
           <w:tcPr>
-            <w:tcW w:type="dxa" w:w="4680"/>
+            <w:tcW w:type="dxa" w:w="2556"/>
+            <w:vAlign w:val="center"/>
           </w:tcPr>
           <w:p>
+            <w:r/>
             <w:r>
               <w:rPr>
-                <w:rFonts w:ascii="微软雅黑" w:hAnsi="微软雅黑" w:eastAsia="微软雅黑"/>
                 <w:b w:val="0"/>
-                <w:sz w:val="20"/>
+                <w:sz w:val="18"/>
               </w:rPr>
-              <w:t>**免费维保**</w:t>
+              <w:t>工时估算基数</w:t>
             </w:r>
           </w:p>
         </w:tc>
         <w:tc>
           <w:tcPr>
-            <w:tcW w:type="dxa" w:w="4680"/>
+            <w:tcW w:type="dxa" w:w="2556"/>
+            <w:vAlign w:val="center"/>
           </w:tcPr>
           <w:p>
+            <w:r/>
             <w:r>
               <w:rPr>
-                <w:rFonts w:ascii="微软雅黑" w:hAnsi="微软雅黑" w:eastAsia="微软雅黑"/>
                 <w:b w:val="0"/>
-                <w:sz w:val="20"/>
+                <w:sz w:val="18"/>
               </w:rPr>
-              <w:t>12个月（Bug修复、技术支持）</w:t>
+              <w:t>¥112.8万元</w:t>
+            </w:r>
+          </w:p>
+        </w:tc>
+        <w:tc>
+          <w:tcPr>
+            <w:tcW w:type="dxa" w:w="2556"/>
+            <w:vAlign w:val="center"/>
+          </w:tcPr>
+          <w:p>
+            <w:r/>
+            <w:r>
+              <w:rPr>
+                <w:b w:val="0"/>
+                <w:sz w:val="18"/>
+              </w:rPr>
+              <w:t>74.2%</w:t>
+            </w:r>
+          </w:p>
+        </w:tc>
+        <w:tc>
+          <w:tcPr>
+            <w:tcW w:type="dxa" w:w="2556"/>
+            <w:vAlign w:val="center"/>
+          </w:tcPr>
+          <w:p>
+            <w:r/>
+            <w:r>
+              <w:rPr>
+                <w:b w:val="0"/>
+                <w:sz w:val="18"/>
+              </w:rPr>
+              <w:t>覆盖预计交付资源投入</w:t>
+            </w:r>
+          </w:p>
+        </w:tc>
+      </w:tr>
+      <w:tr>
+        <w:tc>
+          <w:tcPr>
+            <w:tcW w:type="dxa" w:w="2556"/>
+            <w:vAlign w:val="center"/>
+          </w:tcPr>
+          <w:p>
+            <w:r/>
+            <w:r>
+              <w:rPr>
+                <w:b w:val="0"/>
+                <w:sz w:val="18"/>
+              </w:rPr>
+              <w:t>风险准备金</w:t>
+            </w:r>
+          </w:p>
+        </w:tc>
+        <w:tc>
+          <w:tcPr>
+            <w:tcW w:type="dxa" w:w="2556"/>
+            <w:vAlign w:val="center"/>
+          </w:tcPr>
+          <w:p>
+            <w:r/>
+            <w:r>
+              <w:rPr>
+                <w:b w:val="0"/>
+                <w:sz w:val="18"/>
+              </w:rPr>
+              <w:t>¥16.9万元</w:t>
+            </w:r>
+          </w:p>
+        </w:tc>
+        <w:tc>
+          <w:tcPr>
+            <w:tcW w:type="dxa" w:w="2556"/>
+            <w:vAlign w:val="center"/>
+          </w:tcPr>
+          <w:p>
+            <w:r/>
+            <w:r>
+              <w:rPr>
+                <w:b w:val="0"/>
+                <w:sz w:val="18"/>
+              </w:rPr>
+              <w:t>11.1%</w:t>
+            </w:r>
+          </w:p>
+        </w:tc>
+        <w:tc>
+          <w:tcPr>
+            <w:tcW w:type="dxa" w:w="2556"/>
+            <w:vAlign w:val="center"/>
+          </w:tcPr>
+          <w:p>
+            <w:r/>
+            <w:r>
+              <w:rPr>
+                <w:b w:val="0"/>
+                <w:sz w:val="18"/>
+              </w:rPr>
+              <w:t>覆盖需求澄清、联调、兼容性、缺陷和交付波动</w:t>
+            </w:r>
+          </w:p>
+        </w:tc>
+      </w:tr>
+      <w:tr>
+        <w:tc>
+          <w:tcPr>
+            <w:tcW w:type="dxa" w:w="2556"/>
+            <w:vAlign w:val="center"/>
+          </w:tcPr>
+          <w:p>
+            <w:r/>
+            <w:r>
+              <w:rPr>
+                <w:b w:val="0"/>
+                <w:sz w:val="18"/>
+              </w:rPr>
+              <w:t>合理利润</w:t>
+            </w:r>
+          </w:p>
+        </w:tc>
+        <w:tc>
+          <w:tcPr>
+            <w:tcW w:type="dxa" w:w="2556"/>
+            <w:vAlign w:val="center"/>
+          </w:tcPr>
+          <w:p>
+            <w:r/>
+            <w:r>
+              <w:rPr>
+                <w:b w:val="0"/>
+                <w:sz w:val="18"/>
+              </w:rPr>
+              <w:t>¥22.3万元</w:t>
+            </w:r>
+          </w:p>
+        </w:tc>
+        <w:tc>
+          <w:tcPr>
+            <w:tcW w:type="dxa" w:w="2556"/>
+            <w:vAlign w:val="center"/>
+          </w:tcPr>
+          <w:p>
+            <w:r/>
+            <w:r>
+              <w:rPr>
+                <w:b w:val="0"/>
+                <w:sz w:val="18"/>
+              </w:rPr>
+              <w:t>14.7%</w:t>
+            </w:r>
+          </w:p>
+        </w:tc>
+        <w:tc>
+          <w:tcPr>
+            <w:tcW w:type="dxa" w:w="2556"/>
+            <w:vAlign w:val="center"/>
+          </w:tcPr>
+          <w:p>
+            <w:r/>
+            <w:r>
+              <w:rPr>
+                <w:b w:val="0"/>
+                <w:sz w:val="18"/>
+              </w:rPr>
+              <w:t>覆盖经营投入和合理利润</w:t>
+            </w:r>
+          </w:p>
+        </w:tc>
+      </w:tr>
+      <w:tr>
+        <w:tc>
+          <w:tcPr>
+            <w:tcW w:type="dxa" w:w="2556"/>
+            <w:vAlign w:val="center"/>
+          </w:tcPr>
+          <w:p>
+            <w:r/>
+            <w:r>
+              <w:rPr>
+                <w:b w:val="0"/>
+                <w:sz w:val="18"/>
+              </w:rPr>
+              <w:t>**固定总价**</w:t>
+            </w:r>
+          </w:p>
+        </w:tc>
+        <w:tc>
+          <w:tcPr>
+            <w:tcW w:type="dxa" w:w="2556"/>
+            <w:vAlign w:val="center"/>
+          </w:tcPr>
+          <w:p>
+            <w:r/>
+            <w:r>
+              <w:rPr>
+                <w:b w:val="0"/>
+                <w:sz w:val="18"/>
+              </w:rPr>
+              <w:t>**¥152万元**</w:t>
+            </w:r>
+          </w:p>
+        </w:tc>
+        <w:tc>
+          <w:tcPr>
+            <w:tcW w:type="dxa" w:w="2556"/>
+            <w:vAlign w:val="center"/>
+          </w:tcPr>
+          <w:p>
+            <w:r/>
+            <w:r>
+              <w:rPr>
+                <w:b w:val="0"/>
+                <w:sz w:val="18"/>
+              </w:rPr>
+              <w:t>**100%**</w:t>
+            </w:r>
+          </w:p>
+        </w:tc>
+        <w:tc>
+          <w:tcPr>
+            <w:tcW w:type="dxa" w:w="2556"/>
+            <w:vAlign w:val="center"/>
+          </w:tcPr>
+          <w:p>
+            <w:r/>
+            <w:r>
+              <w:rPr>
+                <w:b w:val="0"/>
+                <w:sz w:val="18"/>
+              </w:rPr>
+              <w:t>**本项目报价总额**</w:t>
             </w:r>
           </w:p>
         </w:tc>
       </w:tr>
     </w:tbl>
+    <w:p/>
     <w:p>
+      <w:pPr>
+        <w:pStyle w:val="IntenseQuote"/>
+      </w:pPr>
       <w:r>
-        <w:rPr>
-          <w:rFonts w:ascii="微软雅黑" w:hAnsi="微软雅黑" w:eastAsia="微软雅黑"/>
-          <w:b w:val="0"/>
-          <w:sz w:val="21"/>
-        </w:rPr>
-        <w:t>---</w:t>
+        <w:t>本项目不是“人天数 × 单一人天单价”的简单报价。工时明细用于解释工作量和资源安排，固定总价以本报价和正式合同为准。</w:t>
       </w:r>
     </w:p>
     <w:p>
@@ -428,241 +851,1704 @@
         <w:pStyle w:val="Heading2"/>
       </w:pPr>
       <w:r>
-        <w:rPr>
-          <w:rFonts w:ascii="微软雅黑" w:hAnsi="微软雅黑" w:eastAsia="微软雅黑"/>
-          <w:b/>
-          <w:color w:val="0070C0"/>
-          <w:sz w:val="28"/>
-        </w:rPr>
-        <w:t>一、您的业务痛点</w:t>
+        <w:t>4. 模块工作量与工时基数参考额</w:t>
       </w:r>
     </w:p>
-    <w:p>
-      <w:r>
-        <w:rPr>
-          <w:rFonts w:ascii="微软雅黑" w:hAnsi="微软雅黑" w:eastAsia="微软雅黑"/>
-          <w:b w:val="0"/>
-          <w:sz w:val="21"/>
-        </w:rPr>
-        <w:t>贵公司目前依赖微信群和Excel管理业务，存在以下问题：</w:t>
-      </w:r>
-    </w:p>
+    <w:tbl>
+      <w:tblPr>
+        <w:tblStyle w:val="TableGrid"/>
+        <w:tblW w:type="auto" w:w="0"/>
+        <w:jc w:val="center"/>
+        <w:tblLook w:firstColumn="1" w:firstRow="1" w:lastColumn="0" w:lastRow="0" w:noHBand="0" w:noVBand="1" w:val="04A0"/>
+      </w:tblPr>
+      <w:tblGrid>
+        <w:gridCol w:w="1704"/>
+        <w:gridCol w:w="1704"/>
+        <w:gridCol w:w="1704"/>
+        <w:gridCol w:w="1704"/>
+        <w:gridCol w:w="1704"/>
+        <w:gridCol w:w="1704"/>
+      </w:tblGrid>
+      <w:tr>
+        <w:tc>
+          <w:tcPr>
+            <w:tcW w:type="dxa" w:w="1704"/>
+            <w:vAlign w:val="center"/>
+            <w:shd w:fill="D9EAF7"/>
+          </w:tcPr>
+          <w:p>
+            <w:r/>
+            <w:r>
+              <w:rPr>
+                <w:b/>
+                <w:sz w:val="18"/>
+              </w:rPr>
+              <w:t>模块</w:t>
+            </w:r>
+          </w:p>
+        </w:tc>
+        <w:tc>
+          <w:tcPr>
+            <w:tcW w:type="dxa" w:w="1704"/>
+            <w:vAlign w:val="center"/>
+            <w:shd w:fill="D9EAF7"/>
+          </w:tcPr>
+          <w:p>
+            <w:r/>
+            <w:r>
+              <w:rPr>
+                <w:b/>
+                <w:sz w:val="18"/>
+              </w:rPr>
+              <w:t>工作量</w:t>
+            </w:r>
+          </w:p>
+        </w:tc>
+        <w:tc>
+          <w:tcPr>
+            <w:tcW w:type="dxa" w:w="1704"/>
+            <w:vAlign w:val="center"/>
+            <w:shd w:fill="D9EAF7"/>
+          </w:tcPr>
+          <w:p>
+            <w:r/>
+            <w:r>
+              <w:rPr>
+                <w:b/>
+                <w:sz w:val="18"/>
+              </w:rPr>
+              <w:t>工时基数参考额</w:t>
+            </w:r>
+          </w:p>
+        </w:tc>
+        <w:tc>
+          <w:tcPr>
+            <w:tcW w:type="dxa" w:w="1704"/>
+            <w:vAlign w:val="center"/>
+            <w:shd w:fill="D9EAF7"/>
+          </w:tcPr>
+          <w:p>
+            <w:r/>
+            <w:r>
+              <w:rPr>
+                <w:b/>
+                <w:sz w:val="18"/>
+              </w:rPr>
+              <w:t>类别</w:t>
+            </w:r>
+          </w:p>
+        </w:tc>
+        <w:tc>
+          <w:tcPr>
+            <w:tcW w:type="dxa" w:w="1704"/>
+            <w:vAlign w:val="center"/>
+            <w:shd w:fill="D9EAF7"/>
+          </w:tcPr>
+          <w:p>
+            <w:r/>
+            <w:r>
+              <w:rPr>
+                <w:b/>
+                <w:sz w:val="18"/>
+              </w:rPr>
+              <w:t>优先级</w:t>
+            </w:r>
+          </w:p>
+        </w:tc>
+        <w:tc>
+          <w:tcPr>
+            <w:tcW w:type="dxa" w:w="1704"/>
+            <w:vAlign w:val="center"/>
+            <w:shd w:fill="D9EAF7"/>
+          </w:tcPr>
+          <w:p>
+            <w:r/>
+            <w:r>
+              <w:rPr>
+                <w:b/>
+                <w:sz w:val="18"/>
+              </w:rPr>
+              <w:t>范围摘要</w:t>
+            </w:r>
+          </w:p>
+        </w:tc>
+      </w:tr>
+      <w:tr>
+        <w:tc>
+          <w:tcPr>
+            <w:tcW w:type="dxa" w:w="1704"/>
+            <w:vAlign w:val="center"/>
+          </w:tcPr>
+          <w:p>
+            <w:r/>
+            <w:r>
+              <w:rPr>
+                <w:b w:val="0"/>
+                <w:sz w:val="18"/>
+              </w:rPr>
+              <w:t>模块1：招聘管理</w:t>
+            </w:r>
+          </w:p>
+        </w:tc>
+        <w:tc>
+          <w:tcPr>
+            <w:tcW w:type="dxa" w:w="1704"/>
+            <w:vAlign w:val="center"/>
+          </w:tcPr>
+          <w:p>
+            <w:r/>
+            <w:r>
+              <w:rPr>
+                <w:b w:val="0"/>
+                <w:sz w:val="18"/>
+              </w:rPr>
+              <w:t>45人天</w:t>
+            </w:r>
+          </w:p>
+        </w:tc>
+        <w:tc>
+          <w:tcPr>
+            <w:tcW w:type="dxa" w:w="1704"/>
+            <w:vAlign w:val="center"/>
+          </w:tcPr>
+          <w:p>
+            <w:r/>
+            <w:r>
+              <w:rPr>
+                <w:b w:val="0"/>
+                <w:sz w:val="18"/>
+              </w:rPr>
+              <w:t>¥67,500</w:t>
+            </w:r>
+          </w:p>
+        </w:tc>
+        <w:tc>
+          <w:tcPr>
+            <w:tcW w:type="dxa" w:w="1704"/>
+            <w:vAlign w:val="center"/>
+          </w:tcPr>
+          <w:p>
+            <w:r/>
+            <w:r>
+              <w:rPr>
+                <w:b w:val="0"/>
+                <w:sz w:val="18"/>
+              </w:rPr>
+              <w:t>业务</w:t>
+            </w:r>
+          </w:p>
+        </w:tc>
+        <w:tc>
+          <w:tcPr>
+            <w:tcW w:type="dxa" w:w="1704"/>
+            <w:vAlign w:val="center"/>
+          </w:tcPr>
+          <w:p>
+            <w:r/>
+            <w:r>
+              <w:rPr>
+                <w:b w:val="0"/>
+                <w:sz w:val="18"/>
+              </w:rPr>
+              <w:t>P0</w:t>
+            </w:r>
+          </w:p>
+        </w:tc>
+        <w:tc>
+          <w:tcPr>
+            <w:tcW w:type="dxa" w:w="1704"/>
+            <w:vAlign w:val="center"/>
+          </w:tcPr>
+          <w:p>
+            <w:r/>
+            <w:r>
+              <w:rPr>
+                <w:b w:val="0"/>
+                <w:sz w:val="18"/>
+              </w:rPr>
+              <w:t>渠道、岗位、报名、面试、归属与招聘看板</w:t>
+            </w:r>
+          </w:p>
+        </w:tc>
+      </w:tr>
+      <w:tr>
+        <w:tc>
+          <w:tcPr>
+            <w:tcW w:type="dxa" w:w="1704"/>
+            <w:vAlign w:val="center"/>
+          </w:tcPr>
+          <w:p>
+            <w:r/>
+            <w:r>
+              <w:rPr>
+                <w:b w:val="0"/>
+                <w:sz w:val="18"/>
+              </w:rPr>
+              <w:t>模块2：员工管理</w:t>
+            </w:r>
+          </w:p>
+        </w:tc>
+        <w:tc>
+          <w:tcPr>
+            <w:tcW w:type="dxa" w:w="1704"/>
+            <w:vAlign w:val="center"/>
+          </w:tcPr>
+          <w:p>
+            <w:r/>
+            <w:r>
+              <w:rPr>
+                <w:b w:val="0"/>
+                <w:sz w:val="18"/>
+              </w:rPr>
+              <w:t>35人天</w:t>
+            </w:r>
+          </w:p>
+        </w:tc>
+        <w:tc>
+          <w:tcPr>
+            <w:tcW w:type="dxa" w:w="1704"/>
+            <w:vAlign w:val="center"/>
+          </w:tcPr>
+          <w:p>
+            <w:r/>
+            <w:r>
+              <w:rPr>
+                <w:b w:val="0"/>
+                <w:sz w:val="18"/>
+              </w:rPr>
+              <w:t>¥52,500</w:t>
+            </w:r>
+          </w:p>
+        </w:tc>
+        <w:tc>
+          <w:tcPr>
+            <w:tcW w:type="dxa" w:w="1704"/>
+            <w:vAlign w:val="center"/>
+          </w:tcPr>
+          <w:p>
+            <w:r/>
+            <w:r>
+              <w:rPr>
+                <w:b w:val="0"/>
+                <w:sz w:val="18"/>
+              </w:rPr>
+              <w:t>业务</w:t>
+            </w:r>
+          </w:p>
+        </w:tc>
+        <w:tc>
+          <w:tcPr>
+            <w:tcW w:type="dxa" w:w="1704"/>
+            <w:vAlign w:val="center"/>
+          </w:tcPr>
+          <w:p>
+            <w:r/>
+            <w:r>
+              <w:rPr>
+                <w:b w:val="0"/>
+                <w:sz w:val="18"/>
+              </w:rPr>
+              <w:t>P0</w:t>
+            </w:r>
+          </w:p>
+        </w:tc>
+        <w:tc>
+          <w:tcPr>
+            <w:tcW w:type="dxa" w:w="1704"/>
+            <w:vAlign w:val="center"/>
+          </w:tcPr>
+          <w:p>
+            <w:r/>
+            <w:r>
+              <w:rPr>
+                <w:b w:val="0"/>
+                <w:sz w:val="18"/>
+              </w:rPr>
+              <w:t>员工档案、入职、状态与离职</w:t>
+            </w:r>
+          </w:p>
+        </w:tc>
+      </w:tr>
+      <w:tr>
+        <w:tc>
+          <w:tcPr>
+            <w:tcW w:type="dxa" w:w="1704"/>
+            <w:vAlign w:val="center"/>
+          </w:tcPr>
+          <w:p>
+            <w:r/>
+            <w:r>
+              <w:rPr>
+                <w:b w:val="0"/>
+                <w:sz w:val="18"/>
+              </w:rPr>
+              <w:t>模块3：考勤工时管理</w:t>
+            </w:r>
+          </w:p>
+        </w:tc>
+        <w:tc>
+          <w:tcPr>
+            <w:tcW w:type="dxa" w:w="1704"/>
+            <w:vAlign w:val="center"/>
+          </w:tcPr>
+          <w:p>
+            <w:r/>
+            <w:r>
+              <w:rPr>
+                <w:b w:val="0"/>
+                <w:sz w:val="18"/>
+              </w:rPr>
+              <w:t>40人天</w:t>
+            </w:r>
+          </w:p>
+        </w:tc>
+        <w:tc>
+          <w:tcPr>
+            <w:tcW w:type="dxa" w:w="1704"/>
+            <w:vAlign w:val="center"/>
+          </w:tcPr>
+          <w:p>
+            <w:r/>
+            <w:r>
+              <w:rPr>
+                <w:b w:val="0"/>
+                <w:sz w:val="18"/>
+              </w:rPr>
+              <w:t>¥60,000</w:t>
+            </w:r>
+          </w:p>
+        </w:tc>
+        <w:tc>
+          <w:tcPr>
+            <w:tcW w:type="dxa" w:w="1704"/>
+            <w:vAlign w:val="center"/>
+          </w:tcPr>
+          <w:p>
+            <w:r/>
+            <w:r>
+              <w:rPr>
+                <w:b w:val="0"/>
+                <w:sz w:val="18"/>
+              </w:rPr>
+              <w:t>业务</w:t>
+            </w:r>
+          </w:p>
+        </w:tc>
+        <w:tc>
+          <w:tcPr>
+            <w:tcW w:type="dxa" w:w="1704"/>
+            <w:vAlign w:val="center"/>
+          </w:tcPr>
+          <w:p>
+            <w:r/>
+            <w:r>
+              <w:rPr>
+                <w:b w:val="0"/>
+                <w:sz w:val="18"/>
+              </w:rPr>
+              <w:t>P0</w:t>
+            </w:r>
+          </w:p>
+        </w:tc>
+        <w:tc>
+          <w:tcPr>
+            <w:tcW w:type="dxa" w:w="1704"/>
+            <w:vAlign w:val="center"/>
+          </w:tcPr>
+          <w:p>
+            <w:r/>
+            <w:r>
+              <w:rPr>
+                <w:b w:val="0"/>
+                <w:sz w:val="18"/>
+              </w:rPr>
+              <w:t>工时导入、审核、差异申诉与统计</w:t>
+            </w:r>
+          </w:p>
+        </w:tc>
+      </w:tr>
+      <w:tr>
+        <w:tc>
+          <w:tcPr>
+            <w:tcW w:type="dxa" w:w="1704"/>
+            <w:vAlign w:val="center"/>
+          </w:tcPr>
+          <w:p>
+            <w:r/>
+            <w:r>
+              <w:rPr>
+                <w:b w:val="0"/>
+                <w:sz w:val="18"/>
+              </w:rPr>
+              <w:t>模块4：工资管理</w:t>
+            </w:r>
+          </w:p>
+        </w:tc>
+        <w:tc>
+          <w:tcPr>
+            <w:tcW w:type="dxa" w:w="1704"/>
+            <w:vAlign w:val="center"/>
+          </w:tcPr>
+          <w:p>
+            <w:r/>
+            <w:r>
+              <w:rPr>
+                <w:b w:val="0"/>
+                <w:sz w:val="18"/>
+              </w:rPr>
+              <w:t>50人天</w:t>
+            </w:r>
+          </w:p>
+        </w:tc>
+        <w:tc>
+          <w:tcPr>
+            <w:tcW w:type="dxa" w:w="1704"/>
+            <w:vAlign w:val="center"/>
+          </w:tcPr>
+          <w:p>
+            <w:r/>
+            <w:r>
+              <w:rPr>
+                <w:b w:val="0"/>
+                <w:sz w:val="18"/>
+              </w:rPr>
+              <w:t>¥75,000</w:t>
+            </w:r>
+          </w:p>
+        </w:tc>
+        <w:tc>
+          <w:tcPr>
+            <w:tcW w:type="dxa" w:w="1704"/>
+            <w:vAlign w:val="center"/>
+          </w:tcPr>
+          <w:p>
+            <w:r/>
+            <w:r>
+              <w:rPr>
+                <w:b w:val="0"/>
+                <w:sz w:val="18"/>
+              </w:rPr>
+              <w:t>业务</w:t>
+            </w:r>
+          </w:p>
+        </w:tc>
+        <w:tc>
+          <w:tcPr>
+            <w:tcW w:type="dxa" w:w="1704"/>
+            <w:vAlign w:val="center"/>
+          </w:tcPr>
+          <w:p>
+            <w:r/>
+            <w:r>
+              <w:rPr>
+                <w:b w:val="0"/>
+                <w:sz w:val="18"/>
+              </w:rPr>
+              <w:t>P0</w:t>
+            </w:r>
+          </w:p>
+        </w:tc>
+        <w:tc>
+          <w:tcPr>
+            <w:tcW w:type="dxa" w:w="1704"/>
+            <w:vAlign w:val="center"/>
+          </w:tcPr>
+          <w:p>
+            <w:r/>
+            <w:r>
+              <w:rPr>
+                <w:b w:val="0"/>
+                <w:sz w:val="18"/>
+              </w:rPr>
+              <w:t>工资规则、核算、工资条与发放准备</w:t>
+            </w:r>
+          </w:p>
+        </w:tc>
+      </w:tr>
+      <w:tr>
+        <w:tc>
+          <w:tcPr>
+            <w:tcW w:type="dxa" w:w="1704"/>
+            <w:vAlign w:val="center"/>
+          </w:tcPr>
+          <w:p>
+            <w:r/>
+            <w:r>
+              <w:rPr>
+                <w:b w:val="0"/>
+                <w:sz w:val="18"/>
+              </w:rPr>
+              <w:t>模块5：借支管理</w:t>
+            </w:r>
+          </w:p>
+        </w:tc>
+        <w:tc>
+          <w:tcPr>
+            <w:tcW w:type="dxa" w:w="1704"/>
+            <w:vAlign w:val="center"/>
+          </w:tcPr>
+          <w:p>
+            <w:r/>
+            <w:r>
+              <w:rPr>
+                <w:b w:val="0"/>
+                <w:sz w:val="18"/>
+              </w:rPr>
+              <w:t>35人天</w:t>
+            </w:r>
+          </w:p>
+        </w:tc>
+        <w:tc>
+          <w:tcPr>
+            <w:tcW w:type="dxa" w:w="1704"/>
+            <w:vAlign w:val="center"/>
+          </w:tcPr>
+          <w:p>
+            <w:r/>
+            <w:r>
+              <w:rPr>
+                <w:b w:val="0"/>
+                <w:sz w:val="18"/>
+              </w:rPr>
+              <w:t>¥52,500</w:t>
+            </w:r>
+          </w:p>
+        </w:tc>
+        <w:tc>
+          <w:tcPr>
+            <w:tcW w:type="dxa" w:w="1704"/>
+            <w:vAlign w:val="center"/>
+          </w:tcPr>
+          <w:p>
+            <w:r/>
+            <w:r>
+              <w:rPr>
+                <w:b w:val="0"/>
+                <w:sz w:val="18"/>
+              </w:rPr>
+              <w:t>业务</w:t>
+            </w:r>
+          </w:p>
+        </w:tc>
+        <w:tc>
+          <w:tcPr>
+            <w:tcW w:type="dxa" w:w="1704"/>
+            <w:vAlign w:val="center"/>
+          </w:tcPr>
+          <w:p>
+            <w:r/>
+            <w:r>
+              <w:rPr>
+                <w:b w:val="0"/>
+                <w:sz w:val="18"/>
+              </w:rPr>
+              <w:t>P1</w:t>
+            </w:r>
+          </w:p>
+        </w:tc>
+        <w:tc>
+          <w:tcPr>
+            <w:tcW w:type="dxa" w:w="1704"/>
+            <w:vAlign w:val="center"/>
+          </w:tcPr>
+          <w:p>
+            <w:r/>
+            <w:r>
+              <w:rPr>
+                <w:b w:val="0"/>
+                <w:sz w:val="18"/>
+              </w:rPr>
+              <w:t>申请、审批、发放、扣回与接口预留</w:t>
+            </w:r>
+          </w:p>
+        </w:tc>
+      </w:tr>
+      <w:tr>
+        <w:tc>
+          <w:tcPr>
+            <w:tcW w:type="dxa" w:w="1704"/>
+            <w:vAlign w:val="center"/>
+          </w:tcPr>
+          <w:p>
+            <w:r/>
+            <w:r>
+              <w:rPr>
+                <w:b w:val="0"/>
+                <w:sz w:val="18"/>
+              </w:rPr>
+              <w:t>模块6：返费结算</w:t>
+            </w:r>
+          </w:p>
+        </w:tc>
+        <w:tc>
+          <w:tcPr>
+            <w:tcW w:type="dxa" w:w="1704"/>
+            <w:vAlign w:val="center"/>
+          </w:tcPr>
+          <w:p>
+            <w:r/>
+            <w:r>
+              <w:rPr>
+                <w:b w:val="0"/>
+                <w:sz w:val="18"/>
+              </w:rPr>
+              <w:t>40人天</w:t>
+            </w:r>
+          </w:p>
+        </w:tc>
+        <w:tc>
+          <w:tcPr>
+            <w:tcW w:type="dxa" w:w="1704"/>
+            <w:vAlign w:val="center"/>
+          </w:tcPr>
+          <w:p>
+            <w:r/>
+            <w:r>
+              <w:rPr>
+                <w:b w:val="0"/>
+                <w:sz w:val="18"/>
+              </w:rPr>
+              <w:t>¥60,000</w:t>
+            </w:r>
+          </w:p>
+        </w:tc>
+        <w:tc>
+          <w:tcPr>
+            <w:tcW w:type="dxa" w:w="1704"/>
+            <w:vAlign w:val="center"/>
+          </w:tcPr>
+          <w:p>
+            <w:r/>
+            <w:r>
+              <w:rPr>
+                <w:b w:val="0"/>
+                <w:sz w:val="18"/>
+              </w:rPr>
+              <w:t>业务</w:t>
+            </w:r>
+          </w:p>
+        </w:tc>
+        <w:tc>
+          <w:tcPr>
+            <w:tcW w:type="dxa" w:w="1704"/>
+            <w:vAlign w:val="center"/>
+          </w:tcPr>
+          <w:p>
+            <w:r/>
+            <w:r>
+              <w:rPr>
+                <w:b w:val="0"/>
+                <w:sz w:val="18"/>
+              </w:rPr>
+              <w:t>P0</w:t>
+            </w:r>
+          </w:p>
+        </w:tc>
+        <w:tc>
+          <w:tcPr>
+            <w:tcW w:type="dxa" w:w="1704"/>
+            <w:vAlign w:val="center"/>
+          </w:tcPr>
+          <w:p>
+            <w:r/>
+            <w:r>
+              <w:rPr>
+                <w:b w:val="0"/>
+                <w:sz w:val="18"/>
+              </w:rPr>
+              <w:t>人头费、工时费、混合模式与结算</w:t>
+            </w:r>
+          </w:p>
+        </w:tc>
+      </w:tr>
+      <w:tr>
+        <w:tc>
+          <w:tcPr>
+            <w:tcW w:type="dxa" w:w="1704"/>
+            <w:vAlign w:val="center"/>
+          </w:tcPr>
+          <w:p>
+            <w:r/>
+            <w:r>
+              <w:rPr>
+                <w:b w:val="0"/>
+                <w:sz w:val="18"/>
+              </w:rPr>
+              <w:t>模块7：保险管理</w:t>
+            </w:r>
+          </w:p>
+        </w:tc>
+        <w:tc>
+          <w:tcPr>
+            <w:tcW w:type="dxa" w:w="1704"/>
+            <w:vAlign w:val="center"/>
+          </w:tcPr>
+          <w:p>
+            <w:r/>
+            <w:r>
+              <w:rPr>
+                <w:b w:val="0"/>
+                <w:sz w:val="18"/>
+              </w:rPr>
+              <w:t>20人天</w:t>
+            </w:r>
+          </w:p>
+        </w:tc>
+        <w:tc>
+          <w:tcPr>
+            <w:tcW w:type="dxa" w:w="1704"/>
+            <w:vAlign w:val="center"/>
+          </w:tcPr>
+          <w:p>
+            <w:r/>
+            <w:r>
+              <w:rPr>
+                <w:b w:val="0"/>
+                <w:sz w:val="18"/>
+              </w:rPr>
+              <w:t>¥30,000</w:t>
+            </w:r>
+          </w:p>
+        </w:tc>
+        <w:tc>
+          <w:tcPr>
+            <w:tcW w:type="dxa" w:w="1704"/>
+            <w:vAlign w:val="center"/>
+          </w:tcPr>
+          <w:p>
+            <w:r/>
+            <w:r>
+              <w:rPr>
+                <w:b w:val="0"/>
+                <w:sz w:val="18"/>
+              </w:rPr>
+              <w:t>业务</w:t>
+            </w:r>
+          </w:p>
+        </w:tc>
+        <w:tc>
+          <w:tcPr>
+            <w:tcW w:type="dxa" w:w="1704"/>
+            <w:vAlign w:val="center"/>
+          </w:tcPr>
+          <w:p>
+            <w:r/>
+            <w:r>
+              <w:rPr>
+                <w:b w:val="0"/>
+                <w:sz w:val="18"/>
+              </w:rPr>
+              <w:t>P1</w:t>
+            </w:r>
+          </w:p>
+        </w:tc>
+        <w:tc>
+          <w:tcPr>
+            <w:tcW w:type="dxa" w:w="1704"/>
+            <w:vAlign w:val="center"/>
+          </w:tcPr>
+          <w:p>
+            <w:r/>
+            <w:r>
+              <w:rPr>
+                <w:b w:val="0"/>
+                <w:sz w:val="18"/>
+              </w:rPr>
+              <w:t>保险类别、岗位配置与参保信息管理</w:t>
+            </w:r>
+          </w:p>
+        </w:tc>
+      </w:tr>
+      <w:tr>
+        <w:tc>
+          <w:tcPr>
+            <w:tcW w:type="dxa" w:w="1704"/>
+            <w:vAlign w:val="center"/>
+          </w:tcPr>
+          <w:p>
+            <w:r/>
+            <w:r>
+              <w:rPr>
+                <w:b w:val="0"/>
+                <w:sz w:val="18"/>
+              </w:rPr>
+              <w:t>模块8：财务管理</w:t>
+            </w:r>
+          </w:p>
+        </w:tc>
+        <w:tc>
+          <w:tcPr>
+            <w:tcW w:type="dxa" w:w="1704"/>
+            <w:vAlign w:val="center"/>
+          </w:tcPr>
+          <w:p>
+            <w:r/>
+            <w:r>
+              <w:rPr>
+                <w:b w:val="0"/>
+                <w:sz w:val="18"/>
+              </w:rPr>
+              <w:t>20人天</w:t>
+            </w:r>
+          </w:p>
+        </w:tc>
+        <w:tc>
+          <w:tcPr>
+            <w:tcW w:type="dxa" w:w="1704"/>
+            <w:vAlign w:val="center"/>
+          </w:tcPr>
+          <w:p>
+            <w:r/>
+            <w:r>
+              <w:rPr>
+                <w:b w:val="0"/>
+                <w:sz w:val="18"/>
+              </w:rPr>
+              <w:t>¥30,000</w:t>
+            </w:r>
+          </w:p>
+        </w:tc>
+        <w:tc>
+          <w:tcPr>
+            <w:tcW w:type="dxa" w:w="1704"/>
+            <w:vAlign w:val="center"/>
+          </w:tcPr>
+          <w:p>
+            <w:r/>
+            <w:r>
+              <w:rPr>
+                <w:b w:val="0"/>
+                <w:sz w:val="18"/>
+              </w:rPr>
+              <w:t>业务</w:t>
+            </w:r>
+          </w:p>
+        </w:tc>
+        <w:tc>
+          <w:tcPr>
+            <w:tcW w:type="dxa" w:w="1704"/>
+            <w:vAlign w:val="center"/>
+          </w:tcPr>
+          <w:p>
+            <w:r/>
+            <w:r>
+              <w:rPr>
+                <w:b w:val="0"/>
+                <w:sz w:val="18"/>
+              </w:rPr>
+              <w:t>P1</w:t>
+            </w:r>
+          </w:p>
+        </w:tc>
+        <w:tc>
+          <w:tcPr>
+            <w:tcW w:type="dxa" w:w="1704"/>
+            <w:vAlign w:val="center"/>
+          </w:tcPr>
+          <w:p>
+            <w:r/>
+            <w:r>
+              <w:rPr>
+                <w:b w:val="0"/>
+                <w:sz w:val="18"/>
+              </w:rPr>
+              <w:t>收支台账、应收应付与基础利润核算</w:t>
+            </w:r>
+          </w:p>
+        </w:tc>
+      </w:tr>
+      <w:tr>
+        <w:tc>
+          <w:tcPr>
+            <w:tcW w:type="dxa" w:w="1704"/>
+            <w:vAlign w:val="center"/>
+          </w:tcPr>
+          <w:p>
+            <w:r/>
+            <w:r>
+              <w:rPr>
+                <w:b w:val="0"/>
+                <w:sz w:val="18"/>
+              </w:rPr>
+              <w:t>模块9：合同管理</w:t>
+            </w:r>
+          </w:p>
+        </w:tc>
+        <w:tc>
+          <w:tcPr>
+            <w:tcW w:type="dxa" w:w="1704"/>
+            <w:vAlign w:val="center"/>
+          </w:tcPr>
+          <w:p>
+            <w:r/>
+            <w:r>
+              <w:rPr>
+                <w:b w:val="0"/>
+                <w:sz w:val="18"/>
+              </w:rPr>
+              <w:t>15人天</w:t>
+            </w:r>
+          </w:p>
+        </w:tc>
+        <w:tc>
+          <w:tcPr>
+            <w:tcW w:type="dxa" w:w="1704"/>
+            <w:vAlign w:val="center"/>
+          </w:tcPr>
+          <w:p>
+            <w:r/>
+            <w:r>
+              <w:rPr>
+                <w:b w:val="0"/>
+                <w:sz w:val="18"/>
+              </w:rPr>
+              <w:t>¥22,500</w:t>
+            </w:r>
+          </w:p>
+        </w:tc>
+        <w:tc>
+          <w:tcPr>
+            <w:tcW w:type="dxa" w:w="1704"/>
+            <w:vAlign w:val="center"/>
+          </w:tcPr>
+          <w:p>
+            <w:r/>
+            <w:r>
+              <w:rPr>
+                <w:b w:val="0"/>
+                <w:sz w:val="18"/>
+              </w:rPr>
+              <w:t>业务</w:t>
+            </w:r>
+          </w:p>
+        </w:tc>
+        <w:tc>
+          <w:tcPr>
+            <w:tcW w:type="dxa" w:w="1704"/>
+            <w:vAlign w:val="center"/>
+          </w:tcPr>
+          <w:p>
+            <w:r/>
+            <w:r>
+              <w:rPr>
+                <w:b w:val="0"/>
+                <w:sz w:val="18"/>
+              </w:rPr>
+              <w:t>P1</w:t>
+            </w:r>
+          </w:p>
+        </w:tc>
+        <w:tc>
+          <w:tcPr>
+            <w:tcW w:type="dxa" w:w="1704"/>
+            <w:vAlign w:val="center"/>
+          </w:tcPr>
+          <w:p>
+            <w:r/>
+            <w:r>
+              <w:rPr>
+                <w:b w:val="0"/>
+                <w:sz w:val="18"/>
+              </w:rPr>
+              <w:t>合同模板、合同记录与状态管理</w:t>
+            </w:r>
+          </w:p>
+        </w:tc>
+      </w:tr>
+      <w:tr>
+        <w:tc>
+          <w:tcPr>
+            <w:tcW w:type="dxa" w:w="1704"/>
+            <w:vAlign w:val="center"/>
+          </w:tcPr>
+          <w:p>
+            <w:r/>
+            <w:r>
+              <w:rPr>
+                <w:b w:val="0"/>
+                <w:sz w:val="18"/>
+              </w:rPr>
+              <w:t>模块10：外部系统对接</w:t>
+            </w:r>
+          </w:p>
+        </w:tc>
+        <w:tc>
+          <w:tcPr>
+            <w:tcW w:type="dxa" w:w="1704"/>
+            <w:vAlign w:val="center"/>
+          </w:tcPr>
+          <w:p>
+            <w:r/>
+            <w:r>
+              <w:rPr>
+                <w:b w:val="0"/>
+                <w:sz w:val="18"/>
+              </w:rPr>
+              <w:t>70人天</w:t>
+            </w:r>
+          </w:p>
+        </w:tc>
+        <w:tc>
+          <w:tcPr>
+            <w:tcW w:type="dxa" w:w="1704"/>
+            <w:vAlign w:val="center"/>
+          </w:tcPr>
+          <w:p>
+            <w:r/>
+            <w:r>
+              <w:rPr>
+                <w:b w:val="0"/>
+                <w:sz w:val="18"/>
+              </w:rPr>
+              <w:t>¥105,000</w:t>
+            </w:r>
+          </w:p>
+        </w:tc>
+        <w:tc>
+          <w:tcPr>
+            <w:tcW w:type="dxa" w:w="1704"/>
+            <w:vAlign w:val="center"/>
+          </w:tcPr>
+          <w:p>
+            <w:r/>
+            <w:r>
+              <w:rPr>
+                <w:b w:val="0"/>
+                <w:sz w:val="18"/>
+              </w:rPr>
+              <w:t>业务</w:t>
+            </w:r>
+          </w:p>
+        </w:tc>
+        <w:tc>
+          <w:tcPr>
+            <w:tcW w:type="dxa" w:w="1704"/>
+            <w:vAlign w:val="center"/>
+          </w:tcPr>
+          <w:p>
+            <w:r/>
+            <w:r>
+              <w:rPr>
+                <w:b w:val="0"/>
+                <w:sz w:val="18"/>
+              </w:rPr>
+              <w:t>P1</w:t>
+            </w:r>
+          </w:p>
+        </w:tc>
+        <w:tc>
+          <w:tcPr>
+            <w:tcW w:type="dxa" w:w="1704"/>
+            <w:vAlign w:val="center"/>
+          </w:tcPr>
+          <w:p>
+            <w:r/>
+            <w:r>
+              <w:rPr>
+                <w:b w:val="0"/>
+                <w:sz w:val="18"/>
+              </w:rPr>
+              <w:t>临工市场需求接收、竞标、岗位同步、报名去重</w:t>
+            </w:r>
+          </w:p>
+        </w:tc>
+      </w:tr>
+      <w:tr>
+        <w:tc>
+          <w:tcPr>
+            <w:tcW w:type="dxa" w:w="1704"/>
+            <w:vAlign w:val="center"/>
+          </w:tcPr>
+          <w:p>
+            <w:r/>
+            <w:r>
+              <w:rPr>
+                <w:b w:val="0"/>
+                <w:sz w:val="18"/>
+              </w:rPr>
+              <w:t>模块11：基础设施与架构</w:t>
+            </w:r>
+          </w:p>
+        </w:tc>
+        <w:tc>
+          <w:tcPr>
+            <w:tcW w:type="dxa" w:w="1704"/>
+            <w:vAlign w:val="center"/>
+          </w:tcPr>
+          <w:p>
+            <w:r/>
+            <w:r>
+              <w:rPr>
+                <w:b w:val="0"/>
+                <w:sz w:val="18"/>
+              </w:rPr>
+              <w:t>40人天</w:t>
+            </w:r>
+          </w:p>
+        </w:tc>
+        <w:tc>
+          <w:tcPr>
+            <w:tcW w:type="dxa" w:w="1704"/>
+            <w:vAlign w:val="center"/>
+          </w:tcPr>
+          <w:p>
+            <w:r/>
+            <w:r>
+              <w:rPr>
+                <w:b w:val="0"/>
+                <w:sz w:val="18"/>
+              </w:rPr>
+              <w:t>¥60,000</w:t>
+            </w:r>
+          </w:p>
+        </w:tc>
+        <w:tc>
+          <w:tcPr>
+            <w:tcW w:type="dxa" w:w="1704"/>
+            <w:vAlign w:val="center"/>
+          </w:tcPr>
+          <w:p>
+            <w:r/>
+            <w:r>
+              <w:rPr>
+                <w:b w:val="0"/>
+                <w:sz w:val="18"/>
+              </w:rPr>
+              <w:t>支撑</w:t>
+            </w:r>
+          </w:p>
+        </w:tc>
+        <w:tc>
+          <w:tcPr>
+            <w:tcW w:type="dxa" w:w="1704"/>
+            <w:vAlign w:val="center"/>
+          </w:tcPr>
+          <w:p>
+            <w:r/>
+            <w:r>
+              <w:rPr>
+                <w:b w:val="0"/>
+                <w:sz w:val="18"/>
+              </w:rPr>
+              <w:t>P0</w:t>
+            </w:r>
+          </w:p>
+        </w:tc>
+        <w:tc>
+          <w:tcPr>
+            <w:tcW w:type="dxa" w:w="1704"/>
+            <w:vAlign w:val="center"/>
+          </w:tcPr>
+          <w:p>
+            <w:r/>
+            <w:r>
+              <w:rPr>
+                <w:b w:val="0"/>
+                <w:sz w:val="18"/>
+              </w:rPr>
+              <w:t>认证授权、多租户基础、配置、日志与部署基础</w:t>
+            </w:r>
+          </w:p>
+        </w:tc>
+      </w:tr>
+      <w:tr>
+        <w:tc>
+          <w:tcPr>
+            <w:tcW w:type="dxa" w:w="1704"/>
+            <w:vAlign w:val="center"/>
+          </w:tcPr>
+          <w:p>
+            <w:r/>
+            <w:r>
+              <w:rPr>
+                <w:b w:val="0"/>
+                <w:sz w:val="18"/>
+              </w:rPr>
+              <w:t>模块12：三端集成与联调</w:t>
+            </w:r>
+          </w:p>
+        </w:tc>
+        <w:tc>
+          <w:tcPr>
+            <w:tcW w:type="dxa" w:w="1704"/>
+            <w:vAlign w:val="center"/>
+          </w:tcPr>
+          <w:p>
+            <w:r/>
+            <w:r>
+              <w:rPr>
+                <w:b w:val="0"/>
+                <w:sz w:val="18"/>
+              </w:rPr>
+              <w:t>30人天</w:t>
+            </w:r>
+          </w:p>
+        </w:tc>
+        <w:tc>
+          <w:tcPr>
+            <w:tcW w:type="dxa" w:w="1704"/>
+            <w:vAlign w:val="center"/>
+          </w:tcPr>
+          <w:p>
+            <w:r/>
+            <w:r>
+              <w:rPr>
+                <w:b w:val="0"/>
+                <w:sz w:val="18"/>
+              </w:rPr>
+              <w:t>¥45,000</w:t>
+            </w:r>
+          </w:p>
+        </w:tc>
+        <w:tc>
+          <w:tcPr>
+            <w:tcW w:type="dxa" w:w="1704"/>
+            <w:vAlign w:val="center"/>
+          </w:tcPr>
+          <w:p>
+            <w:r/>
+            <w:r>
+              <w:rPr>
+                <w:b w:val="0"/>
+                <w:sz w:val="18"/>
+              </w:rPr>
+              <w:t>支撑</w:t>
+            </w:r>
+          </w:p>
+        </w:tc>
+        <w:tc>
+          <w:tcPr>
+            <w:tcW w:type="dxa" w:w="1704"/>
+            <w:vAlign w:val="center"/>
+          </w:tcPr>
+          <w:p>
+            <w:r/>
+            <w:r>
+              <w:rPr>
+                <w:b w:val="0"/>
+                <w:sz w:val="18"/>
+              </w:rPr>
+              <w:t>P0</w:t>
+            </w:r>
+          </w:p>
+        </w:tc>
+        <w:tc>
+          <w:tcPr>
+            <w:tcW w:type="dxa" w:w="1704"/>
+            <w:vAlign w:val="center"/>
+          </w:tcPr>
+          <w:p>
+            <w:r/>
+            <w:r>
+              <w:rPr>
+                <w:b w:val="0"/>
+                <w:sz w:val="18"/>
+              </w:rPr>
+              <w:t>Web、移动App、微信小程序的数据与接口联调</w:t>
+            </w:r>
+          </w:p>
+        </w:tc>
+      </w:tr>
+      <w:tr>
+        <w:tc>
+          <w:tcPr>
+            <w:tcW w:type="dxa" w:w="1704"/>
+            <w:vAlign w:val="center"/>
+          </w:tcPr>
+          <w:p>
+            <w:r/>
+            <w:r>
+              <w:rPr>
+                <w:b w:val="0"/>
+                <w:sz w:val="18"/>
+              </w:rPr>
+              <w:t>模块13：测试与质量保障</w:t>
+            </w:r>
+          </w:p>
+        </w:tc>
+        <w:tc>
+          <w:tcPr>
+            <w:tcW w:type="dxa" w:w="1704"/>
+            <w:vAlign w:val="center"/>
+          </w:tcPr>
+          <w:p>
+            <w:r/>
+            <w:r>
+              <w:rPr>
+                <w:b w:val="0"/>
+                <w:sz w:val="18"/>
+              </w:rPr>
+              <w:t>60人天</w:t>
+            </w:r>
+          </w:p>
+        </w:tc>
+        <w:tc>
+          <w:tcPr>
+            <w:tcW w:type="dxa" w:w="1704"/>
+            <w:vAlign w:val="center"/>
+          </w:tcPr>
+          <w:p>
+            <w:r/>
+            <w:r>
+              <w:rPr>
+                <w:b w:val="0"/>
+                <w:sz w:val="18"/>
+              </w:rPr>
+              <w:t>¥90,000</w:t>
+            </w:r>
+          </w:p>
+        </w:tc>
+        <w:tc>
+          <w:tcPr>
+            <w:tcW w:type="dxa" w:w="1704"/>
+            <w:vAlign w:val="center"/>
+          </w:tcPr>
+          <w:p>
+            <w:r/>
+            <w:r>
+              <w:rPr>
+                <w:b w:val="0"/>
+                <w:sz w:val="18"/>
+              </w:rPr>
+              <w:t>支撑</w:t>
+            </w:r>
+          </w:p>
+        </w:tc>
+        <w:tc>
+          <w:tcPr>
+            <w:tcW w:type="dxa" w:w="1704"/>
+            <w:vAlign w:val="center"/>
+          </w:tcPr>
+          <w:p>
+            <w:r/>
+            <w:r>
+              <w:rPr>
+                <w:b w:val="0"/>
+                <w:sz w:val="18"/>
+              </w:rPr>
+              <w:t>P0</w:t>
+            </w:r>
+          </w:p>
+        </w:tc>
+        <w:tc>
+          <w:tcPr>
+            <w:tcW w:type="dxa" w:w="1704"/>
+            <w:vAlign w:val="center"/>
+          </w:tcPr>
+          <w:p>
+            <w:r/>
+            <w:r>
+              <w:rPr>
+                <w:b w:val="0"/>
+                <w:sz w:val="18"/>
+              </w:rPr>
+              <w:t>功能、接口、性能、安全与缺陷修复验证</w:t>
+            </w:r>
+          </w:p>
+        </w:tc>
+      </w:tr>
+      <w:tr>
+        <w:tc>
+          <w:tcPr>
+            <w:tcW w:type="dxa" w:w="1704"/>
+            <w:vAlign w:val="center"/>
+          </w:tcPr>
+          <w:p>
+            <w:r/>
+            <w:r>
+              <w:rPr>
+                <w:b w:val="0"/>
+                <w:sz w:val="18"/>
+              </w:rPr>
+              <w:t>模块14：项目管理</w:t>
+            </w:r>
+          </w:p>
+        </w:tc>
+        <w:tc>
+          <w:tcPr>
+            <w:tcW w:type="dxa" w:w="1704"/>
+            <w:vAlign w:val="center"/>
+          </w:tcPr>
+          <w:p>
+            <w:r/>
+            <w:r>
+              <w:rPr>
+                <w:b w:val="0"/>
+                <w:sz w:val="18"/>
+              </w:rPr>
+              <w:t>202人天</w:t>
+            </w:r>
+          </w:p>
+        </w:tc>
+        <w:tc>
+          <w:tcPr>
+            <w:tcW w:type="dxa" w:w="1704"/>
+            <w:vAlign w:val="center"/>
+          </w:tcPr>
+          <w:p>
+            <w:r/>
+            <w:r>
+              <w:rPr>
+                <w:b w:val="0"/>
+                <w:sz w:val="18"/>
+              </w:rPr>
+              <w:t>¥303,000</w:t>
+            </w:r>
+          </w:p>
+        </w:tc>
+        <w:tc>
+          <w:tcPr>
+            <w:tcW w:type="dxa" w:w="1704"/>
+            <w:vAlign w:val="center"/>
+          </w:tcPr>
+          <w:p>
+            <w:r/>
+            <w:r>
+              <w:rPr>
+                <w:b w:val="0"/>
+                <w:sz w:val="18"/>
+              </w:rPr>
+              <w:t>支撑</w:t>
+            </w:r>
+          </w:p>
+        </w:tc>
+        <w:tc>
+          <w:tcPr>
+            <w:tcW w:type="dxa" w:w="1704"/>
+            <w:vAlign w:val="center"/>
+          </w:tcPr>
+          <w:p>
+            <w:r/>
+            <w:r>
+              <w:rPr>
+                <w:b w:val="0"/>
+                <w:sz w:val="18"/>
+              </w:rPr>
+              <w:t>P0</w:t>
+            </w:r>
+          </w:p>
+        </w:tc>
+        <w:tc>
+          <w:tcPr>
+            <w:tcW w:type="dxa" w:w="1704"/>
+            <w:vAlign w:val="center"/>
+          </w:tcPr>
+          <w:p>
+            <w:r/>
+            <w:r>
+              <w:rPr>
+                <w:b w:val="0"/>
+                <w:sz w:val="18"/>
+              </w:rPr>
+              <w:t>需求、设计、进度、沟通、文档与质量管理</w:t>
+            </w:r>
+          </w:p>
+        </w:tc>
+      </w:tr>
+      <w:tr>
+        <w:tc>
+          <w:tcPr>
+            <w:tcW w:type="dxa" w:w="1704"/>
+            <w:vAlign w:val="center"/>
+          </w:tcPr>
+          <w:p>
+            <w:r/>
+            <w:r>
+              <w:rPr>
+                <w:b w:val="0"/>
+                <w:sz w:val="18"/>
+              </w:rPr>
+              <w:t>模块15：部署与上线</w:t>
+            </w:r>
+          </w:p>
+        </w:tc>
+        <w:tc>
+          <w:tcPr>
+            <w:tcW w:type="dxa" w:w="1704"/>
+            <w:vAlign w:val="center"/>
+          </w:tcPr>
+          <w:p>
+            <w:r/>
+            <w:r>
+              <w:rPr>
+                <w:b w:val="0"/>
+                <w:sz w:val="18"/>
+              </w:rPr>
+              <w:t>20人天</w:t>
+            </w:r>
+          </w:p>
+        </w:tc>
+        <w:tc>
+          <w:tcPr>
+            <w:tcW w:type="dxa" w:w="1704"/>
+            <w:vAlign w:val="center"/>
+          </w:tcPr>
+          <w:p>
+            <w:r/>
+            <w:r>
+              <w:rPr>
+                <w:b w:val="0"/>
+                <w:sz w:val="18"/>
+              </w:rPr>
+              <w:t>¥30,000</w:t>
+            </w:r>
+          </w:p>
+        </w:tc>
+        <w:tc>
+          <w:tcPr>
+            <w:tcW w:type="dxa" w:w="1704"/>
+            <w:vAlign w:val="center"/>
+          </w:tcPr>
+          <w:p>
+            <w:r/>
+            <w:r>
+              <w:rPr>
+                <w:b w:val="0"/>
+                <w:sz w:val="18"/>
+              </w:rPr>
+              <w:t>支撑</w:t>
+            </w:r>
+          </w:p>
+        </w:tc>
+        <w:tc>
+          <w:tcPr>
+            <w:tcW w:type="dxa" w:w="1704"/>
+            <w:vAlign w:val="center"/>
+          </w:tcPr>
+          <w:p>
+            <w:r/>
+            <w:r>
+              <w:rPr>
+                <w:b w:val="0"/>
+                <w:sz w:val="18"/>
+              </w:rPr>
+              <w:t>P0</w:t>
+            </w:r>
+          </w:p>
+        </w:tc>
+        <w:tc>
+          <w:tcPr>
+            <w:tcW w:type="dxa" w:w="1704"/>
+            <w:vAlign w:val="center"/>
+          </w:tcPr>
+          <w:p>
+            <w:r/>
+            <w:r>
+              <w:rPr>
+                <w:b w:val="0"/>
+                <w:sz w:val="18"/>
+              </w:rPr>
+              <w:t>生产部署、域名证书、发布准备与上线检查</w:t>
+            </w:r>
+          </w:p>
+        </w:tc>
+      </w:tr>
+      <w:tr>
+        <w:tc>
+          <w:tcPr>
+            <w:tcW w:type="dxa" w:w="1704"/>
+            <w:vAlign w:val="center"/>
+          </w:tcPr>
+          <w:p>
+            <w:r/>
+            <w:r>
+              <w:rPr>
+                <w:b w:val="0"/>
+                <w:sz w:val="18"/>
+              </w:rPr>
+              <w:t>模块16：培训与试运行支持</w:t>
+            </w:r>
+          </w:p>
+        </w:tc>
+        <w:tc>
+          <w:tcPr>
+            <w:tcW w:type="dxa" w:w="1704"/>
+            <w:vAlign w:val="center"/>
+          </w:tcPr>
+          <w:p>
+            <w:r/>
+            <w:r>
+              <w:rPr>
+                <w:b w:val="0"/>
+                <w:sz w:val="18"/>
+              </w:rPr>
+              <w:t>30人天</w:t>
+            </w:r>
+          </w:p>
+        </w:tc>
+        <w:tc>
+          <w:tcPr>
+            <w:tcW w:type="dxa" w:w="1704"/>
+            <w:vAlign w:val="center"/>
+          </w:tcPr>
+          <w:p>
+            <w:r/>
+            <w:r>
+              <w:rPr>
+                <w:b w:val="0"/>
+                <w:sz w:val="18"/>
+              </w:rPr>
+              <w:t>¥45,000</w:t>
+            </w:r>
+          </w:p>
+        </w:tc>
+        <w:tc>
+          <w:tcPr>
+            <w:tcW w:type="dxa" w:w="1704"/>
+            <w:vAlign w:val="center"/>
+          </w:tcPr>
+          <w:p>
+            <w:r/>
+            <w:r>
+              <w:rPr>
+                <w:b w:val="0"/>
+                <w:sz w:val="18"/>
+              </w:rPr>
+              <w:t>支撑</w:t>
+            </w:r>
+          </w:p>
+        </w:tc>
+        <w:tc>
+          <w:tcPr>
+            <w:tcW w:type="dxa" w:w="1704"/>
+            <w:vAlign w:val="center"/>
+          </w:tcPr>
+          <w:p>
+            <w:r/>
+            <w:r>
+              <w:rPr>
+                <w:b w:val="0"/>
+                <w:sz w:val="18"/>
+              </w:rPr>
+              <w:t>P1</w:t>
+            </w:r>
+          </w:p>
+        </w:tc>
+        <w:tc>
+          <w:tcPr>
+            <w:tcW w:type="dxa" w:w="1704"/>
+            <w:vAlign w:val="center"/>
+          </w:tcPr>
+          <w:p>
+            <w:r/>
+            <w:r>
+              <w:rPr>
+                <w:b w:val="0"/>
+                <w:sz w:val="18"/>
+              </w:rPr>
+              <w:t>用户手册、培训、试运行支持与问题跟踪</w:t>
+            </w:r>
+          </w:p>
+        </w:tc>
+      </w:tr>
+    </w:tbl>
+    <w:p/>
     <w:p>
       <w:pPr>
-        <w:pStyle w:val="Heading3"/>
+        <w:pStyle w:val="IntenseQuote"/>
       </w:pPr>
       <w:r>
-        <w:rPr>
-          <w:rFonts w:ascii="微软雅黑" w:hAnsi="微软雅黑" w:eastAsia="微软雅黑"/>
-          <w:b/>
-          <w:sz w:val="24"/>
-        </w:rPr>
-        <w:t>1.1 招聘管理混乱</w:t>
-      </w:r>
-    </w:p>
-    <w:p>
-      <w:pPr>
-        <w:pStyle w:val="ListBullet"/>
-      </w:pPr>
-      <w:r>
-        <w:rPr>
-          <w:rFonts w:ascii="微软雅黑" w:hAnsi="微软雅黑" w:eastAsia="微软雅黑"/>
-          <w:b w:val="0"/>
-          <w:sz w:val="21"/>
-        </w:rPr>
-        <w:t>经纪人撞单纠纷频繁，不知道谁先推荐</w:t>
-      </w:r>
-    </w:p>
-    <w:p>
-      <w:pPr>
-        <w:pStyle w:val="ListBullet"/>
-      </w:pPr>
-      <w:r>
-        <w:rPr>
-          <w:rFonts w:ascii="微软雅黑" w:hAnsi="微软雅黑" w:eastAsia="微软雅黑"/>
-          <w:b w:val="0"/>
-          <w:sz w:val="21"/>
-        </w:rPr>
-        <w:t>岗位信息靠微信群转发，无法追踪效果</w:t>
-      </w:r>
-    </w:p>
-    <w:p>
-      <w:pPr>
-        <w:pStyle w:val="ListBullet"/>
-      </w:pPr>
-      <w:r>
-        <w:rPr>
-          <w:rFonts w:ascii="微软雅黑" w:hAnsi="微软雅黑" w:eastAsia="微软雅黑"/>
-          <w:b w:val="0"/>
-          <w:sz w:val="21"/>
-        </w:rPr>
-        <w:t>求职者报名信息散落在各个Excel表</w:t>
-      </w:r>
-    </w:p>
-    <w:p>
-      <w:pPr>
-        <w:pStyle w:val="Heading3"/>
-      </w:pPr>
-      <w:r>
-        <w:rPr>
-          <w:rFonts w:ascii="微软雅黑" w:hAnsi="微软雅黑" w:eastAsia="微软雅黑"/>
-          <w:b/>
-          <w:sz w:val="24"/>
-        </w:rPr>
-        <w:t>1.2 工资计算繁琐</w:t>
-      </w:r>
-    </w:p>
-    <w:p>
-      <w:pPr>
-        <w:pStyle w:val="ListBullet"/>
-      </w:pPr>
-      <w:r>
-        <w:rPr>
-          <w:rFonts w:ascii="微软雅黑" w:hAnsi="微软雅黑" w:eastAsia="微软雅黑"/>
-          <w:b w:val="0"/>
-          <w:sz w:val="21"/>
-        </w:rPr>
-        <w:t>每月发薪要花3-5天手工算工资</w:t>
-      </w:r>
-    </w:p>
-    <w:p>
-      <w:pPr>
-        <w:pStyle w:val="ListBullet"/>
-      </w:pPr>
-      <w:r>
-        <w:rPr>
-          <w:rFonts w:ascii="微软雅黑" w:hAnsi="微软雅黑" w:eastAsia="微软雅黑"/>
-          <w:b w:val="0"/>
-          <w:sz w:val="21"/>
-        </w:rPr>
-        <w:t>工资条靠微信发，员工经常说没收到</w:t>
-      </w:r>
-    </w:p>
-    <w:p>
-      <w:pPr>
-        <w:pStyle w:val="ListBullet"/>
-      </w:pPr>
-      <w:r>
-        <w:rPr>
-          <w:rFonts w:ascii="微软雅黑" w:hAnsi="微软雅黑" w:eastAsia="微软雅黑"/>
-          <w:b w:val="0"/>
-          <w:sz w:val="21"/>
-        </w:rPr>
-        <w:t>借支扣回容易算错，员工投诉多</w:t>
-      </w:r>
-    </w:p>
-    <w:p>
-      <w:pPr>
-        <w:pStyle w:val="Heading3"/>
-      </w:pPr>
-      <w:r>
-        <w:rPr>
-          <w:rFonts w:ascii="微软雅黑" w:hAnsi="微软雅黑" w:eastAsia="微软雅黑"/>
-          <w:b/>
-          <w:sz w:val="24"/>
-        </w:rPr>
-        <w:t>1.3 返费结算不透明</w:t>
-      </w:r>
-    </w:p>
-    <w:p>
-      <w:pPr>
-        <w:pStyle w:val="ListBullet"/>
-      </w:pPr>
-      <w:r>
-        <w:rPr>
-          <w:rFonts w:ascii="微软雅黑" w:hAnsi="微软雅黑" w:eastAsia="微软雅黑"/>
-          <w:b w:val="0"/>
-          <w:sz w:val="21"/>
-        </w:rPr>
-        <w:t>经纪人不信任返费计算结果</w:t>
-      </w:r>
-    </w:p>
-    <w:p>
-      <w:pPr>
-        <w:pStyle w:val="ListBullet"/>
-      </w:pPr>
-      <w:r>
-        <w:rPr>
-          <w:rFonts w:ascii="微软雅黑" w:hAnsi="微软雅黑" w:eastAsia="微软雅黑"/>
-          <w:b w:val="0"/>
-          <w:sz w:val="21"/>
-        </w:rPr>
-        <w:t>达标条件判断靠人工，容易出错</w:t>
-      </w:r>
-    </w:p>
-    <w:p>
-      <w:pPr>
-        <w:pStyle w:val="ListBullet"/>
-      </w:pPr>
-      <w:r>
-        <w:rPr>
-          <w:rFonts w:ascii="微软雅黑" w:hAnsi="微软雅黑" w:eastAsia="微软雅黑"/>
-          <w:b w:val="0"/>
-          <w:sz w:val="21"/>
-        </w:rPr>
-        <w:t>返费发放不及时，经纪人积极性降低</w:t>
-      </w:r>
-    </w:p>
-    <w:p>
-      <w:pPr>
-        <w:pStyle w:val="Heading3"/>
-      </w:pPr>
-      <w:r>
-        <w:rPr>
-          <w:rFonts w:ascii="微软雅黑" w:hAnsi="微软雅黑" w:eastAsia="微软雅黑"/>
-          <w:b/>
-          <w:sz w:val="24"/>
-        </w:rPr>
-        <w:t>1.4 数据分散难统计</w:t>
-      </w:r>
-    </w:p>
-    <w:p>
-      <w:pPr>
-        <w:pStyle w:val="ListBullet"/>
-      </w:pPr>
-      <w:r>
-        <w:rPr>
-          <w:rFonts w:ascii="微软雅黑" w:hAnsi="微软雅黑" w:eastAsia="微软雅黑"/>
-          <w:b w:val="0"/>
-          <w:sz w:val="21"/>
-        </w:rPr>
-        <w:t>项目到底赚没赚钱说不清</w:t>
-      </w:r>
-    </w:p>
-    <w:p>
-      <w:pPr>
-        <w:pStyle w:val="ListBullet"/>
-      </w:pPr>
-      <w:r>
-        <w:rPr>
-          <w:rFonts w:ascii="微软雅黑" w:hAnsi="微软雅黑" w:eastAsia="微软雅黑"/>
-          <w:b w:val="0"/>
-          <w:sz w:val="21"/>
-        </w:rPr>
-        <w:t>想做数据分析得翻几十个Excel</w:t>
-      </w:r>
-    </w:p>
-    <w:p>
-      <w:pPr>
-        <w:pStyle w:val="ListBullet"/>
-      </w:pPr>
-      <w:r>
-        <w:rPr>
-          <w:rFonts w:ascii="微软雅黑" w:hAnsi="微软雅黑" w:eastAsia="微软雅黑"/>
-          <w:b w:val="0"/>
-          <w:sz w:val="21"/>
-        </w:rPr>
-        <w:t>老板要报表，财务加班几天才能做出来</w:t>
-      </w:r>
-    </w:p>
-    <w:p>
-      <w:r>
-        <w:rPr>
-          <w:rFonts w:ascii="微软雅黑" w:hAnsi="微软雅黑" w:eastAsia="微软雅黑"/>
-          <w:b w:val="0"/>
-          <w:sz w:val="21"/>
-        </w:rPr>
-        <w:t>---</w:t>
+        <w:t>工时基数参考额按综合参考值¥1,500/人天展示，用于解释¥112.8万元工时估算基数，不代表客户可按该单价拆购或结算。</w:t>
       </w:r>
     </w:p>
     <w:p>
@@ -670,2646 +2556,36 @@
         <w:pStyle w:val="Heading2"/>
       </w:pPr>
       <w:r>
-        <w:rPr>
-          <w:rFonts w:ascii="微软雅黑" w:hAnsi="微软雅黑" w:eastAsia="微软雅黑"/>
-          <w:b/>
-          <w:color w:val="0070C0"/>
-          <w:sz w:val="28"/>
-        </w:rPr>
-        <w:t>二、我们的解决方案</w:t>
-      </w:r>
-    </w:p>
-    <w:p>
-      <w:r>
-        <w:rPr>
-          <w:rFonts w:ascii="微软雅黑" w:hAnsi="微软雅黑" w:eastAsia="微软雅黑"/>
-          <w:b w:val="0"/>
-          <w:sz w:val="21"/>
-        </w:rPr>
-        <w:t>一套三端协同的劳务中介管理系统，让业务全流程线上化。</w:t>
-      </w:r>
-    </w:p>
-    <w:p>
-      <w:pPr>
-        <w:pStyle w:val="Heading3"/>
-      </w:pPr>
-      <w:r>
-        <w:rPr>
-          <w:rFonts w:ascii="微软雅黑" w:hAnsi="微软雅黑" w:eastAsia="微软雅黑"/>
-          <w:b/>
-          <w:sz w:val="24"/>
-        </w:rPr>
-        <w:t>2.1 Web管理后台（PC端）</w:t>
-      </w:r>
-    </w:p>
-    <w:p>
-      <w:r>
-        <w:rPr>
-          <w:rFonts w:ascii="微软雅黑" w:hAnsi="微软雅黑" w:eastAsia="微软雅黑"/>
-          <w:b w:val="0"/>
-          <w:sz w:val="21"/>
-        </w:rPr>
-        <w:t>使用角色：管理员、财务、项目经理、驻场专员</w:t>
-      </w:r>
-    </w:p>
-    <w:p>
-      <w:r>
-        <w:rPr>
-          <w:rFonts w:ascii="微软雅黑" w:hAnsi="微软雅黑" w:eastAsia="微软雅黑"/>
-          <w:b w:val="0"/>
-          <w:sz w:val="21"/>
-        </w:rPr>
-        <w:t>核心功能：</w:t>
-      </w:r>
-    </w:p>
-    <w:p>
-      <w:pPr>
-        <w:pStyle w:val="ListBullet"/>
-      </w:pPr>
-      <w:r>
-        <w:rPr>
-          <w:rFonts w:ascii="微软雅黑" w:hAnsi="微软雅黑" w:eastAsia="微软雅黑"/>
-          <w:b w:val="0"/>
-          <w:sz w:val="21"/>
-        </w:rPr>
-        <w:t>招聘管理、员工档案、考勤工时</w:t>
-      </w:r>
-    </w:p>
-    <w:p>
-      <w:pPr>
-        <w:pStyle w:val="ListBullet"/>
-      </w:pPr>
-      <w:r>
-        <w:rPr>
-          <w:rFonts w:ascii="微软雅黑" w:hAnsi="微软雅黑" w:eastAsia="微软雅黑"/>
-          <w:b w:val="0"/>
-          <w:sz w:val="21"/>
-        </w:rPr>
-        <w:t>工资自动计算、返费自动结算</w:t>
-      </w:r>
-    </w:p>
-    <w:p>
-      <w:pPr>
-        <w:pStyle w:val="ListBullet"/>
-      </w:pPr>
-      <w:r>
-        <w:rPr>
-          <w:rFonts w:ascii="微软雅黑" w:hAnsi="微软雅黑" w:eastAsia="微软雅黑"/>
-          <w:b w:val="0"/>
-          <w:sz w:val="21"/>
-        </w:rPr>
-        <w:t>财务报表、数据看板</w:t>
-      </w:r>
-    </w:p>
-    <w:p>
-      <w:pPr>
-        <w:pStyle w:val="ListBullet"/>
-      </w:pPr>
-      <w:r>
-        <w:rPr>
-          <w:rFonts w:ascii="微软雅黑" w:hAnsi="微软雅黑" w:eastAsia="微软雅黑"/>
-          <w:b w:val="0"/>
-          <w:sz w:val="21"/>
-        </w:rPr>
-        <w:t>权限管理、系统配置</w:t>
-      </w:r>
-    </w:p>
-    <w:p>
-      <w:pPr>
-        <w:pStyle w:val="Heading3"/>
-      </w:pPr>
-      <w:r>
-        <w:rPr>
-          <w:rFonts w:ascii="微软雅黑" w:hAnsi="微软雅黑" w:eastAsia="微软雅黑"/>
-          <w:b/>
-          <w:sz w:val="24"/>
-        </w:rPr>
-        <w:t>2.2 移动App（iOS + Android）</w:t>
-      </w:r>
-    </w:p>
-    <w:p>
-      <w:r>
-        <w:rPr>
-          <w:rFonts w:ascii="微软雅黑" w:hAnsi="微软雅黑" w:eastAsia="微软雅黑"/>
-          <w:b w:val="0"/>
-          <w:sz w:val="21"/>
-        </w:rPr>
-        <w:t>使用角色：驻场专员、项目经理、内部招聘专员</w:t>
-      </w:r>
-    </w:p>
-    <w:p>
-      <w:r>
-        <w:rPr>
-          <w:rFonts w:ascii="微软雅黑" w:hAnsi="微软雅黑" w:eastAsia="微软雅黑"/>
-          <w:b w:val="0"/>
-          <w:sz w:val="21"/>
-        </w:rPr>
-        <w:t>核心功能：</w:t>
-      </w:r>
-    </w:p>
-    <w:p>
-      <w:pPr>
-        <w:pStyle w:val="ListBullet"/>
-      </w:pPr>
-      <w:r>
-        <w:rPr>
-          <w:rFonts w:ascii="微软雅黑" w:hAnsi="微软雅黑" w:eastAsia="微软雅黑"/>
-          <w:b w:val="0"/>
-          <w:sz w:val="21"/>
-        </w:rPr>
-        <w:t>驻场录入考勤（拍照、定位打卡）</w:t>
-      </w:r>
-    </w:p>
-    <w:p>
-      <w:pPr>
-        <w:pStyle w:val="ListBullet"/>
-      </w:pPr>
-      <w:r>
-        <w:rPr>
-          <w:rFonts w:ascii="微软雅黑" w:hAnsi="微软雅黑" w:eastAsia="微软雅黑"/>
-          <w:b w:val="0"/>
-          <w:sz w:val="21"/>
-        </w:rPr>
-        <w:t>面试安排、入职办理</w:t>
-      </w:r>
-    </w:p>
-    <w:p>
-      <w:pPr>
-        <w:pStyle w:val="ListBullet"/>
-      </w:pPr>
-      <w:r>
-        <w:rPr>
-          <w:rFonts w:ascii="微软雅黑" w:hAnsi="微软雅黑" w:eastAsia="微软雅黑"/>
-          <w:b w:val="0"/>
-          <w:sz w:val="21"/>
-        </w:rPr>
-        <w:t>员工信息查询、审批处理</w:t>
-      </w:r>
-    </w:p>
-    <w:p>
-      <w:pPr>
-        <w:pStyle w:val="Heading3"/>
-      </w:pPr>
-      <w:r>
-        <w:rPr>
-          <w:rFonts w:ascii="微软雅黑" w:hAnsi="微软雅黑" w:eastAsia="微软雅黑"/>
-          <w:b/>
-          <w:sz w:val="24"/>
-        </w:rPr>
-        <w:t>2.3 微信小程序</w:t>
-      </w:r>
-    </w:p>
-    <w:p>
-      <w:r>
-        <w:rPr>
-          <w:rFonts w:ascii="微软雅黑" w:hAnsi="微软雅黑" w:eastAsia="微软雅黑"/>
-          <w:b w:val="0"/>
-          <w:sz w:val="21"/>
-        </w:rPr>
-        <w:t>使用角色：外部经纪人、求职者、员工</w:t>
-      </w:r>
-    </w:p>
-    <w:p>
-      <w:r>
-        <w:rPr>
-          <w:rFonts w:ascii="微软雅黑" w:hAnsi="微软雅黑" w:eastAsia="微软雅黑"/>
-          <w:b w:val="0"/>
-          <w:sz w:val="21"/>
-        </w:rPr>
-        <w:t>核心功能：</w:t>
-      </w:r>
-    </w:p>
-    <w:p>
-      <w:pPr>
-        <w:pStyle w:val="ListBullet"/>
-      </w:pPr>
-      <w:r>
-        <w:rPr>
-          <w:rFonts w:ascii="微软雅黑" w:hAnsi="微软雅黑" w:eastAsia="微软雅黑"/>
-          <w:b w:val="0"/>
-          <w:sz w:val="21"/>
-        </w:rPr>
-        <w:t>经纪人：扫码报名、查看预计返费</w:t>
-      </w:r>
-    </w:p>
-    <w:p>
-      <w:pPr>
-        <w:pStyle w:val="ListBullet"/>
-      </w:pPr>
-      <w:r>
-        <w:rPr>
-          <w:rFonts w:ascii="微软雅黑" w:hAnsi="微软雅黑" w:eastAsia="微软雅黑"/>
-          <w:b w:val="0"/>
-          <w:sz w:val="21"/>
-        </w:rPr>
-        <w:t>求职者：填写简历、查看面试通知</w:t>
-      </w:r>
-    </w:p>
-    <w:p>
-      <w:pPr>
-        <w:pStyle w:val="ListBullet"/>
-      </w:pPr>
-      <w:r>
-        <w:rPr>
-          <w:rFonts w:ascii="微软雅黑" w:hAnsi="微软雅黑" w:eastAsia="微软雅黑"/>
-          <w:b w:val="0"/>
-          <w:sz w:val="21"/>
-        </w:rPr>
-        <w:t>员工：查看工资条、申请借支</w:t>
-      </w:r>
-    </w:p>
-    <w:p>
-      <w:r>
-        <w:rPr>
-          <w:rFonts w:ascii="微软雅黑" w:hAnsi="微软雅黑" w:eastAsia="微软雅黑"/>
-          <w:b w:val="0"/>
-          <w:sz w:val="21"/>
-        </w:rPr>
-        <w:t>---</w:t>
-      </w:r>
-    </w:p>
-    <w:p>
-      <w:pPr>
-        <w:pStyle w:val="Heading2"/>
-      </w:pPr>
-      <w:r>
-        <w:rPr>
-          <w:rFonts w:ascii="微软雅黑" w:hAnsi="微软雅黑" w:eastAsia="微软雅黑"/>
-          <w:b/>
-          <w:color w:val="0070C0"/>
-          <w:sz w:val="28"/>
-        </w:rPr>
-        <w:t>三、核心价值</w:t>
+        <w:t>5. 付款节点</w:t>
       </w:r>
     </w:p>
     <w:tbl>
       <w:tblPr>
-        <w:tblStyle w:val="LightGrid-Accent1"/>
+        <w:tblStyle w:val="TableGrid"/>
         <w:tblW w:type="auto" w:w="0"/>
+        <w:jc w:val="center"/>
         <w:tblLook w:firstColumn="1" w:firstRow="1" w:lastColumn="0" w:lastRow="0" w:noHBand="0" w:noVBand="1" w:val="04A0"/>
       </w:tblPr>
       <w:tblGrid>
-        <w:gridCol w:w="2340"/>
-        <w:gridCol w:w="2340"/>
-        <w:gridCol w:w="2340"/>
-        <w:gridCol w:w="2340"/>
+        <w:gridCol w:w="2045"/>
+        <w:gridCol w:w="2045"/>
+        <w:gridCol w:w="2045"/>
+        <w:gridCol w:w="2045"/>
+        <w:gridCol w:w="2045"/>
       </w:tblGrid>
       <w:tr>
         <w:tc>
           <w:tcPr>
-            <w:tcW w:type="dxa" w:w="2340"/>
+            <w:tcW w:type="dxa" w:w="2045"/>
+            <w:vAlign w:val="center"/>
+            <w:shd w:fill="D9EAF7"/>
           </w:tcPr>
           <w:p>
+            <w:r/>
             <w:r>
               <w:rPr>
-                <w:rFonts w:ascii="微软雅黑" w:hAnsi="微软雅黑" w:eastAsia="微软雅黑"/>
                 <w:b/>
-                <w:sz w:val="20"/>
-              </w:rPr>
-              <w:t>角色</w:t>
-            </w:r>
-          </w:p>
-        </w:tc>
-        <w:tc>
-          <w:tcPr>
-            <w:tcW w:type="dxa" w:w="2340"/>
-          </w:tcPr>
-          <w:p>
-            <w:r>
-              <w:rPr>
-                <w:rFonts w:ascii="微软雅黑" w:hAnsi="微软雅黑" w:eastAsia="微软雅黑"/>
-                <w:b/>
-                <w:sz w:val="20"/>
-              </w:rPr>
-              <w:t>痛点</w:t>
-            </w:r>
-          </w:p>
-        </w:tc>
-        <w:tc>
-          <w:tcPr>
-            <w:tcW w:type="dxa" w:w="2340"/>
-          </w:tcPr>
-          <w:p>
-            <w:r>
-              <w:rPr>
-                <w:rFonts w:ascii="微软雅黑" w:hAnsi="微软雅黑" w:eastAsia="微软雅黑"/>
-                <w:b/>
-                <w:sz w:val="20"/>
-              </w:rPr>
-              <w:t>系统解决方案</w:t>
-            </w:r>
-          </w:p>
-        </w:tc>
-        <w:tc>
-          <w:tcPr>
-            <w:tcW w:type="dxa" w:w="2340"/>
-          </w:tcPr>
-          <w:p>
-            <w:r>
-              <w:rPr>
-                <w:rFonts w:ascii="微软雅黑" w:hAnsi="微软雅黑" w:eastAsia="微软雅黑"/>
-                <w:b/>
-                <w:sz w:val="20"/>
-              </w:rPr>
-              <w:t>价值</w:t>
-            </w:r>
-          </w:p>
-        </w:tc>
-      </w:tr>
-      <w:tr>
-        <w:tc>
-          <w:tcPr>
-            <w:tcW w:type="dxa" w:w="2340"/>
-          </w:tcPr>
-          <w:p>
-            <w:r>
-              <w:rPr>
-                <w:rFonts w:ascii="微软雅黑" w:hAnsi="微软雅黑" w:eastAsia="微软雅黑"/>
-                <w:b w:val="0"/>
-                <w:sz w:val="20"/>
-              </w:rPr>
-              <w:t>**劳务公司**</w:t>
-            </w:r>
-          </w:p>
-        </w:tc>
-        <w:tc>
-          <w:tcPr>
-            <w:tcW w:type="dxa" w:w="2340"/>
-          </w:tcPr>
-          <w:p>
-            <w:r>
-              <w:rPr>
-                <w:rFonts w:ascii="微软雅黑" w:hAnsi="微软雅黑" w:eastAsia="微软雅黑"/>
-                <w:b w:val="0"/>
-                <w:sz w:val="20"/>
-              </w:rPr>
-              <w:t>微信群管理混乱、手工算工资易错</w:t>
-            </w:r>
-          </w:p>
-        </w:tc>
-        <w:tc>
-          <w:tcPr>
-            <w:tcW w:type="dxa" w:w="2340"/>
-          </w:tcPr>
-          <w:p>
-            <w:r>
-              <w:rPr>
-                <w:rFonts w:ascii="微软雅黑" w:hAnsi="微软雅黑" w:eastAsia="微软雅黑"/>
-                <w:b w:val="0"/>
-                <w:sz w:val="20"/>
-              </w:rPr>
-              <w:t>线上管理、自动计算、数据可追溯</w:t>
-            </w:r>
-          </w:p>
-        </w:tc>
-        <w:tc>
-          <w:tcPr>
-            <w:tcW w:type="dxa" w:w="2340"/>
-          </w:tcPr>
-          <w:p>
-            <w:r>
-              <w:rPr>
-                <w:rFonts w:ascii="微软雅黑" w:hAnsi="微软雅黑" w:eastAsia="微软雅黑"/>
-                <w:b w:val="0"/>
-                <w:sz w:val="20"/>
-              </w:rPr>
-              <w:t>每月节省5-10天人工</w:t>
-            </w:r>
-          </w:p>
-        </w:tc>
-      </w:tr>
-      <w:tr>
-        <w:tc>
-          <w:tcPr>
-            <w:tcW w:type="dxa" w:w="2340"/>
-          </w:tcPr>
-          <w:p>
-            <w:r>
-              <w:rPr>
-                <w:rFonts w:ascii="微软雅黑" w:hAnsi="微软雅黑" w:eastAsia="微软雅黑"/>
-                <w:b w:val="0"/>
-                <w:sz w:val="20"/>
-              </w:rPr>
-              <w:t>**招聘渠道**</w:t>
-            </w:r>
-          </w:p>
-        </w:tc>
-        <w:tc>
-          <w:tcPr>
-            <w:tcW w:type="dxa" w:w="2340"/>
-          </w:tcPr>
-          <w:p>
-            <w:r>
-              <w:rPr>
-                <w:rFonts w:ascii="微软雅黑" w:hAnsi="微软雅黑" w:eastAsia="微软雅黑"/>
-                <w:b w:val="0"/>
-                <w:sz w:val="20"/>
-              </w:rPr>
-              <w:t>不信任返费计算、要钱不及时</w:t>
-            </w:r>
-          </w:p>
-        </w:tc>
-        <w:tc>
-          <w:tcPr>
-            <w:tcW w:type="dxa" w:w="2340"/>
-          </w:tcPr>
-          <w:p>
-            <w:r>
-              <w:rPr>
-                <w:rFonts w:ascii="微软雅黑" w:hAnsi="微软雅黑" w:eastAsia="微软雅黑"/>
-                <w:b w:val="0"/>
-                <w:sz w:val="20"/>
-              </w:rPr>
-              <w:t>实时查看预计返费、自动计算达标</w:t>
-            </w:r>
-          </w:p>
-        </w:tc>
-        <w:tc>
-          <w:tcPr>
-            <w:tcW w:type="dxa" w:w="2340"/>
-          </w:tcPr>
-          <w:p>
-            <w:r>
-              <w:rPr>
-                <w:rFonts w:ascii="微软雅黑" w:hAnsi="微软雅黑" w:eastAsia="微软雅黑"/>
-                <w:b w:val="0"/>
-                <w:sz w:val="20"/>
-              </w:rPr>
-              <w:t>提高招聘积极性30%</w:t>
-            </w:r>
-          </w:p>
-        </w:tc>
-      </w:tr>
-      <w:tr>
-        <w:tc>
-          <w:tcPr>
-            <w:tcW w:type="dxa" w:w="2340"/>
-          </w:tcPr>
-          <w:p>
-            <w:r>
-              <w:rPr>
-                <w:rFonts w:ascii="微软雅黑" w:hAnsi="微软雅黑" w:eastAsia="微软雅黑"/>
-                <w:b w:val="0"/>
-                <w:sz w:val="20"/>
-              </w:rPr>
-              <w:t>**员工**</w:t>
-            </w:r>
-          </w:p>
-        </w:tc>
-        <w:tc>
-          <w:tcPr>
-            <w:tcW w:type="dxa" w:w="2340"/>
-          </w:tcPr>
-          <w:p>
-            <w:r>
-              <w:rPr>
-                <w:rFonts w:ascii="微软雅黑" w:hAnsi="微软雅黑" w:eastAsia="微软雅黑"/>
-                <w:b w:val="0"/>
-                <w:sz w:val="20"/>
-              </w:rPr>
-              <w:t>工资条不透明、工资晚发不知道</w:t>
-            </w:r>
-          </w:p>
-        </w:tc>
-        <w:tc>
-          <w:tcPr>
-            <w:tcW w:type="dxa" w:w="2340"/>
-          </w:tcPr>
-          <w:p>
-            <w:r>
-              <w:rPr>
-                <w:rFonts w:ascii="微软雅黑" w:hAnsi="微软雅黑" w:eastAsia="微软雅黑"/>
-                <w:b w:val="0"/>
-                <w:sz w:val="20"/>
-              </w:rPr>
-              <w:t>小程序查工资、工资条推送</w:t>
-            </w:r>
-          </w:p>
-        </w:tc>
-        <w:tc>
-          <w:tcPr>
-            <w:tcW w:type="dxa" w:w="2340"/>
-          </w:tcPr>
-          <w:p>
-            <w:r>
-              <w:rPr>
-                <w:rFonts w:ascii="微软雅黑" w:hAnsi="微软雅黑" w:eastAsia="微软雅黑"/>
-                <w:b w:val="0"/>
-                <w:sz w:val="20"/>
-              </w:rPr>
-              <w:t>减少工资投诉80%</w:t>
-            </w:r>
-          </w:p>
-        </w:tc>
-      </w:tr>
-      <w:tr>
-        <w:tc>
-          <w:tcPr>
-            <w:tcW w:type="dxa" w:w="2340"/>
-          </w:tcPr>
-          <w:p>
-            <w:r>
-              <w:rPr>
-                <w:rFonts w:ascii="微软雅黑" w:hAnsi="微软雅黑" w:eastAsia="微软雅黑"/>
-                <w:b w:val="0"/>
-                <w:sz w:val="20"/>
-              </w:rPr>
-              <w:t>**用工企业**</w:t>
-            </w:r>
-          </w:p>
-        </w:tc>
-        <w:tc>
-          <w:tcPr>
-            <w:tcW w:type="dxa" w:w="2340"/>
-          </w:tcPr>
-          <w:p>
-            <w:r>
-              <w:rPr>
-                <w:rFonts w:ascii="微软雅黑" w:hAnsi="微软雅黑" w:eastAsia="微软雅黑"/>
-                <w:b w:val="0"/>
-                <w:sz w:val="20"/>
-              </w:rPr>
-              <w:t>对账麻烦、考勤数据难核对</w:t>
-            </w:r>
-          </w:p>
-        </w:tc>
-        <w:tc>
-          <w:tcPr>
-            <w:tcW w:type="dxa" w:w="2340"/>
-          </w:tcPr>
-          <w:p>
-            <w:r>
-              <w:rPr>
-                <w:rFonts w:ascii="微软雅黑" w:hAnsi="微软雅黑" w:eastAsia="微软雅黑"/>
-                <w:b w:val="0"/>
-                <w:sz w:val="20"/>
-              </w:rPr>
-              <w:t>线上对账、考勤数据互通</w:t>
-            </w:r>
-          </w:p>
-        </w:tc>
-        <w:tc>
-          <w:tcPr>
-            <w:tcW w:type="dxa" w:w="2340"/>
-          </w:tcPr>
-          <w:p>
-            <w:r>
-              <w:rPr>
-                <w:rFonts w:ascii="微软雅黑" w:hAnsi="微软雅黑" w:eastAsia="微软雅黑"/>
-                <w:b w:val="0"/>
-                <w:sz w:val="20"/>
-              </w:rPr>
-              <w:t>减少对账纠纷</w:t>
-            </w:r>
-          </w:p>
-        </w:tc>
-      </w:tr>
-    </w:tbl>
-    <w:p>
-      <w:r>
-        <w:rPr>
-          <w:rFonts w:ascii="微软雅黑" w:hAnsi="微软雅黑" w:eastAsia="微软雅黑"/>
-          <w:b w:val="0"/>
-          <w:sz w:val="21"/>
-        </w:rPr>
-        <w:t>---</w:t>
-      </w:r>
-    </w:p>
-    <w:p>
-      <w:pPr>
-        <w:pStyle w:val="Heading2"/>
-      </w:pPr>
-      <w:r>
-        <w:rPr>
-          <w:rFonts w:ascii="微软雅黑" w:hAnsi="微软雅黑" w:eastAsia="微软雅黑"/>
-          <w:b/>
-          <w:color w:val="0070C0"/>
-          <w:sz w:val="28"/>
-        </w:rPr>
-        <w:t>四、15个模块详解</w:t>
-      </w:r>
-    </w:p>
-    <w:p>
-      <w:pPr>
-        <w:pStyle w:val="Heading3"/>
-      </w:pPr>
-      <w:r>
-        <w:rPr>
-          <w:rFonts w:ascii="微软雅黑" w:hAnsi="微软雅黑" w:eastAsia="微软雅黑"/>
-          <w:b/>
-          <w:sz w:val="24"/>
-        </w:rPr>
-        <w:t>🔥 核心业务模块（9个）</w:t>
-      </w:r>
-    </w:p>
-    <w:p>
-      <w:r>
-        <w:rPr>
-          <w:rFonts w:ascii="微软雅黑" w:hAnsi="微软雅黑" w:eastAsia="微软雅黑"/>
-          <w:b/>
-          <w:sz w:val="22"/>
-        </w:rPr>
-        <w:t>模块1：招聘管理 —— ¥6.8万</w:t>
-      </w:r>
-    </w:p>
-    <w:p>
-      <w:r>
-        <w:rPr>
-          <w:rFonts w:ascii="微软雅黑" w:hAnsi="微软雅黑" w:eastAsia="微软雅黑"/>
-          <w:b w:val="0"/>
-          <w:sz w:val="21"/>
-        </w:rPr>
-        <w:t>工作量：45人天</w:t>
-      </w:r>
-    </w:p>
-    <w:p>
-      <w:r>
-        <w:rPr>
-          <w:rFonts w:ascii="微软雅黑" w:hAnsi="微软雅黑" w:eastAsia="微软雅黑"/>
-          <w:b w:val="0"/>
-          <w:sz w:val="21"/>
-        </w:rPr>
-        <w:t>解决问题：渠道管理、撞单纠纷、招聘效果难追踪</w:t>
-      </w:r>
-    </w:p>
-    <w:p>
-      <w:r>
-        <w:rPr>
-          <w:rFonts w:ascii="微软雅黑" w:hAnsi="微软雅黑" w:eastAsia="微软雅黑"/>
-          <w:b w:val="0"/>
-          <w:sz w:val="21"/>
-        </w:rPr>
-        <w:t>功能清单：</w:t>
-      </w:r>
-    </w:p>
-    <w:p>
-      <w:pPr>
-        <w:pStyle w:val="ListBullet"/>
-      </w:pPr>
-      <w:r>
-        <w:rPr>
-          <w:rFonts w:ascii="微软雅黑" w:hAnsi="微软雅黑" w:eastAsia="微软雅黑"/>
-          <w:b w:val="0"/>
-          <w:sz w:val="21"/>
-        </w:rPr>
-        <w:t>渠道管理（内部专员、外部经纪人）</w:t>
-      </w:r>
-    </w:p>
-    <w:p>
-      <w:pPr>
-        <w:pStyle w:val="ListBullet"/>
-      </w:pPr>
-      <w:r>
-        <w:rPr>
-          <w:rFonts w:ascii="微软雅黑" w:hAnsi="微软雅黑" w:eastAsia="微软雅黑"/>
-          <w:b w:val="0"/>
-          <w:sz w:val="21"/>
-        </w:rPr>
-        <w:t>岗位发布（一键生成招聘海报+二维码）</w:t>
-      </w:r>
-    </w:p>
-    <w:p>
-      <w:pPr>
-        <w:pStyle w:val="ListBullet"/>
-      </w:pPr>
-      <w:r>
-        <w:rPr>
-          <w:rFonts w:ascii="微软雅黑" w:hAnsi="微软雅黑" w:eastAsia="微软雅黑"/>
-          <w:b w:val="0"/>
-          <w:sz w:val="21"/>
-        </w:rPr>
-        <w:t>求职者报名（扫码报名、自动记录渠道归属）</w:t>
-      </w:r>
-    </w:p>
-    <w:p>
-      <w:pPr>
-        <w:pStyle w:val="ListBullet"/>
-      </w:pPr>
-      <w:r>
-        <w:rPr>
-          <w:rFonts w:ascii="微软雅黑" w:hAnsi="微软雅黑" w:eastAsia="微软雅黑"/>
-          <w:b w:val="0"/>
-          <w:sz w:val="21"/>
-        </w:rPr>
-        <w:t>撞单规则（7天内重复报名，归属第一个渠道）</w:t>
-      </w:r>
-    </w:p>
-    <w:p>
-      <w:pPr>
-        <w:pStyle w:val="ListBullet"/>
-      </w:pPr>
-      <w:r>
-        <w:rPr>
-          <w:rFonts w:ascii="微软雅黑" w:hAnsi="微软雅黑" w:eastAsia="微软雅黑"/>
-          <w:b w:val="0"/>
-          <w:sz w:val="21"/>
-        </w:rPr>
-        <w:t>面试安排（批量通知、短信/微信推送）</w:t>
-      </w:r>
-    </w:p>
-    <w:p>
-      <w:pPr>
-        <w:pStyle w:val="ListBullet"/>
-      </w:pPr>
-      <w:r>
-        <w:rPr>
-          <w:rFonts w:ascii="微软雅黑" w:hAnsi="微软雅黑" w:eastAsia="微软雅黑"/>
-          <w:b w:val="0"/>
-          <w:sz w:val="21"/>
-        </w:rPr>
-        <w:t>招聘数据看板（渠道效果分析）</w:t>
-      </w:r>
-    </w:p>
-    <w:p>
-      <w:r>
-        <w:rPr>
-          <w:rFonts w:ascii="微软雅黑" w:hAnsi="微软雅黑" w:eastAsia="微软雅黑"/>
-          <w:b w:val="0"/>
-          <w:sz w:val="21"/>
-        </w:rPr>
-        <w:t>包含端口：Web + App + 小程序</w:t>
-      </w:r>
-    </w:p>
-    <w:p>
-      <w:r>
-        <w:rPr>
-          <w:rFonts w:ascii="微软雅黑" w:hAnsi="微软雅黑" w:eastAsia="微软雅黑"/>
-          <w:b w:val="0"/>
-          <w:sz w:val="21"/>
-        </w:rPr>
-        <w:t>---</w:t>
-      </w:r>
-    </w:p>
-    <w:p>
-      <w:r>
-        <w:rPr>
-          <w:rFonts w:ascii="微软雅黑" w:hAnsi="微软雅黑" w:eastAsia="微软雅黑"/>
-          <w:b/>
-          <w:sz w:val="22"/>
-        </w:rPr>
-        <w:t>模块2：员工管理 —— ¥5.3万</w:t>
-      </w:r>
-    </w:p>
-    <w:p>
-      <w:r>
-        <w:rPr>
-          <w:rFonts w:ascii="微软雅黑" w:hAnsi="微软雅黑" w:eastAsia="微软雅黑"/>
-          <w:b w:val="0"/>
-          <w:sz w:val="21"/>
-        </w:rPr>
-        <w:t>工作量：35人天</w:t>
-      </w:r>
-    </w:p>
-    <w:p>
-      <w:r>
-        <w:rPr>
-          <w:rFonts w:ascii="微软雅黑" w:hAnsi="微软雅黑" w:eastAsia="微软雅黑"/>
-          <w:b w:val="0"/>
-          <w:sz w:val="21"/>
-        </w:rPr>
-        <w:t>解决问题：员工档案混乱、入离职流程繁琐</w:t>
-      </w:r>
-    </w:p>
-    <w:p>
-      <w:r>
-        <w:rPr>
-          <w:rFonts w:ascii="微软雅黑" w:hAnsi="微软雅黑" w:eastAsia="微软雅黑"/>
-          <w:b w:val="0"/>
-          <w:sz w:val="21"/>
-        </w:rPr>
-        <w:t>功能清单：</w:t>
-      </w:r>
-    </w:p>
-    <w:p>
-      <w:pPr>
-        <w:pStyle w:val="ListBullet"/>
-      </w:pPr>
-      <w:r>
-        <w:rPr>
-          <w:rFonts w:ascii="微软雅黑" w:hAnsi="微软雅黑" w:eastAsia="微软雅黑"/>
-          <w:b w:val="0"/>
-          <w:sz w:val="21"/>
-        </w:rPr>
-        <w:t>员工档案（个人信息加密存储、身份证OCR识别）</w:t>
-      </w:r>
-    </w:p>
-    <w:p>
-      <w:pPr>
-        <w:pStyle w:val="ListBullet"/>
-      </w:pPr>
-      <w:r>
-        <w:rPr>
-          <w:rFonts w:ascii="微软雅黑" w:hAnsi="微软雅黑" w:eastAsia="微软雅黑"/>
-          <w:b w:val="0"/>
-          <w:sz w:val="21"/>
-        </w:rPr>
-        <w:t>入职流程（电子合同、宿舍分配、保险登记）</w:t>
-      </w:r>
-    </w:p>
-    <w:p>
-      <w:pPr>
-        <w:pStyle w:val="ListBullet"/>
-      </w:pPr>
-      <w:r>
-        <w:rPr>
-          <w:rFonts w:ascii="微软雅黑" w:hAnsi="微软雅黑" w:eastAsia="微软雅黑"/>
-          <w:b w:val="0"/>
-          <w:sz w:val="21"/>
-        </w:rPr>
-        <w:t>在职管理（调岗、转项目、黑名单）</w:t>
-      </w:r>
-    </w:p>
-    <w:p>
-      <w:pPr>
-        <w:pStyle w:val="ListBullet"/>
-      </w:pPr>
-      <w:r>
-        <w:rPr>
-          <w:rFonts w:ascii="微软雅黑" w:hAnsi="微软雅黑" w:eastAsia="微软雅黑"/>
-          <w:b w:val="0"/>
-          <w:sz w:val="21"/>
-        </w:rPr>
-        <w:t>离职流程（借支清算、返费判定、离职证明）</w:t>
-      </w:r>
-    </w:p>
-    <w:p>
-      <w:pPr>
-        <w:pStyle w:val="ListBullet"/>
-      </w:pPr>
-      <w:r>
-        <w:rPr>
-          <w:rFonts w:ascii="微软雅黑" w:hAnsi="微软雅黑" w:eastAsia="微软雅黑"/>
-          <w:b w:val="0"/>
-          <w:sz w:val="21"/>
-        </w:rPr>
-        <w:t>人才库（离职员工可再次推荐）</w:t>
-      </w:r>
-    </w:p>
-    <w:p>
-      <w:r>
-        <w:rPr>
-          <w:rFonts w:ascii="微软雅黑" w:hAnsi="微软雅黑" w:eastAsia="微软雅黑"/>
-          <w:b w:val="0"/>
-          <w:sz w:val="21"/>
-        </w:rPr>
-        <w:t>包含端口：Web + App</w:t>
-      </w:r>
-    </w:p>
-    <w:p>
-      <w:r>
-        <w:rPr>
-          <w:rFonts w:ascii="微软雅黑" w:hAnsi="微软雅黑" w:eastAsia="微软雅黑"/>
-          <w:b w:val="0"/>
-          <w:sz w:val="21"/>
-        </w:rPr>
-        <w:t>---</w:t>
-      </w:r>
-    </w:p>
-    <w:p>
-      <w:r>
-        <w:rPr>
-          <w:rFonts w:ascii="微软雅黑" w:hAnsi="微软雅黑" w:eastAsia="微软雅黑"/>
-          <w:b/>
-          <w:sz w:val="22"/>
-        </w:rPr>
-        <w:t>模块3：考勤工时管理 —— ¥6.0万</w:t>
-      </w:r>
-    </w:p>
-    <w:p>
-      <w:r>
-        <w:rPr>
-          <w:rFonts w:ascii="微软雅黑" w:hAnsi="微软雅黑" w:eastAsia="微软雅黑"/>
-          <w:b w:val="0"/>
-          <w:sz w:val="21"/>
-        </w:rPr>
-        <w:t>工作量：40人天</w:t>
-      </w:r>
-    </w:p>
-    <w:p>
-      <w:r>
-        <w:rPr>
-          <w:rFonts w:ascii="微软雅黑" w:hAnsi="微软雅黑" w:eastAsia="微软雅黑"/>
-          <w:b w:val="0"/>
-          <w:sz w:val="21"/>
-        </w:rPr>
-        <w:t>解决问题：工时数据对不上、员工申诉处理慢</w:t>
-      </w:r>
-    </w:p>
-    <w:p>
-      <w:r>
-        <w:rPr>
-          <w:rFonts w:ascii="微软雅黑" w:hAnsi="微软雅黑" w:eastAsia="微软雅黑"/>
-          <w:b w:val="0"/>
-          <w:sz w:val="21"/>
-        </w:rPr>
-        <w:t>功能清单：</w:t>
-      </w:r>
-    </w:p>
-    <w:p>
-      <w:pPr>
-        <w:pStyle w:val="ListBullet"/>
-      </w:pPr>
-      <w:r>
-        <w:rPr>
-          <w:rFonts w:ascii="微软雅黑" w:hAnsi="微软雅黑" w:eastAsia="微软雅黑"/>
-          <w:b w:val="0"/>
-          <w:sz w:val="21"/>
-        </w:rPr>
-        <w:t>工时数据来源（工厂考勤表导入、驻场录入、员工打卡）</w:t>
-      </w:r>
-    </w:p>
-    <w:p>
-      <w:pPr>
-        <w:pStyle w:val="ListBullet"/>
-      </w:pPr>
-      <w:r>
-        <w:rPr>
-          <w:rFonts w:ascii="微软雅黑" w:hAnsi="微软雅黑" w:eastAsia="微软雅黑"/>
-          <w:b w:val="0"/>
-          <w:sz w:val="21"/>
-        </w:rPr>
-        <w:t>智能解析（自动识别各种格式的Excel考勤表）</w:t>
-      </w:r>
-    </w:p>
-    <w:p>
-      <w:pPr>
-        <w:pStyle w:val="ListBullet"/>
-      </w:pPr>
-      <w:r>
-        <w:rPr>
-          <w:rFonts w:ascii="微软雅黑" w:hAnsi="微软雅黑" w:eastAsia="微软雅黑"/>
-          <w:b w:val="0"/>
-          <w:sz w:val="21"/>
-        </w:rPr>
-        <w:t>工时审核（多级审核、驳回修改）</w:t>
-      </w:r>
-    </w:p>
-    <w:p>
-      <w:pPr>
-        <w:pStyle w:val="ListBullet"/>
-      </w:pPr>
-      <w:r>
-        <w:rPr>
-          <w:rFonts w:ascii="微软雅黑" w:hAnsi="微软雅黑" w:eastAsia="微软雅黑"/>
-          <w:b w:val="0"/>
-          <w:sz w:val="21"/>
-        </w:rPr>
-        <w:t>异常处理（缺卡补卡、工时调整）</w:t>
-      </w:r>
-    </w:p>
-    <w:p>
-      <w:pPr>
-        <w:pStyle w:val="ListBullet"/>
-      </w:pPr>
-      <w:r>
-        <w:rPr>
-          <w:rFonts w:ascii="微软雅黑" w:hAnsi="微软雅黑" w:eastAsia="微软雅黑"/>
-          <w:b w:val="0"/>
-          <w:sz w:val="21"/>
-        </w:rPr>
-        <w:t>工时统计（按人、按项目、按日期汇总）</w:t>
-      </w:r>
-    </w:p>
-    <w:p>
-      <w:r>
-        <w:rPr>
-          <w:rFonts w:ascii="微软雅黑" w:hAnsi="微软雅黑" w:eastAsia="微软雅黑"/>
-          <w:b w:val="0"/>
-          <w:sz w:val="21"/>
-        </w:rPr>
-        <w:t>包含端口：Web + App + 小程序</w:t>
-      </w:r>
-    </w:p>
-    <w:p>
-      <w:r>
-        <w:rPr>
-          <w:rFonts w:ascii="微软雅黑" w:hAnsi="微软雅黑" w:eastAsia="微软雅黑"/>
-          <w:b w:val="0"/>
-          <w:sz w:val="21"/>
-        </w:rPr>
-        <w:t>---</w:t>
-      </w:r>
-    </w:p>
-    <w:p>
-      <w:r>
-        <w:rPr>
-          <w:rFonts w:ascii="微软雅黑" w:hAnsi="微软雅黑" w:eastAsia="微软雅黑"/>
-          <w:b/>
-          <w:sz w:val="22"/>
-        </w:rPr>
-        <w:t>模块4：工资管理 ⭐⭐⭐⭐⭐ —— ¥7.5万</w:t>
-      </w:r>
-    </w:p>
-    <w:p>
-      <w:r>
-        <w:rPr>
-          <w:rFonts w:ascii="微软雅黑" w:hAnsi="微软雅黑" w:eastAsia="微软雅黑"/>
-          <w:b w:val="0"/>
-          <w:sz w:val="21"/>
-        </w:rPr>
-        <w:t>工作量：50人天</w:t>
-      </w:r>
-    </w:p>
-    <w:p>
-      <w:r>
-        <w:rPr>
-          <w:rFonts w:ascii="微软雅黑" w:hAnsi="微软雅黑" w:eastAsia="微软雅黑"/>
-          <w:b w:val="0"/>
-          <w:sz w:val="21"/>
-        </w:rPr>
-        <w:t>解决问题：工资计算复杂、容易算错、员工不信任</w:t>
-      </w:r>
-    </w:p>
-    <w:p>
-      <w:r>
-        <w:rPr>
-          <w:rFonts w:ascii="微软雅黑" w:hAnsi="微软雅黑" w:eastAsia="微软雅黑"/>
-          <w:b w:val="0"/>
-          <w:sz w:val="21"/>
-        </w:rPr>
-        <w:t>功能清单：</w:t>
-      </w:r>
-    </w:p>
-    <w:p>
-      <w:pPr>
-        <w:pStyle w:val="ListBullet"/>
-      </w:pPr>
-      <w:r>
-        <w:rPr>
-          <w:rFonts w:ascii="微软雅黑" w:hAnsi="微软雅黑" w:eastAsia="微软雅黑"/>
-          <w:b w:val="0"/>
-          <w:sz w:val="21"/>
-        </w:rPr>
-        <w:t>工资政策配置（计时/计件、底薪、加班倍率、扣款项目）</w:t>
-      </w:r>
-    </w:p>
-    <w:p>
-      <w:pPr>
-        <w:pStyle w:val="ListBullet"/>
-      </w:pPr>
-      <w:r>
-        <w:rPr>
-          <w:rFonts w:ascii="微软雅黑" w:hAnsi="微软雅黑" w:eastAsia="微软雅黑"/>
-          <w:b w:val="0"/>
-          <w:sz w:val="21"/>
-        </w:rPr>
-        <w:t>自动计算工资（根据工时和政策自动计算）</w:t>
-      </w:r>
-    </w:p>
-    <w:p>
-      <w:pPr>
-        <w:pStyle w:val="ListBullet"/>
-      </w:pPr>
-      <w:r>
-        <w:rPr>
-          <w:rFonts w:ascii="微软雅黑" w:hAnsi="微软雅黑" w:eastAsia="微软雅黑"/>
-          <w:b w:val="0"/>
-          <w:sz w:val="21"/>
-        </w:rPr>
-        <w:t>借支自动扣回（从工资中扣除借支金额）</w:t>
-      </w:r>
-    </w:p>
-    <w:p>
-      <w:pPr>
-        <w:pStyle w:val="ListBullet"/>
-      </w:pPr>
-      <w:r>
-        <w:rPr>
-          <w:rFonts w:ascii="微软雅黑" w:hAnsi="微软雅黑" w:eastAsia="微软雅黑"/>
-          <w:b w:val="0"/>
-          <w:sz w:val="21"/>
-        </w:rPr>
-        <w:t>工资表生成（支持导出银行代发文件）</w:t>
-      </w:r>
-    </w:p>
-    <w:p>
-      <w:pPr>
-        <w:pStyle w:val="ListBullet"/>
-      </w:pPr>
-      <w:r>
-        <w:rPr>
-          <w:rFonts w:ascii="微软雅黑" w:hAnsi="微软雅黑" w:eastAsia="微软雅黑"/>
-          <w:b w:val="0"/>
-          <w:sz w:val="21"/>
-        </w:rPr>
-        <w:t>工资条推送（自动推送到员工小程序）</w:t>
-      </w:r>
-    </w:p>
-    <w:p>
-      <w:pPr>
-        <w:pStyle w:val="ListBullet"/>
-      </w:pPr>
-      <w:r>
-        <w:rPr>
-          <w:rFonts w:ascii="微软雅黑" w:hAnsi="微软雅黑" w:eastAsia="微软雅黑"/>
-          <w:b w:val="0"/>
-          <w:sz w:val="21"/>
-        </w:rPr>
-        <w:t>工资查询（员工可查看历史工资记录）</w:t>
-      </w:r>
-    </w:p>
-    <w:p>
-      <w:r>
-        <w:rPr>
-          <w:rFonts w:ascii="微软雅黑" w:hAnsi="微软雅黑" w:eastAsia="微软雅黑"/>
-          <w:b w:val="0"/>
-          <w:sz w:val="21"/>
-        </w:rPr>
-        <w:t>包含端口：Web + 小程序</w:t>
-      </w:r>
-    </w:p>
-    <w:p>
-      <w:r>
-        <w:rPr>
-          <w:rFonts w:ascii="微软雅黑" w:hAnsi="微软雅黑" w:eastAsia="微软雅黑"/>
-          <w:b w:val="0"/>
-          <w:sz w:val="21"/>
-        </w:rPr>
-        <w:t>重要性：核心模块，直接关系到员工满意度</w:t>
-      </w:r>
-    </w:p>
-    <w:p>
-      <w:r>
-        <w:rPr>
-          <w:rFonts w:ascii="微软雅黑" w:hAnsi="微软雅黑" w:eastAsia="微软雅黑"/>
-          <w:b w:val="0"/>
-          <w:sz w:val="21"/>
-        </w:rPr>
-        <w:t>---</w:t>
-      </w:r>
-    </w:p>
-    <w:p>
-      <w:r>
-        <w:rPr>
-          <w:rFonts w:ascii="微软雅黑" w:hAnsi="微软雅黑" w:eastAsia="微软雅黑"/>
-          <w:b/>
-          <w:sz w:val="22"/>
-        </w:rPr>
-        <w:t>模块5：借支管理 —— ¥5.3万</w:t>
-      </w:r>
-    </w:p>
-    <w:p>
-      <w:r>
-        <w:rPr>
-          <w:rFonts w:ascii="微软雅黑" w:hAnsi="微软雅黑" w:eastAsia="微软雅黑"/>
-          <w:b w:val="0"/>
-          <w:sz w:val="21"/>
-        </w:rPr>
-        <w:t>工作量：35人天</w:t>
-      </w:r>
-    </w:p>
-    <w:p>
-      <w:r>
-        <w:rPr>
-          <w:rFonts w:ascii="微软雅黑" w:hAnsi="微软雅黑" w:eastAsia="微软雅黑"/>
-          <w:b w:val="0"/>
-          <w:sz w:val="21"/>
-        </w:rPr>
-        <w:t>解决问题：借支审批慢、扣回容易忘</w:t>
-      </w:r>
-    </w:p>
-    <w:p>
-      <w:r>
-        <w:rPr>
-          <w:rFonts w:ascii="微软雅黑" w:hAnsi="微软雅黑" w:eastAsia="微软雅黑"/>
-          <w:b w:val="0"/>
-          <w:sz w:val="21"/>
-        </w:rPr>
-        <w:t>功能清单：</w:t>
-      </w:r>
-    </w:p>
-    <w:p>
-      <w:pPr>
-        <w:pStyle w:val="ListBullet"/>
-      </w:pPr>
-      <w:r>
-        <w:rPr>
-          <w:rFonts w:ascii="微软雅黑" w:hAnsi="微软雅黑" w:eastAsia="微软雅黑"/>
-          <w:b w:val="0"/>
-          <w:sz w:val="21"/>
-        </w:rPr>
-        <w:t>借支申请（员工小程序申请）</w:t>
-      </w:r>
-    </w:p>
-    <w:p>
-      <w:pPr>
-        <w:pStyle w:val="ListBullet"/>
-      </w:pPr>
-      <w:r>
-        <w:rPr>
-          <w:rFonts w:ascii="微软雅黑" w:hAnsi="微软雅黑" w:eastAsia="微软雅黑"/>
-          <w:b w:val="0"/>
-          <w:sz w:val="21"/>
-        </w:rPr>
-        <w:t>审批流程（驻场→项目经理→财务）</w:t>
-      </w:r>
-    </w:p>
-    <w:p>
-      <w:pPr>
-        <w:pStyle w:val="ListBullet"/>
-      </w:pPr>
-      <w:r>
-        <w:rPr>
-          <w:rFonts w:ascii="微软雅黑" w:hAnsi="微软雅黑" w:eastAsia="微软雅黑"/>
-          <w:b w:val="0"/>
-          <w:sz w:val="21"/>
-        </w:rPr>
-        <w:t>借支额度管理（可配置额度上限）</w:t>
-      </w:r>
-    </w:p>
-    <w:p>
-      <w:pPr>
-        <w:pStyle w:val="ListBullet"/>
-      </w:pPr>
-      <w:r>
-        <w:rPr>
-          <w:rFonts w:ascii="微软雅黑" w:hAnsi="微软雅黑" w:eastAsia="微软雅黑"/>
-          <w:b w:val="0"/>
-          <w:sz w:val="21"/>
-        </w:rPr>
-        <w:t>自动扣回（发工资时自动扣除）</w:t>
-      </w:r>
-    </w:p>
-    <w:p>
-      <w:pPr>
-        <w:pStyle w:val="ListBullet"/>
-      </w:pPr>
-      <w:r>
-        <w:rPr>
-          <w:rFonts w:ascii="微软雅黑" w:hAnsi="微软雅黑" w:eastAsia="微软雅黑"/>
-          <w:b w:val="0"/>
-          <w:sz w:val="21"/>
-        </w:rPr>
-        <w:t>分期扣回（可设置分几期扣）</w:t>
-      </w:r>
-    </w:p>
-    <w:p>
-      <w:pPr>
-        <w:pStyle w:val="ListBullet"/>
-      </w:pPr>
-      <w:r>
-        <w:rPr>
-          <w:rFonts w:ascii="微软雅黑" w:hAnsi="微软雅黑" w:eastAsia="微软雅黑"/>
-          <w:b w:val="0"/>
-          <w:sz w:val="21"/>
-        </w:rPr>
-        <w:t>借支统计（借支总额、已扣回、未扣回）</w:t>
-      </w:r>
-    </w:p>
-    <w:p>
-      <w:r>
-        <w:rPr>
-          <w:rFonts w:ascii="微软雅黑" w:hAnsi="微软雅黑" w:eastAsia="微软雅黑"/>
-          <w:b w:val="0"/>
-          <w:sz w:val="21"/>
-        </w:rPr>
-        <w:t>包含端口：Web + 小程序</w:t>
-      </w:r>
-    </w:p>
-    <w:p>
-      <w:r>
-        <w:rPr>
-          <w:rFonts w:ascii="微软雅黑" w:hAnsi="微软雅黑" w:eastAsia="微软雅黑"/>
-          <w:b w:val="0"/>
-          <w:sz w:val="21"/>
-        </w:rPr>
-        <w:t>---</w:t>
-      </w:r>
-    </w:p>
-    <w:p>
-      <w:r>
-        <w:rPr>
-          <w:rFonts w:ascii="微软雅黑" w:hAnsi="微软雅黑" w:eastAsia="微软雅黑"/>
-          <w:b/>
-          <w:sz w:val="22"/>
-        </w:rPr>
-        <w:t>模块6：返费结算 ⭐⭐⭐⭐⭐ —— ¥6.0万</w:t>
-      </w:r>
-    </w:p>
-    <w:p>
-      <w:r>
-        <w:rPr>
-          <w:rFonts w:ascii="微软雅黑" w:hAnsi="微软雅黑" w:eastAsia="微软雅黑"/>
-          <w:b w:val="0"/>
-          <w:sz w:val="21"/>
-        </w:rPr>
-        <w:t>工作量：40人天</w:t>
-      </w:r>
-    </w:p>
-    <w:p>
-      <w:r>
-        <w:rPr>
-          <w:rFonts w:ascii="微软雅黑" w:hAnsi="微软雅黑" w:eastAsia="微软雅黑"/>
-          <w:b w:val="0"/>
-          <w:sz w:val="21"/>
-        </w:rPr>
-        <w:t>解决问题：返费计算不透明、经纪人不信任</w:t>
-      </w:r>
-    </w:p>
-    <w:p>
-      <w:r>
-        <w:rPr>
-          <w:rFonts w:ascii="微软雅黑" w:hAnsi="微软雅黑" w:eastAsia="微软雅黑"/>
-          <w:b w:val="0"/>
-          <w:sz w:val="21"/>
-        </w:rPr>
-        <w:t>功能清单：</w:t>
-      </w:r>
-    </w:p>
-    <w:p>
-      <w:pPr>
-        <w:pStyle w:val="ListBullet"/>
-      </w:pPr>
-      <w:r>
-        <w:rPr>
-          <w:rFonts w:ascii="微软雅黑" w:hAnsi="微软雅黑" w:eastAsia="微软雅黑"/>
-          <w:b w:val="0"/>
-          <w:sz w:val="21"/>
-        </w:rPr>
-        <w:t>返费政策配置（按人头/按工时、返费金额、达标条件）</w:t>
-      </w:r>
-    </w:p>
-    <w:p>
-      <w:pPr>
-        <w:pStyle w:val="ListBullet"/>
-      </w:pPr>
-      <w:r>
-        <w:rPr>
-          <w:rFonts w:ascii="微软雅黑" w:hAnsi="微软雅黑" w:eastAsia="微软雅黑"/>
-          <w:b w:val="0"/>
-          <w:sz w:val="21"/>
-        </w:rPr>
-        <w:t>自动计算返费（系统自动判断是否达标）</w:t>
-      </w:r>
-    </w:p>
-    <w:p>
-      <w:pPr>
-        <w:pStyle w:val="ListBullet"/>
-      </w:pPr>
-      <w:r>
-        <w:rPr>
-          <w:rFonts w:ascii="微软雅黑" w:hAnsi="微软雅黑" w:eastAsia="微软雅黑"/>
-          <w:b w:val="0"/>
-          <w:sz w:val="21"/>
-        </w:rPr>
-        <w:t>达标提醒（员工达标后自动通知经纪人）</w:t>
-      </w:r>
-    </w:p>
-    <w:p>
-      <w:pPr>
-        <w:pStyle w:val="ListBullet"/>
-      </w:pPr>
-      <w:r>
-        <w:rPr>
-          <w:rFonts w:ascii="微软雅黑" w:hAnsi="微软雅黑" w:eastAsia="微软雅黑"/>
-          <w:b w:val="0"/>
-          <w:sz w:val="21"/>
-        </w:rPr>
-        <w:t>返费结算单生成（按月生成）</w:t>
-      </w:r>
-    </w:p>
-    <w:p>
-      <w:pPr>
-        <w:pStyle w:val="ListBullet"/>
-      </w:pPr>
-      <w:r>
-        <w:rPr>
-          <w:rFonts w:ascii="微软雅黑" w:hAnsi="微软雅黑" w:eastAsia="微软雅黑"/>
-          <w:b w:val="0"/>
-          <w:sz w:val="21"/>
-        </w:rPr>
-        <w:t>返费明细查询（经纪人可在小程序查看）</w:t>
-      </w:r>
-    </w:p>
-    <w:p>
-      <w:pPr>
-        <w:pStyle w:val="ListBullet"/>
-      </w:pPr>
-      <w:r>
-        <w:rPr>
-          <w:rFonts w:ascii="微软雅黑" w:hAnsi="微软雅黑" w:eastAsia="微软雅黑"/>
-          <w:b w:val="0"/>
-          <w:sz w:val="21"/>
-        </w:rPr>
-        <w:t>返费发放记录（记录每次发放时间和方式）</w:t>
-      </w:r>
-    </w:p>
-    <w:p>
-      <w:r>
-        <w:rPr>
-          <w:rFonts w:ascii="微软雅黑" w:hAnsi="微软雅黑" w:eastAsia="微软雅黑"/>
-          <w:b w:val="0"/>
-          <w:sz w:val="21"/>
-        </w:rPr>
-        <w:t>包含端口：Web + 小程序</w:t>
-      </w:r>
-    </w:p>
-    <w:p>
-      <w:r>
-        <w:rPr>
-          <w:rFonts w:ascii="微软雅黑" w:hAnsi="微软雅黑" w:eastAsia="微软雅黑"/>
-          <w:b w:val="0"/>
-          <w:sz w:val="21"/>
-        </w:rPr>
-        <w:t>重要性：核心模块，直接关系到经纪人积极性</w:t>
-      </w:r>
-    </w:p>
-    <w:p>
-      <w:r>
-        <w:rPr>
-          <w:rFonts w:ascii="微软雅黑" w:hAnsi="微软雅黑" w:eastAsia="微软雅黑"/>
-          <w:b w:val="0"/>
-          <w:sz w:val="21"/>
-        </w:rPr>
-        <w:t>---</w:t>
-      </w:r>
-    </w:p>
-    <w:p>
-      <w:r>
-        <w:rPr>
-          <w:rFonts w:ascii="微软雅黑" w:hAnsi="微软雅黑" w:eastAsia="微软雅黑"/>
-          <w:b/>
-          <w:sz w:val="22"/>
-        </w:rPr>
-        <w:t>模块7：保险管理 —— ¥3.0万</w:t>
-      </w:r>
-    </w:p>
-    <w:p>
-      <w:r>
-        <w:rPr>
-          <w:rFonts w:ascii="微软雅黑" w:hAnsi="微软雅黑" w:eastAsia="微软雅黑"/>
-          <w:b w:val="0"/>
-          <w:sz w:val="21"/>
-        </w:rPr>
-        <w:t>工作量：20人天</w:t>
-      </w:r>
-    </w:p>
-    <w:p>
-      <w:r>
-        <w:rPr>
-          <w:rFonts w:ascii="微软雅黑" w:hAnsi="微软雅黑" w:eastAsia="微软雅黑"/>
-          <w:b w:val="0"/>
-          <w:sz w:val="21"/>
-        </w:rPr>
-        <w:t>解决问题：社保缴费易错、商业保险到期忘续</w:t>
-      </w:r>
-    </w:p>
-    <w:p>
-      <w:r>
-        <w:rPr>
-          <w:rFonts w:ascii="微软雅黑" w:hAnsi="微软雅黑" w:eastAsia="微软雅黑"/>
-          <w:b w:val="0"/>
-          <w:sz w:val="21"/>
-        </w:rPr>
-        <w:t>功能清单：</w:t>
-      </w:r>
-    </w:p>
-    <w:p>
-      <w:pPr>
-        <w:pStyle w:val="ListBullet"/>
-      </w:pPr>
-      <w:r>
-        <w:rPr>
-          <w:rFonts w:ascii="微软雅黑" w:hAnsi="微软雅黑" w:eastAsia="微软雅黑"/>
-          <w:b w:val="0"/>
-          <w:sz w:val="21"/>
-        </w:rPr>
-        <w:t>社保公积金管理（参保、缴费、停保）</w:t>
-      </w:r>
-    </w:p>
-    <w:p>
-      <w:pPr>
-        <w:pStyle w:val="ListBullet"/>
-      </w:pPr>
-      <w:r>
-        <w:rPr>
-          <w:rFonts w:ascii="微软雅黑" w:hAnsi="微软雅黑" w:eastAsia="微软雅黑"/>
-          <w:b w:val="0"/>
-          <w:sz w:val="21"/>
-        </w:rPr>
-        <w:t>商业保险管理（投保、到期提醒、理赔记录）</w:t>
-      </w:r>
-    </w:p>
-    <w:p>
-      <w:pPr>
-        <w:pStyle w:val="ListBullet"/>
-      </w:pPr>
-      <w:r>
-        <w:rPr>
-          <w:rFonts w:ascii="微软雅黑" w:hAnsi="微软雅黑" w:eastAsia="微软雅黑"/>
-          <w:b w:val="0"/>
-          <w:sz w:val="21"/>
-        </w:rPr>
-        <w:t>保险费用统计</w:t>
-      </w:r>
-    </w:p>
-    <w:p>
-      <w:r>
-        <w:rPr>
-          <w:rFonts w:ascii="微软雅黑" w:hAnsi="微软雅黑" w:eastAsia="微软雅黑"/>
-          <w:b w:val="0"/>
-          <w:sz w:val="21"/>
-        </w:rPr>
-        <w:t>包含端口：Web</w:t>
-      </w:r>
-    </w:p>
-    <w:p>
-      <w:r>
-        <w:rPr>
-          <w:rFonts w:ascii="微软雅黑" w:hAnsi="微软雅黑" w:eastAsia="微软雅黑"/>
-          <w:b w:val="0"/>
-          <w:sz w:val="21"/>
-        </w:rPr>
-        <w:t>---</w:t>
-      </w:r>
-    </w:p>
-    <w:p>
-      <w:r>
-        <w:rPr>
-          <w:rFonts w:ascii="微软雅黑" w:hAnsi="微软雅黑" w:eastAsia="微软雅黑"/>
-          <w:b/>
-          <w:sz w:val="22"/>
-        </w:rPr>
-        <w:t>模块8：财务管理 —— ¥3.0万</w:t>
-      </w:r>
-    </w:p>
-    <w:p>
-      <w:r>
-        <w:rPr>
-          <w:rFonts w:ascii="微软雅黑" w:hAnsi="微软雅黑" w:eastAsia="微软雅黑"/>
-          <w:b w:val="0"/>
-          <w:sz w:val="21"/>
-        </w:rPr>
-        <w:t>工作量：20人天</w:t>
-      </w:r>
-    </w:p>
-    <w:p>
-      <w:r>
-        <w:rPr>
-          <w:rFonts w:ascii="微软雅黑" w:hAnsi="微软雅黑" w:eastAsia="微软雅黑"/>
-          <w:b w:val="0"/>
-          <w:sz w:val="21"/>
-        </w:rPr>
-        <w:t>解决问题：应收应付不清楚、项目盈亏算不清</w:t>
-      </w:r>
-    </w:p>
-    <w:p>
-      <w:r>
-        <w:rPr>
-          <w:rFonts w:ascii="微软雅黑" w:hAnsi="微软雅黑" w:eastAsia="微软雅黑"/>
-          <w:b w:val="0"/>
-          <w:sz w:val="21"/>
-        </w:rPr>
-        <w:t>功能清单：</w:t>
-      </w:r>
-    </w:p>
-    <w:p>
-      <w:pPr>
-        <w:pStyle w:val="ListBullet"/>
-      </w:pPr>
-      <w:r>
-        <w:rPr>
-          <w:rFonts w:ascii="微软雅黑" w:hAnsi="微软雅黑" w:eastAsia="微软雅黑"/>
-          <w:b w:val="0"/>
-          <w:sz w:val="21"/>
-        </w:rPr>
-        <w:t>应收账款（企业应付的服务费）</w:t>
-      </w:r>
-    </w:p>
-    <w:p>
-      <w:pPr>
-        <w:pStyle w:val="ListBullet"/>
-      </w:pPr>
-      <w:r>
-        <w:rPr>
-          <w:rFonts w:ascii="微软雅黑" w:hAnsi="微软雅黑" w:eastAsia="微软雅黑"/>
-          <w:b w:val="0"/>
-          <w:sz w:val="21"/>
-        </w:rPr>
-        <w:t>应付账款（应付的工资、返费、社保）</w:t>
-      </w:r>
-    </w:p>
-    <w:p>
-      <w:pPr>
-        <w:pStyle w:val="ListBullet"/>
-      </w:pPr>
-      <w:r>
-        <w:rPr>
-          <w:rFonts w:ascii="微软雅黑" w:hAnsi="微软雅黑" w:eastAsia="微软雅黑"/>
-          <w:b w:val="0"/>
-          <w:sz w:val="21"/>
-        </w:rPr>
-        <w:t>收付款记录（实际收款、付款记录）</w:t>
-      </w:r>
-    </w:p>
-    <w:p>
-      <w:pPr>
-        <w:pStyle w:val="ListBullet"/>
-      </w:pPr>
-      <w:r>
-        <w:rPr>
-          <w:rFonts w:ascii="微软雅黑" w:hAnsi="微软雅黑" w:eastAsia="微软雅黑"/>
-          <w:b w:val="0"/>
-          <w:sz w:val="21"/>
-        </w:rPr>
-        <w:t>利润表生成（按月、按项目）</w:t>
-      </w:r>
-    </w:p>
-    <w:p>
-      <w:pPr>
-        <w:pStyle w:val="ListBullet"/>
-      </w:pPr>
-      <w:r>
-        <w:rPr>
-          <w:rFonts w:ascii="微软雅黑" w:hAnsi="微软雅黑" w:eastAsia="微软雅黑"/>
-          <w:b w:val="0"/>
-          <w:sz w:val="21"/>
-        </w:rPr>
-        <w:t>资金流水</w:t>
-      </w:r>
-    </w:p>
-    <w:p>
-      <w:r>
-        <w:rPr>
-          <w:rFonts w:ascii="微软雅黑" w:hAnsi="微软雅黑" w:eastAsia="微软雅黑"/>
-          <w:b w:val="0"/>
-          <w:sz w:val="21"/>
-        </w:rPr>
-        <w:t>包含端口：Web</w:t>
-      </w:r>
-    </w:p>
-    <w:p>
-      <w:r>
-        <w:rPr>
-          <w:rFonts w:ascii="微软雅黑" w:hAnsi="微软雅黑" w:eastAsia="微软雅黑"/>
-          <w:b w:val="0"/>
-          <w:sz w:val="21"/>
-        </w:rPr>
-        <w:t>---</w:t>
-      </w:r>
-    </w:p>
-    <w:p>
-      <w:r>
-        <w:rPr>
-          <w:rFonts w:ascii="微软雅黑" w:hAnsi="微软雅黑" w:eastAsia="微软雅黑"/>
-          <w:b/>
-          <w:sz w:val="22"/>
-        </w:rPr>
-        <w:t>模块9：合同管理 —— ¥2.3万</w:t>
-      </w:r>
-    </w:p>
-    <w:p>
-      <w:r>
-        <w:rPr>
-          <w:rFonts w:ascii="微软雅黑" w:hAnsi="微软雅黑" w:eastAsia="微软雅黑"/>
-          <w:b w:val="0"/>
-          <w:sz w:val="21"/>
-        </w:rPr>
-        <w:t>工作量：15人天</w:t>
-      </w:r>
-    </w:p>
-    <w:p>
-      <w:r>
-        <w:rPr>
-          <w:rFonts w:ascii="微软雅黑" w:hAnsi="微软雅黑" w:eastAsia="微软雅黑"/>
-          <w:b w:val="0"/>
-          <w:sz w:val="21"/>
-        </w:rPr>
-        <w:t>解决问题：合同归档混乱、到期忘续签</w:t>
-      </w:r>
-    </w:p>
-    <w:p>
-      <w:r>
-        <w:rPr>
-          <w:rFonts w:ascii="微软雅黑" w:hAnsi="微软雅黑" w:eastAsia="微软雅黑"/>
-          <w:b w:val="0"/>
-          <w:sz w:val="21"/>
-        </w:rPr>
-        <w:t>功能清单：</w:t>
-      </w:r>
-    </w:p>
-    <w:p>
-      <w:pPr>
-        <w:pStyle w:val="ListBullet"/>
-      </w:pPr>
-      <w:r>
-        <w:rPr>
-          <w:rFonts w:ascii="微软雅黑" w:hAnsi="微软雅黑" w:eastAsia="微软雅黑"/>
-          <w:b w:val="0"/>
-          <w:sz w:val="21"/>
-        </w:rPr>
-        <w:t>合同模板管理</w:t>
-      </w:r>
-    </w:p>
-    <w:p>
-      <w:pPr>
-        <w:pStyle w:val="ListBullet"/>
-      </w:pPr>
-      <w:r>
-        <w:rPr>
-          <w:rFonts w:ascii="微软雅黑" w:hAnsi="微软雅黑" w:eastAsia="微软雅黑"/>
-          <w:b w:val="0"/>
-          <w:sz w:val="21"/>
-        </w:rPr>
-        <w:t>合同生成（自动填充员工信息）</w:t>
-      </w:r>
-    </w:p>
-    <w:p>
-      <w:pPr>
-        <w:pStyle w:val="ListBullet"/>
-      </w:pPr>
-      <w:r>
-        <w:rPr>
-          <w:rFonts w:ascii="微软雅黑" w:hAnsi="微软雅黑" w:eastAsia="微软雅黑"/>
-          <w:b w:val="0"/>
-          <w:sz w:val="21"/>
-        </w:rPr>
-        <w:t>电子签署（对接第三方电子签平台）</w:t>
-      </w:r>
-    </w:p>
-    <w:p>
-      <w:pPr>
-        <w:pStyle w:val="ListBullet"/>
-      </w:pPr>
-      <w:r>
-        <w:rPr>
-          <w:rFonts w:ascii="微软雅黑" w:hAnsi="微软雅黑" w:eastAsia="微软雅黑"/>
-          <w:b w:val="0"/>
-          <w:sz w:val="21"/>
-        </w:rPr>
-        <w:t>合同到期提醒</w:t>
-      </w:r>
-    </w:p>
-    <w:p>
-      <w:r>
-        <w:rPr>
-          <w:rFonts w:ascii="微软雅黑" w:hAnsi="微软雅黑" w:eastAsia="微软雅黑"/>
-          <w:b w:val="0"/>
-          <w:sz w:val="21"/>
-        </w:rPr>
-        <w:t>包含端口：Web</w:t>
-      </w:r>
-    </w:p>
-    <w:p>
-      <w:r>
-        <w:rPr>
-          <w:rFonts w:ascii="微软雅黑" w:hAnsi="微软雅黑" w:eastAsia="微软雅黑"/>
-          <w:b w:val="0"/>
-          <w:sz w:val="21"/>
-        </w:rPr>
-        <w:t>---</w:t>
-      </w:r>
-    </w:p>
-    <w:p>
-      <w:pPr>
-        <w:pStyle w:val="Heading3"/>
-      </w:pPr>
-      <w:r>
-        <w:rPr>
-          <w:rFonts w:ascii="微软雅黑" w:hAnsi="微软雅黑" w:eastAsia="微软雅黑"/>
-          <w:b/>
-          <w:sz w:val="24"/>
-        </w:rPr>
-        <w:t>⚙️ 支撑模块（6个）</w:t>
-      </w:r>
-    </w:p>
-    <w:p>
-      <w:r>
-        <w:rPr>
-          <w:rFonts w:ascii="微软雅黑" w:hAnsi="微软雅黑" w:eastAsia="微软雅黑"/>
-          <w:b/>
-          <w:sz w:val="22"/>
-        </w:rPr>
-        <w:t>模块10：基础设施与架构 —— ¥6.0万</w:t>
-      </w:r>
-    </w:p>
-    <w:p>
-      <w:r>
-        <w:rPr>
-          <w:rFonts w:ascii="微软雅黑" w:hAnsi="微软雅黑" w:eastAsia="微软雅黑"/>
-          <w:b w:val="0"/>
-          <w:sz w:val="21"/>
-        </w:rPr>
-        <w:t>工作量：40人天</w:t>
-      </w:r>
-    </w:p>
-    <w:p>
-      <w:r>
-        <w:rPr>
-          <w:rFonts w:ascii="微软雅黑" w:hAnsi="微软雅黑" w:eastAsia="微软雅黑"/>
-          <w:b w:val="0"/>
-          <w:sz w:val="21"/>
-        </w:rPr>
-        <w:t>说明：搭建系统框架、用户认证、权限控制、多租户数据隔离</w:t>
-      </w:r>
-    </w:p>
-    <w:p>
-      <w:r>
-        <w:rPr>
-          <w:rFonts w:ascii="微软雅黑" w:hAnsi="微软雅黑" w:eastAsia="微软雅黑"/>
-          <w:b w:val="0"/>
-          <w:sz w:val="21"/>
-        </w:rPr>
-        <w:t>---</w:t>
-      </w:r>
-    </w:p>
-    <w:p>
-      <w:r>
-        <w:rPr>
-          <w:rFonts w:ascii="微软雅黑" w:hAnsi="微软雅黑" w:eastAsia="微软雅黑"/>
-          <w:b/>
-          <w:sz w:val="22"/>
-        </w:rPr>
-        <w:t>模块11：三端集成与联调 —— ¥4.5万</w:t>
-      </w:r>
-    </w:p>
-    <w:p>
-      <w:r>
-        <w:rPr>
-          <w:rFonts w:ascii="微软雅黑" w:hAnsi="微软雅黑" w:eastAsia="微软雅黑"/>
-          <w:b w:val="0"/>
-          <w:sz w:val="21"/>
-        </w:rPr>
-        <w:t>工作量：30人天</w:t>
-      </w:r>
-    </w:p>
-    <w:p>
-      <w:r>
-        <w:rPr>
-          <w:rFonts w:ascii="微软雅黑" w:hAnsi="微软雅黑" w:eastAsia="微软雅黑"/>
-          <w:b w:val="0"/>
-          <w:sz w:val="21"/>
-        </w:rPr>
-        <w:t>说明：Web后台、移动App、微信小程序三端联调，确保数据同步</w:t>
-      </w:r>
-    </w:p>
-    <w:p>
-      <w:r>
-        <w:rPr>
-          <w:rFonts w:ascii="微软雅黑" w:hAnsi="微软雅黑" w:eastAsia="微软雅黑"/>
-          <w:b w:val="0"/>
-          <w:sz w:val="21"/>
-        </w:rPr>
-        <w:t>---</w:t>
-      </w:r>
-    </w:p>
-    <w:p>
-      <w:r>
-        <w:rPr>
-          <w:rFonts w:ascii="微软雅黑" w:hAnsi="微软雅黑" w:eastAsia="微软雅黑"/>
-          <w:b/>
-          <w:sz w:val="22"/>
-        </w:rPr>
-        <w:t>模块12：测试与质量保障 —— ¥9.0万</w:t>
-      </w:r>
-    </w:p>
-    <w:p>
-      <w:r>
-        <w:rPr>
-          <w:rFonts w:ascii="微软雅黑" w:hAnsi="微软雅黑" w:eastAsia="微软雅黑"/>
-          <w:b w:val="0"/>
-          <w:sz w:val="21"/>
-        </w:rPr>
-        <w:t>工作量：60人天</w:t>
-      </w:r>
-    </w:p>
-    <w:p>
-      <w:r>
-        <w:rPr>
-          <w:rFonts w:ascii="微软雅黑" w:hAnsi="微软雅黑" w:eastAsia="微软雅黑"/>
-          <w:b w:val="0"/>
-          <w:sz w:val="21"/>
-        </w:rPr>
-        <w:t>说明：功能测试、性能测试、安全测试，确保系统稳定可靠</w:t>
-      </w:r>
-    </w:p>
-    <w:p>
-      <w:r>
-        <w:rPr>
-          <w:rFonts w:ascii="微软雅黑" w:hAnsi="微软雅黑" w:eastAsia="微软雅黑"/>
-          <w:b w:val="0"/>
-          <w:sz w:val="21"/>
-        </w:rPr>
-        <w:t>---</w:t>
-      </w:r>
-    </w:p>
-    <w:p>
-      <w:r>
-        <w:rPr>
-          <w:rFonts w:ascii="微软雅黑" w:hAnsi="微软雅黑" w:eastAsia="微软雅黑"/>
-          <w:b/>
-          <w:sz w:val="22"/>
-        </w:rPr>
-        <w:t>模块13：项目管理 —— ¥30.3万</w:t>
-      </w:r>
-    </w:p>
-    <w:p>
-      <w:r>
-        <w:rPr>
-          <w:rFonts w:ascii="微软雅黑" w:hAnsi="微软雅黑" w:eastAsia="微软雅黑"/>
-          <w:b w:val="0"/>
-          <w:sz w:val="21"/>
-        </w:rPr>
-        <w:t>工作量：202人天</w:t>
-      </w:r>
-    </w:p>
-    <w:p>
-      <w:r>
-        <w:rPr>
-          <w:rFonts w:ascii="微软雅黑" w:hAnsi="微软雅黑" w:eastAsia="微软雅黑"/>
-          <w:b w:val="0"/>
-          <w:sz w:val="21"/>
-        </w:rPr>
-        <w:t>说明：需求管理、进度管理、文档编写、客户沟通</w:t>
-      </w:r>
-    </w:p>
-    <w:p>
-      <w:r>
-        <w:rPr>
-          <w:rFonts w:ascii="微软雅黑" w:hAnsi="微软雅黑" w:eastAsia="微软雅黑"/>
-          <w:b w:val="0"/>
-          <w:sz w:val="21"/>
-        </w:rPr>
-        <w:t>---</w:t>
-      </w:r>
-    </w:p>
-    <w:p>
-      <w:r>
-        <w:rPr>
-          <w:rFonts w:ascii="微软雅黑" w:hAnsi="微软雅黑" w:eastAsia="微软雅黑"/>
-          <w:b/>
-          <w:sz w:val="22"/>
-        </w:rPr>
-        <w:t>模块14：部署与上线 —— ¥3.0万</w:t>
-      </w:r>
-    </w:p>
-    <w:p>
-      <w:r>
-        <w:rPr>
-          <w:rFonts w:ascii="微软雅黑" w:hAnsi="微软雅黑" w:eastAsia="微软雅黑"/>
-          <w:b w:val="0"/>
-          <w:sz w:val="21"/>
-        </w:rPr>
-        <w:t>工作量：20人天</w:t>
-      </w:r>
-    </w:p>
-    <w:p>
-      <w:r>
-        <w:rPr>
-          <w:rFonts w:ascii="微软雅黑" w:hAnsi="微软雅黑" w:eastAsia="微软雅黑"/>
-          <w:b w:val="0"/>
-          <w:sz w:val="21"/>
-        </w:rPr>
-        <w:t>说明：生产环境部署、域名SSL配置、App上架、小程序发布</w:t>
-      </w:r>
-    </w:p>
-    <w:p>
-      <w:r>
-        <w:rPr>
-          <w:rFonts w:ascii="微软雅黑" w:hAnsi="微软雅黑" w:eastAsia="微软雅黑"/>
-          <w:b w:val="0"/>
-          <w:sz w:val="21"/>
-        </w:rPr>
-        <w:t>---</w:t>
-      </w:r>
-    </w:p>
-    <w:p>
-      <w:r>
-        <w:rPr>
-          <w:rFonts w:ascii="微软雅黑" w:hAnsi="微软雅黑" w:eastAsia="微软雅黑"/>
-          <w:b/>
-          <w:sz w:val="22"/>
-        </w:rPr>
-        <w:t>模块15：培训与试运行支持 —— ¥4.5万</w:t>
-      </w:r>
-    </w:p>
-    <w:p>
-      <w:r>
-        <w:rPr>
-          <w:rFonts w:ascii="微软雅黑" w:hAnsi="微软雅黑" w:eastAsia="微软雅黑"/>
-          <w:b w:val="0"/>
-          <w:sz w:val="21"/>
-        </w:rPr>
-        <w:t>工作量：30人天</w:t>
-      </w:r>
-    </w:p>
-    <w:p>
-      <w:r>
-        <w:rPr>
-          <w:rFonts w:ascii="微软雅黑" w:hAnsi="微软雅黑" w:eastAsia="微软雅黑"/>
-          <w:b w:val="0"/>
-          <w:sz w:val="21"/>
-        </w:rPr>
-        <w:t>说明：用户培训、操作手册、培训视频、试运行期技术支持（2周）</w:t>
-      </w:r>
-    </w:p>
-    <w:p>
-      <w:r>
-        <w:rPr>
-          <w:rFonts w:ascii="微软雅黑" w:hAnsi="微软雅黑" w:eastAsia="微软雅黑"/>
-          <w:b w:val="0"/>
-          <w:sz w:val="21"/>
-        </w:rPr>
-        <w:t>---</w:t>
-      </w:r>
-    </w:p>
-    <w:p>
-      <w:pPr>
-        <w:pStyle w:val="Heading2"/>
-      </w:pPr>
-      <w:r>
-        <w:rPr>
-          <w:rFonts w:ascii="微软雅黑" w:hAnsi="微软雅黑" w:eastAsia="微软雅黑"/>
-          <w:b/>
-          <w:color w:val="0070C0"/>
-          <w:sz w:val="28"/>
-        </w:rPr>
-        <w:t>五、总价构成</w:t>
-      </w:r>
-    </w:p>
-    <w:tbl>
-      <w:tblPr>
-        <w:tblStyle w:val="LightGrid-Accent1"/>
-        <w:tblW w:type="auto" w:w="0"/>
-        <w:tblLook w:firstColumn="1" w:firstRow="1" w:lastColumn="0" w:lastRow="0" w:noHBand="0" w:noVBand="1" w:val="04A0"/>
-      </w:tblPr>
-      <w:tblGrid>
-        <w:gridCol w:w="1872"/>
-        <w:gridCol w:w="1872"/>
-        <w:gridCol w:w="1872"/>
-        <w:gridCol w:w="1872"/>
-        <w:gridCol w:w="1872"/>
-      </w:tblGrid>
-      <w:tr>
-        <w:tc>
-          <w:tcPr>
-            <w:tcW w:type="dxa" w:w="1872"/>
-          </w:tcPr>
-          <w:p>
-            <w:r>
-              <w:rPr>
-                <w:rFonts w:ascii="微软雅黑" w:hAnsi="微软雅黑" w:eastAsia="微软雅黑"/>
-                <w:b/>
-                <w:sz w:val="20"/>
-              </w:rPr>
-              <w:t>类别</w:t>
-            </w:r>
-          </w:p>
-        </w:tc>
-        <w:tc>
-          <w:tcPr>
-            <w:tcW w:type="dxa" w:w="1872"/>
-          </w:tcPr>
-          <w:p>
-            <w:r>
-              <w:rPr>
-                <w:rFonts w:ascii="微软雅黑" w:hAnsi="微软雅黑" w:eastAsia="微软雅黑"/>
-                <w:b/>
-                <w:sz w:val="20"/>
-              </w:rPr>
-              <w:t>工作量</w:t>
-            </w:r>
-          </w:p>
-        </w:tc>
-        <w:tc>
-          <w:tcPr>
-            <w:tcW w:type="dxa" w:w="1872"/>
-          </w:tcPr>
-          <w:p>
-            <w:r>
-              <w:rPr>
-                <w:rFonts w:ascii="微软雅黑" w:hAnsi="微软雅黑" w:eastAsia="微软雅黑"/>
-                <w:b/>
-                <w:sz w:val="20"/>
-              </w:rPr>
-              <w:t>单价</w:t>
-            </w:r>
-          </w:p>
-        </w:tc>
-        <w:tc>
-          <w:tcPr>
-            <w:tcW w:type="dxa" w:w="1872"/>
-          </w:tcPr>
-          <w:p>
-            <w:r>
-              <w:rPr>
-                <w:rFonts w:ascii="微软雅黑" w:hAnsi="微软雅黑" w:eastAsia="微软雅黑"/>
-                <w:b/>
-                <w:sz w:val="20"/>
-              </w:rPr>
-              <w:t>小计</w:t>
-            </w:r>
-          </w:p>
-        </w:tc>
-        <w:tc>
-          <w:tcPr>
-            <w:tcW w:type="dxa" w:w="1872"/>
-          </w:tcPr>
-          <w:p>
-            <w:r>
-              <w:rPr>
-                <w:rFonts w:ascii="微软雅黑" w:hAnsi="微软雅黑" w:eastAsia="微软雅黑"/>
-                <w:b/>
-                <w:sz w:val="20"/>
-              </w:rPr>
-              <w:t>说明</w:t>
-            </w:r>
-          </w:p>
-        </w:tc>
-      </w:tr>
-      <w:tr>
-        <w:tc>
-          <w:tcPr>
-            <w:tcW w:type="dxa" w:w="1872"/>
-          </w:tcPr>
-          <w:p>
-            <w:r>
-              <w:rPr>
-                <w:rFonts w:ascii="微软雅黑" w:hAnsi="微软雅黑" w:eastAsia="微软雅黑"/>
-                <w:b w:val="0"/>
-                <w:sz w:val="20"/>
-              </w:rPr>
-              <w:t>**业务模块（9个）**</w:t>
-            </w:r>
-          </w:p>
-        </w:tc>
-        <w:tc>
-          <w:tcPr>
-            <w:tcW w:type="dxa" w:w="1872"/>
-          </w:tcPr>
-          <w:p>
-            <w:r>
-              <w:rPr>
-                <w:rFonts w:ascii="微软雅黑" w:hAnsi="微软雅黑" w:eastAsia="微软雅黑"/>
-                <w:b w:val="0"/>
-                <w:sz w:val="20"/>
-              </w:rPr>
-              <w:t>300人天</w:t>
-            </w:r>
-          </w:p>
-        </w:tc>
-        <w:tc>
-          <w:tcPr>
-            <w:tcW w:type="dxa" w:w="1872"/>
-          </w:tcPr>
-          <w:p>
-            <w:r>
-              <w:rPr>
-                <w:rFonts w:ascii="微软雅黑" w:hAnsi="微软雅黑" w:eastAsia="微软雅黑"/>
-                <w:b w:val="0"/>
-                <w:sz w:val="20"/>
-              </w:rPr>
-              <w:t>¥1,500</w:t>
-            </w:r>
-          </w:p>
-        </w:tc>
-        <w:tc>
-          <w:tcPr>
-            <w:tcW w:type="dxa" w:w="1872"/>
-          </w:tcPr>
-          <w:p>
-            <w:r>
-              <w:rPr>
-                <w:rFonts w:ascii="微软雅黑" w:hAnsi="微软雅黑" w:eastAsia="微软雅黑"/>
-                <w:b w:val="0"/>
-                <w:sz w:val="20"/>
-              </w:rPr>
-              <w:t>¥45.0万</w:t>
-            </w:r>
-          </w:p>
-        </w:tc>
-        <w:tc>
-          <w:tcPr>
-            <w:tcW w:type="dxa" w:w="1872"/>
-          </w:tcPr>
-          <w:p>
-            <w:r>
-              <w:rPr>
-                <w:rFonts w:ascii="微软雅黑" w:hAnsi="微软雅黑" w:eastAsia="微软雅黑"/>
-                <w:b w:val="0"/>
-                <w:sz w:val="20"/>
-              </w:rPr>
-              <w:t>核心业务功能</w:t>
-            </w:r>
-          </w:p>
-        </w:tc>
-      </w:tr>
-      <w:tr>
-        <w:tc>
-          <w:tcPr>
-            <w:tcW w:type="dxa" w:w="1872"/>
-          </w:tcPr>
-          <w:p>
-            <w:r>
-              <w:rPr>
-                <w:rFonts w:ascii="微软雅黑" w:hAnsi="微软雅黑" w:eastAsia="微软雅黑"/>
-                <w:b w:val="0"/>
-                <w:sz w:val="20"/>
-              </w:rPr>
-              <w:t>**支撑模块（6个）**</w:t>
-            </w:r>
-          </w:p>
-        </w:tc>
-        <w:tc>
-          <w:tcPr>
-            <w:tcW w:type="dxa" w:w="1872"/>
-          </w:tcPr>
-          <w:p>
-            <w:r>
-              <w:rPr>
-                <w:rFonts w:ascii="微软雅黑" w:hAnsi="微软雅黑" w:eastAsia="微软雅黑"/>
-                <w:b w:val="0"/>
-                <w:sz w:val="20"/>
-              </w:rPr>
-              <w:t>382人天</w:t>
-            </w:r>
-          </w:p>
-        </w:tc>
-        <w:tc>
-          <w:tcPr>
-            <w:tcW w:type="dxa" w:w="1872"/>
-          </w:tcPr>
-          <w:p>
-            <w:r>
-              <w:rPr>
-                <w:rFonts w:ascii="微软雅黑" w:hAnsi="微软雅黑" w:eastAsia="微软雅黑"/>
-                <w:b w:val="0"/>
-                <w:sz w:val="20"/>
-              </w:rPr>
-              <w:t>¥1,500</w:t>
-            </w:r>
-          </w:p>
-        </w:tc>
-        <w:tc>
-          <w:tcPr>
-            <w:tcW w:type="dxa" w:w="1872"/>
-          </w:tcPr>
-          <w:p>
-            <w:r>
-              <w:rPr>
-                <w:rFonts w:ascii="微软雅黑" w:hAnsi="微软雅黑" w:eastAsia="微软雅黑"/>
-                <w:b w:val="0"/>
-                <w:sz w:val="20"/>
-              </w:rPr>
-              <w:t>¥57.3万</w:t>
-            </w:r>
-          </w:p>
-        </w:tc>
-        <w:tc>
-          <w:tcPr>
-            <w:tcW w:type="dxa" w:w="1872"/>
-          </w:tcPr>
-          <w:p>
-            <w:r>
-              <w:rPr>
-                <w:rFonts w:ascii="微软雅黑" w:hAnsi="微软雅黑" w:eastAsia="微软雅黑"/>
-                <w:b w:val="0"/>
-                <w:sz w:val="20"/>
-              </w:rPr>
-              <w:t>基础设施、测试、管理</w:t>
-            </w:r>
-          </w:p>
-        </w:tc>
-      </w:tr>
-      <w:tr>
-        <w:tc>
-          <w:tcPr>
-            <w:tcW w:type="dxa" w:w="1872"/>
-          </w:tcPr>
-          <w:p>
-            <w:r>
-              <w:rPr>
-                <w:rFonts w:ascii="微软雅黑" w:hAnsi="微软雅黑" w:eastAsia="微软雅黑"/>
-                <w:b w:val="0"/>
-                <w:sz w:val="20"/>
-              </w:rPr>
-              <w:t>**小计**</w:t>
-            </w:r>
-          </w:p>
-        </w:tc>
-        <w:tc>
-          <w:tcPr>
-            <w:tcW w:type="dxa" w:w="1872"/>
-          </w:tcPr>
-          <w:p>
-            <w:r>
-              <w:rPr>
-                <w:rFonts w:ascii="微软雅黑" w:hAnsi="微软雅黑" w:eastAsia="微软雅黑"/>
-                <w:b w:val="0"/>
-                <w:sz w:val="20"/>
-              </w:rPr>
-              <w:t>682人天</w:t>
-            </w:r>
-          </w:p>
-        </w:tc>
-        <w:tc>
-          <w:tcPr>
-            <w:tcW w:type="dxa" w:w="1872"/>
-          </w:tcPr>
-          <w:p>
-            <w:r>
-              <w:rPr>
-                <w:rFonts w:ascii="微软雅黑" w:hAnsi="微软雅黑" w:eastAsia="微软雅黑"/>
-                <w:b w:val="0"/>
-                <w:sz w:val="20"/>
-              </w:rPr>
-              <w:t>¥1,500</w:t>
-            </w:r>
-          </w:p>
-        </w:tc>
-        <w:tc>
-          <w:tcPr>
-            <w:tcW w:type="dxa" w:w="1872"/>
-          </w:tcPr>
-          <w:p>
-            <w:r>
-              <w:rPr>
-                <w:rFonts w:ascii="微软雅黑" w:hAnsi="微软雅黑" w:eastAsia="微软雅黑"/>
-                <w:b w:val="0"/>
-                <w:sz w:val="20"/>
-              </w:rPr>
-              <w:t>¥102.3万</w:t>
-            </w:r>
-          </w:p>
-        </w:tc>
-        <w:tc>
-          <w:tcPr>
-            <w:tcW w:type="dxa" w:w="1872"/>
-          </w:tcPr>
-          <w:p>
-            <w:r>
-              <w:rPr>
-                <w:rFonts w:ascii="微软雅黑" w:hAnsi="微软雅黑" w:eastAsia="微软雅黑"/>
-                <w:b w:val="0"/>
-                <w:sz w:val="20"/>
-              </w:rPr>
-              <w:t>按人天单价计算</w:t>
-            </w:r>
-          </w:p>
-        </w:tc>
-      </w:tr>
-      <w:tr>
-        <w:tc>
-          <w:tcPr>
-            <w:tcW w:type="dxa" w:w="1872"/>
-          </w:tcPr>
-          <w:p>
-            <w:r>
-              <w:rPr>
-                <w:rFonts w:ascii="微软雅黑" w:hAnsi="微软雅黑" w:eastAsia="微软雅黑"/>
-                <w:b w:val="0"/>
-                <w:sz w:val="20"/>
-              </w:rPr>
-              <w:t>**商务折扣**</w:t>
-            </w:r>
-          </w:p>
-        </w:tc>
-        <w:tc>
-          <w:tcPr>
-            <w:tcW w:type="dxa" w:w="1872"/>
-          </w:tcPr>
-          <w:p>
-            <w:r>
-              <w:rPr>
-                <w:rFonts w:ascii="微软雅黑" w:hAnsi="微软雅黑" w:eastAsia="微软雅黑"/>
-                <w:b w:val="0"/>
-                <w:sz w:val="20"/>
-              </w:rPr>
-              <w:t>-</w:t>
-            </w:r>
-          </w:p>
-        </w:tc>
-        <w:tc>
-          <w:tcPr>
-            <w:tcW w:type="dxa" w:w="1872"/>
-          </w:tcPr>
-          <w:p>
-            <w:r>
-              <w:rPr>
-                <w:rFonts w:ascii="微软雅黑" w:hAnsi="微软雅黑" w:eastAsia="微软雅黑"/>
-                <w:b w:val="0"/>
-                <w:sz w:val="20"/>
-              </w:rPr>
-              <w:t>-</w:t>
-            </w:r>
-          </w:p>
-        </w:tc>
-        <w:tc>
-          <w:tcPr>
-            <w:tcW w:type="dxa" w:w="1872"/>
-          </w:tcPr>
-          <w:p>
-            <w:r>
-              <w:rPr>
-                <w:rFonts w:ascii="微软雅黑" w:hAnsi="微软雅黑" w:eastAsia="微软雅黑"/>
-                <w:b w:val="0"/>
-                <w:sz w:val="20"/>
-              </w:rPr>
-              <w:t>+¥37.7万</w:t>
-            </w:r>
-          </w:p>
-        </w:tc>
-        <w:tc>
-          <w:tcPr>
-            <w:tcW w:type="dxa" w:w="1872"/>
-          </w:tcPr>
-          <w:p>
-            <w:r>
-              <w:rPr>
-                <w:rFonts w:ascii="微软雅黑" w:hAnsi="微软雅黑" w:eastAsia="微软雅黑"/>
-                <w:b w:val="0"/>
-                <w:sz w:val="20"/>
-              </w:rPr>
-              <w:t>综合折扣调整</w:t>
-            </w:r>
-          </w:p>
-        </w:tc>
-      </w:tr>
-      <w:tr>
-        <w:tc>
-          <w:tcPr>
-            <w:tcW w:type="dxa" w:w="1872"/>
-          </w:tcPr>
-          <w:p>
-            <w:r>
-              <w:rPr>
-                <w:rFonts w:ascii="微软雅黑" w:hAnsi="微软雅黑" w:eastAsia="微软雅黑"/>
-                <w:b w:val="0"/>
-                <w:sz w:val="20"/>
-              </w:rPr>
-              <w:t>**最终总价**</w:t>
-            </w:r>
-          </w:p>
-        </w:tc>
-        <w:tc>
-          <w:tcPr>
-            <w:tcW w:type="dxa" w:w="1872"/>
-          </w:tcPr>
-          <w:p>
-            <w:r>
-              <w:rPr>
-                <w:rFonts w:ascii="微软雅黑" w:hAnsi="微软雅黑" w:eastAsia="微软雅黑"/>
-                <w:b w:val="0"/>
-                <w:sz w:val="20"/>
-              </w:rPr>
-              <w:t>682人天</w:t>
-            </w:r>
-          </w:p>
-        </w:tc>
-        <w:tc>
-          <w:tcPr>
-            <w:tcW w:type="dxa" w:w="1872"/>
-          </w:tcPr>
-          <w:p>
-            <w:r>
-              <w:rPr>
-                <w:rFonts w:ascii="微软雅黑" w:hAnsi="微软雅黑" w:eastAsia="微软雅黑"/>
-                <w:b w:val="0"/>
-                <w:sz w:val="20"/>
-              </w:rPr>
-              <w:t>-</w:t>
-            </w:r>
-          </w:p>
-        </w:tc>
-        <w:tc>
-          <w:tcPr>
-            <w:tcW w:type="dxa" w:w="1872"/>
-          </w:tcPr>
-          <w:p>
-            <w:r>
-              <w:rPr>
-                <w:rFonts w:ascii="微软雅黑" w:hAnsi="微软雅黑" w:eastAsia="微软雅黑"/>
-                <w:b w:val="0"/>
-                <w:sz w:val="20"/>
-              </w:rPr>
-              <w:t>**¥140万**</w:t>
-            </w:r>
-          </w:p>
-        </w:tc>
-        <w:tc>
-          <w:tcPr>
-            <w:tcW w:type="dxa" w:w="1872"/>
-          </w:tcPr>
-          <w:p>
-            <w:r>
-              <w:rPr>
-                <w:rFonts w:ascii="微软雅黑" w:hAnsi="微软雅黑" w:eastAsia="微软雅黑"/>
-                <w:b w:val="0"/>
-                <w:sz w:val="20"/>
-              </w:rPr>
-              <w:t>**含税含票**</w:t>
-            </w:r>
-          </w:p>
-        </w:tc>
-      </w:tr>
-    </w:tbl>
-    <w:p>
-      <w:r>
-        <w:rPr>
-          <w:rFonts w:ascii="微软雅黑" w:hAnsi="微软雅黑" w:eastAsia="微软雅黑"/>
-          <w:b w:val="0"/>
-          <w:sz w:val="21"/>
-        </w:rPr>
-        <w:t>说明：</w:t>
-      </w:r>
-    </w:p>
-    <w:p>
-      <w:pPr>
-        <w:pStyle w:val="ListBullet"/>
-      </w:pPr>
-      <w:r>
-        <w:rPr>
-          <w:rFonts w:ascii="微软雅黑" w:hAnsi="微软雅黑" w:eastAsia="微软雅黑"/>
-          <w:b w:val="0"/>
-          <w:sz w:val="21"/>
-        </w:rPr>
-        <w:t>人天单价：¥1,500/人天（基础单价）</w:t>
-      </w:r>
-    </w:p>
-    <w:p>
-      <w:pPr>
-        <w:pStyle w:val="ListBullet"/>
-      </w:pPr>
-      <w:r>
-        <w:rPr>
-          <w:rFonts w:ascii="微软雅黑" w:hAnsi="微软雅黑" w:eastAsia="微软雅黑"/>
-          <w:b w:val="0"/>
-          <w:sz w:val="21"/>
-        </w:rPr>
-        <w:t>实际单价：约¥2,053/人天（含管理成本、利润、税费）</w:t>
-      </w:r>
-    </w:p>
-    <w:p>
-      <w:pPr>
-        <w:pStyle w:val="ListBullet"/>
-      </w:pPr>
-      <w:r>
-        <w:rPr>
-          <w:rFonts w:ascii="微软雅黑" w:hAnsi="微软雅黑" w:eastAsia="微软雅黑"/>
-          <w:b w:val="0"/>
-          <w:sz w:val="21"/>
-        </w:rPr>
-        <w:t>报价已包含：开发费用、测试费用、部署费用、培训费用、12个月维保</w:t>
-      </w:r>
-    </w:p>
-    <w:p>
-      <w:r>
-        <w:rPr>
-          <w:rFonts w:ascii="微软雅黑" w:hAnsi="微软雅黑" w:eastAsia="微软雅黑"/>
-          <w:b w:val="0"/>
-          <w:sz w:val="21"/>
-        </w:rPr>
-        <w:t>---</w:t>
-      </w:r>
-    </w:p>
-    <w:p>
-      <w:pPr>
-        <w:pStyle w:val="Heading2"/>
-      </w:pPr>
-      <w:r>
-        <w:rPr>
-          <w:rFonts w:ascii="微软雅黑" w:hAnsi="微软雅黑" w:eastAsia="微软雅黑"/>
-          <w:b/>
-          <w:color w:val="0070C0"/>
-          <w:sz w:val="28"/>
-        </w:rPr>
-        <w:t>六、付款方式</w:t>
-      </w:r>
-    </w:p>
-    <w:p>
-      <w:r>
-        <w:rPr>
-          <w:rFonts w:ascii="微软雅黑" w:hAnsi="微软雅黑" w:eastAsia="微软雅黑"/>
-          <w:b w:val="0"/>
-          <w:sz w:val="21"/>
-        </w:rPr>
-        <w:t>采用分阶段付款方式，降低双方风险：</w:t>
-      </w:r>
-    </w:p>
-    <w:tbl>
-      <w:tblPr>
-        <w:tblStyle w:val="LightGrid-Accent1"/>
-        <w:tblW w:type="auto" w:w="0"/>
-        <w:tblLook w:firstColumn="1" w:firstRow="1" w:lastColumn="0" w:lastRow="0" w:noHBand="0" w:noVBand="1" w:val="04A0"/>
-      </w:tblPr>
-      <w:tblGrid>
-        <w:gridCol w:w="1872"/>
-        <w:gridCol w:w="1872"/>
-        <w:gridCol w:w="1872"/>
-        <w:gridCol w:w="1872"/>
-        <w:gridCol w:w="1872"/>
-      </w:tblGrid>
-      <w:tr>
-        <w:tc>
-          <w:tcPr>
-            <w:tcW w:type="dxa" w:w="1872"/>
-          </w:tcPr>
-          <w:p>
-            <w:r>
-              <w:rPr>
-                <w:rFonts w:ascii="微软雅黑" w:hAnsi="微软雅黑" w:eastAsia="微软雅黑"/>
-                <w:b/>
-                <w:sz w:val="20"/>
+                <w:sz w:val="18"/>
               </w:rPr>
               <w:t>节点</w:t>
             </w:r>
@@ -3317,14 +2593,16 @@
         </w:tc>
         <w:tc>
           <w:tcPr>
-            <w:tcW w:type="dxa" w:w="1872"/>
+            <w:tcW w:type="dxa" w:w="2045"/>
+            <w:vAlign w:val="center"/>
+            <w:shd w:fill="D9EAF7"/>
           </w:tcPr>
           <w:p>
+            <w:r/>
             <w:r>
               <w:rPr>
-                <w:rFonts w:ascii="微软雅黑" w:hAnsi="微软雅黑" w:eastAsia="微软雅黑"/>
                 <w:b/>
-                <w:sz w:val="20"/>
+                <w:sz w:val="18"/>
               </w:rPr>
               <w:t>比例</w:t>
             </w:r>
@@ -3332,14 +2610,16 @@
         </w:tc>
         <w:tc>
           <w:tcPr>
-            <w:tcW w:type="dxa" w:w="1872"/>
+            <w:tcW w:type="dxa" w:w="2045"/>
+            <w:vAlign w:val="center"/>
+            <w:shd w:fill="D9EAF7"/>
           </w:tcPr>
           <w:p>
+            <w:r/>
             <w:r>
               <w:rPr>
-                <w:rFonts w:ascii="微软雅黑" w:hAnsi="微软雅黑" w:eastAsia="微软雅黑"/>
                 <w:b/>
-                <w:sz w:val="20"/>
+                <w:sz w:val="18"/>
               </w:rPr>
               <w:t>金额</w:t>
             </w:r>
@@ -3347,14 +2627,16 @@
         </w:tc>
         <w:tc>
           <w:tcPr>
-            <w:tcW w:type="dxa" w:w="1872"/>
+            <w:tcW w:type="dxa" w:w="2045"/>
+            <w:vAlign w:val="center"/>
+            <w:shd w:fill="D9EAF7"/>
           </w:tcPr>
           <w:p>
+            <w:r/>
             <w:r>
               <w:rPr>
-                <w:rFonts w:ascii="微软雅黑" w:hAnsi="微软雅黑" w:eastAsia="微软雅黑"/>
                 <w:b/>
-                <w:sz w:val="20"/>
+                <w:sz w:val="18"/>
               </w:rPr>
               <w:t>触发条件</w:t>
             </w:r>
@@ -3362,14 +2644,16 @@
         </w:tc>
         <w:tc>
           <w:tcPr>
-            <w:tcW w:type="dxa" w:w="1872"/>
+            <w:tcW w:type="dxa" w:w="2045"/>
+            <w:vAlign w:val="center"/>
+            <w:shd w:fill="D9EAF7"/>
           </w:tcPr>
           <w:p>
+            <w:r/>
             <w:r>
               <w:rPr>
-                <w:rFonts w:ascii="微软雅黑" w:hAnsi="微软雅黑" w:eastAsia="微软雅黑"/>
                 <w:b/>
-                <w:sz w:val="20"/>
+                <w:sz w:val="18"/>
               </w:rPr>
               <w:t>付款时限</w:t>
             </w:r>
@@ -3379,14 +2663,15 @@
       <w:tr>
         <w:tc>
           <w:tcPr>
-            <w:tcW w:type="dxa" w:w="1872"/>
+            <w:tcW w:type="dxa" w:w="2045"/>
+            <w:vAlign w:val="center"/>
           </w:tcPr>
           <w:p>
+            <w:r/>
             <w:r>
               <w:rPr>
-                <w:rFonts w:ascii="微软雅黑" w:hAnsi="微软雅黑" w:eastAsia="微软雅黑"/>
                 <w:b w:val="0"/>
-                <w:sz w:val="20"/>
+                <w:sz w:val="18"/>
               </w:rPr>
               <w:t>合同签订</w:t>
             </w:r>
@@ -3394,14 +2679,15 @@
         </w:tc>
         <w:tc>
           <w:tcPr>
-            <w:tcW w:type="dxa" w:w="1872"/>
+            <w:tcW w:type="dxa" w:w="2045"/>
+            <w:vAlign w:val="center"/>
           </w:tcPr>
           <w:p>
+            <w:r/>
             <w:r>
               <w:rPr>
-                <w:rFonts w:ascii="微软雅黑" w:hAnsi="微软雅黑" w:eastAsia="微软雅黑"/>
                 <w:b w:val="0"/>
-                <w:sz w:val="20"/>
+                <w:sz w:val="18"/>
               </w:rPr>
               <w:t>30%</w:t>
             </w:r>
@@ -3409,44 +2695,47 @@
         </w:tc>
         <w:tc>
           <w:tcPr>
-            <w:tcW w:type="dxa" w:w="1872"/>
+            <w:tcW w:type="dxa" w:w="2045"/>
+            <w:vAlign w:val="center"/>
           </w:tcPr>
           <w:p>
+            <w:r/>
             <w:r>
               <w:rPr>
-                <w:rFonts w:ascii="微软雅黑" w:hAnsi="微软雅黑" w:eastAsia="微软雅黑"/>
                 <w:b w:val="0"/>
-                <w:sz w:val="20"/>
+                <w:sz w:val="18"/>
               </w:rPr>
-              <w:t>¥42万</w:t>
+              <w:t>456000</w:t>
             </w:r>
           </w:p>
         </w:tc>
         <w:tc>
           <w:tcPr>
-            <w:tcW w:type="dxa" w:w="1872"/>
+            <w:tcW w:type="dxa" w:w="2045"/>
+            <w:vAlign w:val="center"/>
           </w:tcPr>
           <w:p>
+            <w:r/>
             <w:r>
               <w:rPr>
-                <w:rFonts w:ascii="微软雅黑" w:hAnsi="微软雅黑" w:eastAsia="微软雅黑"/>
                 <w:b w:val="0"/>
-                <w:sz w:val="20"/>
+                <w:sz w:val="18"/>
               </w:rPr>
-              <w:t>合同签字盖章</w:t>
+              <w:t>合同签署且首付款条件满足</w:t>
             </w:r>
           </w:p>
         </w:tc>
         <w:tc>
           <w:tcPr>
-            <w:tcW w:type="dxa" w:w="1872"/>
+            <w:tcW w:type="dxa" w:w="2045"/>
+            <w:vAlign w:val="center"/>
           </w:tcPr>
           <w:p>
+            <w:r/>
             <w:r>
               <w:rPr>
-                <w:rFonts w:ascii="微软雅黑" w:hAnsi="微软雅黑" w:eastAsia="微软雅黑"/>
                 <w:b w:val="0"/>
-                <w:sz w:val="20"/>
+                <w:sz w:val="18"/>
               </w:rPr>
               <w:t>签约后3个工作日</w:t>
             </w:r>
@@ -3456,14 +2745,15 @@
       <w:tr>
         <w:tc>
           <w:tcPr>
-            <w:tcW w:type="dxa" w:w="1872"/>
+            <w:tcW w:type="dxa" w:w="2045"/>
+            <w:vAlign w:val="center"/>
           </w:tcPr>
           <w:p>
+            <w:r/>
             <w:r>
               <w:rPr>
-                <w:rFonts w:ascii="微软雅黑" w:hAnsi="微软雅黑" w:eastAsia="微软雅黑"/>
                 <w:b w:val="0"/>
-                <w:sz w:val="20"/>
+                <w:sz w:val="18"/>
               </w:rPr>
               <w:t>需求评审通过</w:t>
             </w:r>
@@ -3471,14 +2761,15 @@
         </w:tc>
         <w:tc>
           <w:tcPr>
-            <w:tcW w:type="dxa" w:w="1872"/>
+            <w:tcW w:type="dxa" w:w="2045"/>
+            <w:vAlign w:val="center"/>
           </w:tcPr>
           <w:p>
+            <w:r/>
             <w:r>
               <w:rPr>
-                <w:rFonts w:ascii="微软雅黑" w:hAnsi="微软雅黑" w:eastAsia="微软雅黑"/>
                 <w:b w:val="0"/>
-                <w:sz w:val="20"/>
+                <w:sz w:val="18"/>
               </w:rPr>
               <w:t>10%</w:t>
             </w:r>
@@ -3486,29 +2777,31 @@
         </w:tc>
         <w:tc>
           <w:tcPr>
-            <w:tcW w:type="dxa" w:w="1872"/>
+            <w:tcW w:type="dxa" w:w="2045"/>
+            <w:vAlign w:val="center"/>
           </w:tcPr>
           <w:p>
+            <w:r/>
             <w:r>
               <w:rPr>
-                <w:rFonts w:ascii="微软雅黑" w:hAnsi="微软雅黑" w:eastAsia="微软雅黑"/>
                 <w:b w:val="0"/>
-                <w:sz w:val="20"/>
+                <w:sz w:val="18"/>
               </w:rPr>
-              <w:t>¥14万</w:t>
+              <w:t>152000</w:t>
             </w:r>
           </w:p>
         </w:tc>
         <w:tc>
           <w:tcPr>
-            <w:tcW w:type="dxa" w:w="1872"/>
+            <w:tcW w:type="dxa" w:w="2045"/>
+            <w:vAlign w:val="center"/>
           </w:tcPr>
           <w:p>
+            <w:r/>
             <w:r>
               <w:rPr>
-                <w:rFonts w:ascii="微软雅黑" w:hAnsi="微软雅黑" w:eastAsia="微软雅黑"/>
                 <w:b w:val="0"/>
-                <w:sz w:val="20"/>
+                <w:sz w:val="18"/>
               </w:rPr>
               <w:t>签署《功能清单确认书》</w:t>
             </w:r>
@@ -3516,16 +2809,17 @@
         </w:tc>
         <w:tc>
           <w:tcPr>
-            <w:tcW w:type="dxa" w:w="1872"/>
+            <w:tcW w:type="dxa" w:w="2045"/>
+            <w:vAlign w:val="center"/>
           </w:tcPr>
           <w:p>
+            <w:r/>
             <w:r>
               <w:rPr>
-                <w:rFonts w:ascii="微软雅黑" w:hAnsi="微软雅黑" w:eastAsia="微软雅黑"/>
                 <w:b w:val="0"/>
-                <w:sz w:val="20"/>
+                <w:sz w:val="18"/>
               </w:rPr>
-              <w:t>签署后5个工作日</w:t>
+              <w:t>确认书签署后5个工作日</w:t>
             </w:r>
           </w:p>
         </w:tc>
@@ -3533,29 +2827,31 @@
       <w:tr>
         <w:tc>
           <w:tcPr>
-            <w:tcW w:type="dxa" w:w="1872"/>
+            <w:tcW w:type="dxa" w:w="2045"/>
+            <w:vAlign w:val="center"/>
           </w:tcPr>
           <w:p>
+            <w:r/>
             <w:r>
               <w:rPr>
-                <w:rFonts w:ascii="微软雅黑" w:hAnsi="微软雅黑" w:eastAsia="微软雅黑"/>
                 <w:b w:val="0"/>
-                <w:sz w:val="20"/>
+                <w:sz w:val="18"/>
               </w:rPr>
-              <w:t>第一期开发完成</w:t>
+              <w:t>第一期交付验收</w:t>
             </w:r>
           </w:p>
         </w:tc>
         <w:tc>
           <w:tcPr>
-            <w:tcW w:type="dxa" w:w="1872"/>
+            <w:tcW w:type="dxa" w:w="2045"/>
+            <w:vAlign w:val="center"/>
           </w:tcPr>
           <w:p>
+            <w:r/>
             <w:r>
               <w:rPr>
-                <w:rFonts w:ascii="微软雅黑" w:hAnsi="微软雅黑" w:eastAsia="微软雅黑"/>
                 <w:b w:val="0"/>
-                <w:sz w:val="20"/>
+                <w:sz w:val="18"/>
               </w:rPr>
               <w:t>20%</w:t>
             </w:r>
@@ -3563,46 +2859,49 @@
         </w:tc>
         <w:tc>
           <w:tcPr>
-            <w:tcW w:type="dxa" w:w="1872"/>
+            <w:tcW w:type="dxa" w:w="2045"/>
+            <w:vAlign w:val="center"/>
           </w:tcPr>
           <w:p>
+            <w:r/>
             <w:r>
               <w:rPr>
-                <w:rFonts w:ascii="微软雅黑" w:hAnsi="微软雅黑" w:eastAsia="微软雅黑"/>
                 <w:b w:val="0"/>
-                <w:sz w:val="20"/>
+                <w:sz w:val="18"/>
               </w:rPr>
-              <w:t>¥28万</w:t>
+              <w:t>304000</w:t>
             </w:r>
           </w:p>
         </w:tc>
         <w:tc>
           <w:tcPr>
-            <w:tcW w:type="dxa" w:w="1872"/>
+            <w:tcW w:type="dxa" w:w="2045"/>
+            <w:vAlign w:val="center"/>
           </w:tcPr>
           <w:p>
+            <w:r/>
             <w:r>
               <w:rPr>
-                <w:rFonts w:ascii="微软雅黑" w:hAnsi="微软雅黑" w:eastAsia="微软雅黑"/>
                 <w:b w:val="0"/>
-                <w:sz w:val="20"/>
+                <w:sz w:val="18"/>
               </w:rPr>
-              <w:t>前8个模块验收通过</w:t>
+              <w:t>第一期交付物验收通过</w:t>
             </w:r>
           </w:p>
         </w:tc>
         <w:tc>
           <w:tcPr>
-            <w:tcW w:type="dxa" w:w="1872"/>
+            <w:tcW w:type="dxa" w:w="2045"/>
+            <w:vAlign w:val="center"/>
           </w:tcPr>
           <w:p>
+            <w:r/>
             <w:r>
               <w:rPr>
-                <w:rFonts w:ascii="微软雅黑" w:hAnsi="微软雅黑" w:eastAsia="微软雅黑"/>
                 <w:b w:val="0"/>
-                <w:sz w:val="20"/>
+                <w:sz w:val="18"/>
               </w:rPr>
-              <w:t>验收后5个工作日</w:t>
+              <w:t>验收通过后5个工作日</w:t>
             </w:r>
           </w:p>
         </w:tc>
@@ -3610,29 +2909,31 @@
       <w:tr>
         <w:tc>
           <w:tcPr>
-            <w:tcW w:type="dxa" w:w="1872"/>
+            <w:tcW w:type="dxa" w:w="2045"/>
+            <w:vAlign w:val="center"/>
           </w:tcPr>
           <w:p>
+            <w:r/>
             <w:r>
               <w:rPr>
-                <w:rFonts w:ascii="微软雅黑" w:hAnsi="微软雅黑" w:eastAsia="微软雅黑"/>
                 <w:b w:val="0"/>
-                <w:sz w:val="20"/>
+                <w:sz w:val="18"/>
               </w:rPr>
-              <w:t>第二期开发完成</w:t>
+              <w:t>第二期交付验收</w:t>
             </w:r>
           </w:p>
         </w:tc>
         <w:tc>
           <w:tcPr>
-            <w:tcW w:type="dxa" w:w="1872"/>
+            <w:tcW w:type="dxa" w:w="2045"/>
+            <w:vAlign w:val="center"/>
           </w:tcPr>
           <w:p>
+            <w:r/>
             <w:r>
               <w:rPr>
-                <w:rFonts w:ascii="微软雅黑" w:hAnsi="微软雅黑" w:eastAsia="微软雅黑"/>
                 <w:b w:val="0"/>
-                <w:sz w:val="20"/>
+                <w:sz w:val="18"/>
               </w:rPr>
               <w:t>20%</w:t>
             </w:r>
@@ -3640,46 +2941,49 @@
         </w:tc>
         <w:tc>
           <w:tcPr>
-            <w:tcW w:type="dxa" w:w="1872"/>
+            <w:tcW w:type="dxa" w:w="2045"/>
+            <w:vAlign w:val="center"/>
           </w:tcPr>
           <w:p>
+            <w:r/>
             <w:r>
               <w:rPr>
-                <w:rFonts w:ascii="微软雅黑" w:hAnsi="微软雅黑" w:eastAsia="微软雅黑"/>
                 <w:b w:val="0"/>
-                <w:sz w:val="20"/>
+                <w:sz w:val="18"/>
               </w:rPr>
-              <w:t>¥28万</w:t>
+              <w:t>304000</w:t>
             </w:r>
           </w:p>
         </w:tc>
         <w:tc>
           <w:tcPr>
-            <w:tcW w:type="dxa" w:w="1872"/>
+            <w:tcW w:type="dxa" w:w="2045"/>
+            <w:vAlign w:val="center"/>
           </w:tcPr>
           <w:p>
+            <w:r/>
             <w:r>
               <w:rPr>
-                <w:rFonts w:ascii="微软雅黑" w:hAnsi="微软雅黑" w:eastAsia="微软雅黑"/>
                 <w:b w:val="0"/>
-                <w:sz w:val="20"/>
+                <w:sz w:val="18"/>
               </w:rPr>
-              <w:t>全部15个模块验收通过</w:t>
+              <w:t>第二期交付物验收通过</w:t>
             </w:r>
           </w:p>
         </w:tc>
         <w:tc>
           <w:tcPr>
-            <w:tcW w:type="dxa" w:w="1872"/>
+            <w:tcW w:type="dxa" w:w="2045"/>
+            <w:vAlign w:val="center"/>
           </w:tcPr>
           <w:p>
+            <w:r/>
             <w:r>
               <w:rPr>
-                <w:rFonts w:ascii="微软雅黑" w:hAnsi="微软雅黑" w:eastAsia="微软雅黑"/>
                 <w:b w:val="0"/>
-                <w:sz w:val="20"/>
+                <w:sz w:val="18"/>
               </w:rPr>
-              <w:t>验收后5个工作日</w:t>
+              <w:t>验收通过后5个工作日</w:t>
             </w:r>
           </w:p>
         </w:tc>
@@ -3687,14 +2991,15 @@
       <w:tr>
         <w:tc>
           <w:tcPr>
-            <w:tcW w:type="dxa" w:w="1872"/>
+            <w:tcW w:type="dxa" w:w="2045"/>
+            <w:vAlign w:val="center"/>
           </w:tcPr>
           <w:p>
+            <w:r/>
             <w:r>
               <w:rPr>
-                <w:rFonts w:ascii="微软雅黑" w:hAnsi="微软雅黑" w:eastAsia="微软雅黑"/>
                 <w:b w:val="0"/>
-                <w:sz w:val="20"/>
+                <w:sz w:val="18"/>
               </w:rPr>
               <w:t>上线试运行</w:t>
             </w:r>
@@ -3702,14 +3007,15 @@
         </w:tc>
         <w:tc>
           <w:tcPr>
-            <w:tcW w:type="dxa" w:w="1872"/>
+            <w:tcW w:type="dxa" w:w="2045"/>
+            <w:vAlign w:val="center"/>
           </w:tcPr>
           <w:p>
+            <w:r/>
             <w:r>
               <w:rPr>
-                <w:rFonts w:ascii="微软雅黑" w:hAnsi="微软雅黑" w:eastAsia="微软雅黑"/>
                 <w:b w:val="0"/>
-                <w:sz w:val="20"/>
+                <w:sz w:val="18"/>
               </w:rPr>
               <w:t>15%</w:t>
             </w:r>
@@ -3717,46 +3023,49 @@
         </w:tc>
         <w:tc>
           <w:tcPr>
-            <w:tcW w:type="dxa" w:w="1872"/>
+            <w:tcW w:type="dxa" w:w="2045"/>
+            <w:vAlign w:val="center"/>
           </w:tcPr>
           <w:p>
+            <w:r/>
             <w:r>
               <w:rPr>
-                <w:rFonts w:ascii="微软雅黑" w:hAnsi="微软雅黑" w:eastAsia="微软雅黑"/>
                 <w:b w:val="0"/>
-                <w:sz w:val="20"/>
+                <w:sz w:val="18"/>
               </w:rPr>
-              <w:t>¥21万</w:t>
+              <w:t>228000</w:t>
             </w:r>
           </w:p>
         </w:tc>
         <w:tc>
           <w:tcPr>
-            <w:tcW w:type="dxa" w:w="1872"/>
+            <w:tcW w:type="dxa" w:w="2045"/>
+            <w:vAlign w:val="center"/>
           </w:tcPr>
           <w:p>
+            <w:r/>
             <w:r>
               <w:rPr>
-                <w:rFonts w:ascii="微软雅黑" w:hAnsi="微软雅黑" w:eastAsia="微软雅黑"/>
                 <w:b w:val="0"/>
-                <w:sz w:val="20"/>
+                <w:sz w:val="18"/>
               </w:rPr>
-              <w:t>生产环境部署完成</w:t>
+              <w:t>生产环境部署完成并签署《上线确认书》</w:t>
             </w:r>
           </w:p>
         </w:tc>
         <w:tc>
           <w:tcPr>
-            <w:tcW w:type="dxa" w:w="1872"/>
+            <w:tcW w:type="dxa" w:w="2045"/>
+            <w:vAlign w:val="center"/>
           </w:tcPr>
           <w:p>
+            <w:r/>
             <w:r>
               <w:rPr>
-                <w:rFonts w:ascii="微软雅黑" w:hAnsi="微软雅黑" w:eastAsia="微软雅黑"/>
                 <w:b w:val="0"/>
-                <w:sz w:val="20"/>
+                <w:sz w:val="18"/>
               </w:rPr>
-              <w:t>部署后5个工作日</w:t>
+              <w:t>上线确认后5个工作日</w:t>
             </w:r>
           </w:p>
         </w:tc>
@@ -3764,29 +3073,31 @@
       <w:tr>
         <w:tc>
           <w:tcPr>
-            <w:tcW w:type="dxa" w:w="1872"/>
+            <w:tcW w:type="dxa" w:w="2045"/>
+            <w:vAlign w:val="center"/>
           </w:tcPr>
           <w:p>
+            <w:r/>
             <w:r>
               <w:rPr>
-                <w:rFonts w:ascii="微软雅黑" w:hAnsi="微软雅黑" w:eastAsia="微软雅黑"/>
                 <w:b w:val="0"/>
-                <w:sz w:val="20"/>
+                <w:sz w:val="18"/>
               </w:rPr>
-              <w:t>项目验收</w:t>
+              <w:t>项目最终验收</w:t>
             </w:r>
           </w:p>
         </w:tc>
         <w:tc>
           <w:tcPr>
-            <w:tcW w:type="dxa" w:w="1872"/>
+            <w:tcW w:type="dxa" w:w="2045"/>
+            <w:vAlign w:val="center"/>
           </w:tcPr>
           <w:p>
+            <w:r/>
             <w:r>
               <w:rPr>
-                <w:rFonts w:ascii="微软雅黑" w:hAnsi="微软雅黑" w:eastAsia="微软雅黑"/>
                 <w:b w:val="0"/>
-                <w:sz w:val="20"/>
+                <w:sz w:val="18"/>
               </w:rPr>
               <w:t>5%</w:t>
             </w:r>
@@ -3794,29 +3105,31 @@
         </w:tc>
         <w:tc>
           <w:tcPr>
-            <w:tcW w:type="dxa" w:w="1872"/>
+            <w:tcW w:type="dxa" w:w="2045"/>
+            <w:vAlign w:val="center"/>
           </w:tcPr>
           <w:p>
+            <w:r/>
             <w:r>
               <w:rPr>
-                <w:rFonts w:ascii="微软雅黑" w:hAnsi="微软雅黑" w:eastAsia="微软雅黑"/>
                 <w:b w:val="0"/>
-                <w:sz w:val="20"/>
+                <w:sz w:val="18"/>
               </w:rPr>
-              <w:t>¥7万</w:t>
+              <w:t>76000</w:t>
             </w:r>
           </w:p>
         </w:tc>
         <w:tc>
           <w:tcPr>
-            <w:tcW w:type="dxa" w:w="1872"/>
+            <w:tcW w:type="dxa" w:w="2045"/>
+            <w:vAlign w:val="center"/>
           </w:tcPr>
           <w:p>
+            <w:r/>
             <w:r>
               <w:rPr>
-                <w:rFonts w:ascii="微软雅黑" w:hAnsi="微软雅黑" w:eastAsia="微软雅黑"/>
                 <w:b w:val="0"/>
-                <w:sz w:val="20"/>
+                <w:sz w:val="18"/>
               </w:rPr>
               <w:t>签署《项目验收报告》</w:t>
             </w:r>
@@ -3824,88 +3137,133 @@
         </w:tc>
         <w:tc>
           <w:tcPr>
-            <w:tcW w:type="dxa" w:w="1872"/>
+            <w:tcW w:type="dxa" w:w="2045"/>
+            <w:vAlign w:val="center"/>
           </w:tcPr>
           <w:p>
+            <w:r/>
             <w:r>
               <w:rPr>
-                <w:rFonts w:ascii="微软雅黑" w:hAnsi="微软雅黑" w:eastAsia="微软雅黑"/>
                 <w:b w:val="0"/>
-                <w:sz w:val="20"/>
+                <w:sz w:val="18"/>
               </w:rPr>
-              <w:t>签署后5个工作日</w:t>
+              <w:t>验收报告签署后5个工作日</w:t>
             </w:r>
           </w:p>
         </w:tc>
       </w:tr>
-      <w:tr>
-        <w:tc>
-          <w:tcPr>
-            <w:tcW w:type="dxa" w:w="1872"/>
-          </w:tcPr>
-          <w:p>
-            <w:r>
-              <w:rPr>
-                <w:rFonts w:ascii="微软雅黑" w:hAnsi="微软雅黑" w:eastAsia="微软雅黑"/>
-                <w:b w:val="0"/>
-                <w:sz w:val="20"/>
-              </w:rPr>
-              <w:t>**合计**</w:t>
-            </w:r>
-          </w:p>
-        </w:tc>
-        <w:tc>
-          <w:tcPr>
-            <w:tcW w:type="dxa" w:w="1872"/>
-          </w:tcPr>
-          <w:p>
-            <w:r>
-              <w:rPr>
-                <w:rFonts w:ascii="微软雅黑" w:hAnsi="微软雅黑" w:eastAsia="微软雅黑"/>
-                <w:b w:val="0"/>
-                <w:sz w:val="20"/>
-              </w:rPr>
-              <w:t>**100%**</w:t>
-            </w:r>
-          </w:p>
-        </w:tc>
-        <w:tc>
-          <w:tcPr>
-            <w:tcW w:type="dxa" w:w="1872"/>
-          </w:tcPr>
-          <w:p>
-            <w:r>
-              <w:rPr>
-                <w:rFonts w:ascii="微软雅黑" w:hAnsi="微软雅黑" w:eastAsia="微软雅黑"/>
-                <w:b w:val="0"/>
-                <w:sz w:val="20"/>
-              </w:rPr>
-              <w:t>**¥140万**</w:t>
-            </w:r>
-          </w:p>
-        </w:tc>
-        <w:tc>
-          <w:tcPr>
-            <w:tcW w:type="dxa" w:w="1872"/>
-          </w:tcPr>
-          <w:p/>
-        </w:tc>
-        <w:tc>
-          <w:tcPr>
-            <w:tcW w:type="dxa" w:w="1872"/>
-          </w:tcPr>
-          <w:p/>
-        </w:tc>
-      </w:tr>
     </w:tbl>
+    <w:p/>
     <w:p>
+      <w:pPr>
+        <w:pStyle w:val="Heading2"/>
+      </w:pPr>
       <w:r>
-        <w:rPr>
-          <w:rFonts w:ascii="微软雅黑" w:hAnsi="微软雅黑" w:eastAsia="微软雅黑"/>
-          <w:b w:val="0"/>
-          <w:sz w:val="21"/>
-        </w:rPr>
-        <w:t>---</w:t>
+        <w:t>6. 交付边界</w:t>
+      </w:r>
+    </w:p>
+    <w:p>
+      <w:pPr>
+        <w:pStyle w:val="Heading3"/>
+      </w:pPr>
+      <w:r>
+        <w:t>本次报价包含</w:t>
+      </w:r>
+    </w:p>
+    <w:p>
+      <w:pPr>
+        <w:pStyle w:val="ListBullet"/>
+      </w:pPr>
+      <w:r>
+        <w:t>16个模块及169项验收标准对应的系统功能；</w:t>
+      </w:r>
+    </w:p>
+    <w:p>
+      <w:pPr>
+        <w:pStyle w:val="ListBullet"/>
+      </w:pPr>
+      <w:r>
+        <w:t>Web后台、移动App、微信小程序的约定功能；</w:t>
+      </w:r>
+    </w:p>
+    <w:p>
+      <w:pPr>
+        <w:pStyle w:val="ListBullet"/>
+      </w:pPr>
+      <w:r>
+        <w:t>需求评审、产品/技术设计、开发、测试、部署、培训和试运行支持；</w:t>
+      </w:r>
+    </w:p>
+    <w:p>
+      <w:pPr>
+        <w:pStyle w:val="ListBullet"/>
+      </w:pPr>
+      <w:r>
+        <w:t>外部系统对接模块的约定接口适配工作，前提是第三方接口资料和联调条件可用；</w:t>
+      </w:r>
+    </w:p>
+    <w:p>
+      <w:pPr>
+        <w:pStyle w:val="ListBullet"/>
+      </w:pPr>
+      <w:r>
+        <w:t>自项目最终验收通过之日起12个月功能性缺陷维保。</w:t>
+      </w:r>
+    </w:p>
+    <w:p>
+      <w:pPr>
+        <w:pStyle w:val="Heading3"/>
+      </w:pPr>
+      <w:r>
+        <w:t>本次报价不默认包含</w:t>
+      </w:r>
+    </w:p>
+    <w:p>
+      <w:pPr>
+        <w:pStyle w:val="ListBullet"/>
+      </w:pPr>
+      <w:r>
+        <w:t>第三方平台或服务费用：云资源、短信、对象存储、支付、电子签、应用市场等；</w:t>
+      </w:r>
+    </w:p>
+    <w:p>
+      <w:pPr>
+        <w:pStyle w:val="ListBullet"/>
+      </w:pPr>
+      <w:r>
+        <w:t>临工市场第三方平台本身的改造、收费或平台责任；</w:t>
+      </w:r>
+    </w:p>
+    <w:p>
+      <w:pPr>
+        <w:pStyle w:val="ListBullet"/>
+      </w:pPr>
+      <w:r>
+        <w:t>保险公司、企业现有系统的新增接口开发；</w:t>
+      </w:r>
+    </w:p>
+    <w:p>
+      <w:pPr>
+        <w:pStyle w:val="ListBullet"/>
+      </w:pPr>
+      <w:r>
+        <w:t>未进入《功能清单确认书》的新功能或新业务规则；</w:t>
+      </w:r>
+    </w:p>
+    <w:p>
+      <w:pPr>
+        <w:pStyle w:val="ListBullet"/>
+      </w:pPr>
+      <w:r>
+        <w:t>客户历史数据清洗、人工录入和超出约定范围的数据迁移；</w:t>
+      </w:r>
+    </w:p>
+    <w:p>
+      <w:pPr>
+        <w:pStyle w:val="ListBullet"/>
+      </w:pPr>
+      <w:r>
+        <w:t>7×24小时运维、驻场长期服务和定制化运营服务。</w:t>
       </w:r>
     </w:p>
     <w:p>
@@ -3913,408 +3271,47 @@
         <w:pStyle w:val="Heading2"/>
       </w:pPr>
       <w:r>
-        <w:rPr>
-          <w:rFonts w:ascii="微软雅黑" w:hAnsi="微软雅黑" w:eastAsia="微软雅黑"/>
-          <w:b/>
-          <w:color w:val="0070C0"/>
-          <w:sz w:val="28"/>
-        </w:rPr>
-        <w:t>七、项目周期</w:t>
+        <w:t>7. 前置条件与风险</w:t>
       </w:r>
     </w:p>
-    <w:tbl>
-      <w:tblPr>
-        <w:tblStyle w:val="LightGrid-Accent1"/>
-        <w:tblW w:type="auto" w:w="0"/>
-        <w:tblLook w:firstColumn="1" w:firstRow="1" w:lastColumn="0" w:lastRow="0" w:noHBand="0" w:noVBand="1" w:val="04A0"/>
-      </w:tblPr>
-      <w:tblGrid>
-        <w:gridCol w:w="2340"/>
-        <w:gridCol w:w="2340"/>
-        <w:gridCol w:w="2340"/>
-        <w:gridCol w:w="2340"/>
-      </w:tblGrid>
-      <w:tr>
-        <w:tc>
-          <w:tcPr>
-            <w:tcW w:type="dxa" w:w="2340"/>
-          </w:tcPr>
-          <w:p>
-            <w:r>
-              <w:rPr>
-                <w:rFonts w:ascii="微软雅黑" w:hAnsi="微软雅黑" w:eastAsia="微软雅黑"/>
-                <w:b/>
-                <w:sz w:val="20"/>
-              </w:rPr>
-              <w:t>阶段</w:t>
-            </w:r>
-          </w:p>
-        </w:tc>
-        <w:tc>
-          <w:tcPr>
-            <w:tcW w:type="dxa" w:w="2340"/>
-          </w:tcPr>
-          <w:p>
-            <w:r>
-              <w:rPr>
-                <w:rFonts w:ascii="微软雅黑" w:hAnsi="微软雅黑" w:eastAsia="微软雅黑"/>
-                <w:b/>
-                <w:sz w:val="20"/>
-              </w:rPr>
-              <w:t>周期</w:t>
-            </w:r>
-          </w:p>
-        </w:tc>
-        <w:tc>
-          <w:tcPr>
-            <w:tcW w:type="dxa" w:w="2340"/>
-          </w:tcPr>
-          <w:p>
-            <w:r>
-              <w:rPr>
-                <w:rFonts w:ascii="微软雅黑" w:hAnsi="微软雅黑" w:eastAsia="微软雅黑"/>
-                <w:b/>
-                <w:sz w:val="20"/>
-              </w:rPr>
-              <w:t>说明</w:t>
-            </w:r>
-          </w:p>
-        </w:tc>
-        <w:tc>
-          <w:tcPr>
-            <w:tcW w:type="dxa" w:w="2340"/>
-          </w:tcPr>
-          <w:p>
-            <w:r>
-              <w:rPr>
-                <w:rFonts w:ascii="微软雅黑" w:hAnsi="微软雅黑" w:eastAsia="微软雅黑"/>
-                <w:b/>
-                <w:sz w:val="20"/>
-              </w:rPr>
-              <w:t>交付物</w:t>
-            </w:r>
-          </w:p>
-        </w:tc>
-      </w:tr>
-      <w:tr>
-        <w:tc>
-          <w:tcPr>
-            <w:tcW w:type="dxa" w:w="2340"/>
-          </w:tcPr>
-          <w:p>
-            <w:r>
-              <w:rPr>
-                <w:rFonts w:ascii="微软雅黑" w:hAnsi="微软雅黑" w:eastAsia="微软雅黑"/>
-                <w:b w:val="0"/>
-                <w:sz w:val="20"/>
-              </w:rPr>
-              <w:t>需求评审</w:t>
-            </w:r>
-          </w:p>
-        </w:tc>
-        <w:tc>
-          <w:tcPr>
-            <w:tcW w:type="dxa" w:w="2340"/>
-          </w:tcPr>
-          <w:p>
-            <w:r>
-              <w:rPr>
-                <w:rFonts w:ascii="微软雅黑" w:hAnsi="微软雅黑" w:eastAsia="微软雅黑"/>
-                <w:b w:val="0"/>
-                <w:sz w:val="20"/>
-              </w:rPr>
-              <w:t>2周</w:t>
-            </w:r>
-          </w:p>
-        </w:tc>
-        <w:tc>
-          <w:tcPr>
-            <w:tcW w:type="dxa" w:w="2340"/>
-          </w:tcPr>
-          <w:p>
-            <w:r>
-              <w:rPr>
-                <w:rFonts w:ascii="微软雅黑" w:hAnsi="微软雅黑" w:eastAsia="微软雅黑"/>
-                <w:b w:val="0"/>
-                <w:sz w:val="20"/>
-              </w:rPr>
-              <w:t>细化需求、确认原型</w:t>
-            </w:r>
-          </w:p>
-        </w:tc>
-        <w:tc>
-          <w:tcPr>
-            <w:tcW w:type="dxa" w:w="2340"/>
-          </w:tcPr>
-          <w:p>
-            <w:r>
-              <w:rPr>
-                <w:rFonts w:ascii="微软雅黑" w:hAnsi="微软雅黑" w:eastAsia="微软雅黑"/>
-                <w:b w:val="0"/>
-                <w:sz w:val="20"/>
-              </w:rPr>
-              <w:t>PRD、原型图、UI设计稿</w:t>
-            </w:r>
-          </w:p>
-        </w:tc>
-      </w:tr>
-      <w:tr>
-        <w:tc>
-          <w:tcPr>
-            <w:tcW w:type="dxa" w:w="2340"/>
-          </w:tcPr>
-          <w:p>
-            <w:r>
-              <w:rPr>
-                <w:rFonts w:ascii="微软雅黑" w:hAnsi="微软雅黑" w:eastAsia="微软雅黑"/>
-                <w:b w:val="0"/>
-                <w:sz w:val="20"/>
-              </w:rPr>
-              <w:t>第一期开发</w:t>
-            </w:r>
-          </w:p>
-        </w:tc>
-        <w:tc>
-          <w:tcPr>
-            <w:tcW w:type="dxa" w:w="2340"/>
-          </w:tcPr>
-          <w:p>
-            <w:r>
-              <w:rPr>
-                <w:rFonts w:ascii="微软雅黑" w:hAnsi="微软雅黑" w:eastAsia="微软雅黑"/>
-                <w:b w:val="0"/>
-                <w:sz w:val="20"/>
-              </w:rPr>
-              <w:t>8周</w:t>
-            </w:r>
-          </w:p>
-        </w:tc>
-        <w:tc>
-          <w:tcPr>
-            <w:tcW w:type="dxa" w:w="2340"/>
-          </w:tcPr>
-          <w:p>
-            <w:r>
-              <w:rPr>
-                <w:rFonts w:ascii="微软雅黑" w:hAnsi="微软雅黑" w:eastAsia="微软雅黑"/>
-                <w:b w:val="0"/>
-                <w:sz w:val="20"/>
-              </w:rPr>
-              <w:t>前8个模块开发</w:t>
-            </w:r>
-          </w:p>
-        </w:tc>
-        <w:tc>
-          <w:tcPr>
-            <w:tcW w:type="dxa" w:w="2340"/>
-          </w:tcPr>
-          <w:p>
-            <w:r>
-              <w:rPr>
-                <w:rFonts w:ascii="微软雅黑" w:hAnsi="微软雅黑" w:eastAsia="微软雅黑"/>
-                <w:b w:val="0"/>
-                <w:sz w:val="20"/>
-              </w:rPr>
-              <w:t>核心功能（招聘、员工、工资、返费）</w:t>
-            </w:r>
-          </w:p>
-        </w:tc>
-      </w:tr>
-      <w:tr>
-        <w:tc>
-          <w:tcPr>
-            <w:tcW w:type="dxa" w:w="2340"/>
-          </w:tcPr>
-          <w:p>
-            <w:r>
-              <w:rPr>
-                <w:rFonts w:ascii="微软雅黑" w:hAnsi="微软雅黑" w:eastAsia="微软雅黑"/>
-                <w:b w:val="0"/>
-                <w:sz w:val="20"/>
-              </w:rPr>
-              <w:t>第二期开发</w:t>
-            </w:r>
-          </w:p>
-        </w:tc>
-        <w:tc>
-          <w:tcPr>
-            <w:tcW w:type="dxa" w:w="2340"/>
-          </w:tcPr>
-          <w:p>
-            <w:r>
-              <w:rPr>
-                <w:rFonts w:ascii="微软雅黑" w:hAnsi="微软雅黑" w:eastAsia="微软雅黑"/>
-                <w:b w:val="0"/>
-                <w:sz w:val="20"/>
-              </w:rPr>
-              <w:t>8周</w:t>
-            </w:r>
-          </w:p>
-        </w:tc>
-        <w:tc>
-          <w:tcPr>
-            <w:tcW w:type="dxa" w:w="2340"/>
-          </w:tcPr>
-          <w:p>
-            <w:r>
-              <w:rPr>
-                <w:rFonts w:ascii="微软雅黑" w:hAnsi="微软雅黑" w:eastAsia="微软雅黑"/>
-                <w:b w:val="0"/>
-                <w:sz w:val="20"/>
-              </w:rPr>
-              <w:t>后7个模块开发</w:t>
-            </w:r>
-          </w:p>
-        </w:tc>
-        <w:tc>
-          <w:tcPr>
-            <w:tcW w:type="dxa" w:w="2340"/>
-          </w:tcPr>
-          <w:p>
-            <w:r>
-              <w:rPr>
-                <w:rFonts w:ascii="微软雅黑" w:hAnsi="微软雅黑" w:eastAsia="微软雅黑"/>
-                <w:b w:val="0"/>
-                <w:sz w:val="20"/>
-              </w:rPr>
-              <w:t>辅助功能（借支、保险、财务、合同）</w:t>
-            </w:r>
-          </w:p>
-        </w:tc>
-      </w:tr>
-      <w:tr>
-        <w:tc>
-          <w:tcPr>
-            <w:tcW w:type="dxa" w:w="2340"/>
-          </w:tcPr>
-          <w:p>
-            <w:r>
-              <w:rPr>
-                <w:rFonts w:ascii="微软雅黑" w:hAnsi="微软雅黑" w:eastAsia="微软雅黑"/>
-                <w:b w:val="0"/>
-                <w:sz w:val="20"/>
-              </w:rPr>
-              <w:t>部署上线</w:t>
-            </w:r>
-          </w:p>
-        </w:tc>
-        <w:tc>
-          <w:tcPr>
-            <w:tcW w:type="dxa" w:w="2340"/>
-          </w:tcPr>
-          <w:p>
-            <w:r>
-              <w:rPr>
-                <w:rFonts w:ascii="微软雅黑" w:hAnsi="微软雅黑" w:eastAsia="微软雅黑"/>
-                <w:b w:val="0"/>
-                <w:sz w:val="20"/>
-              </w:rPr>
-              <w:t>1周</w:t>
-            </w:r>
-          </w:p>
-        </w:tc>
-        <w:tc>
-          <w:tcPr>
-            <w:tcW w:type="dxa" w:w="2340"/>
-          </w:tcPr>
-          <w:p>
-            <w:r>
-              <w:rPr>
-                <w:rFonts w:ascii="微软雅黑" w:hAnsi="微软雅黑" w:eastAsia="微软雅黑"/>
-                <w:b w:val="0"/>
-                <w:sz w:val="20"/>
-              </w:rPr>
-              <w:t>生产环境部署</w:t>
-            </w:r>
-          </w:p>
-        </w:tc>
-        <w:tc>
-          <w:tcPr>
-            <w:tcW w:type="dxa" w:w="2340"/>
-          </w:tcPr>
-          <w:p>
-            <w:r>
-              <w:rPr>
-                <w:rFonts w:ascii="微软雅黑" w:hAnsi="微软雅黑" w:eastAsia="微软雅黑"/>
-                <w:b w:val="0"/>
-                <w:sz w:val="20"/>
-              </w:rPr>
-              <w:t>Web、App、小程序全部上线</w:t>
-            </w:r>
-          </w:p>
-        </w:tc>
-      </w:tr>
-      <w:tr>
-        <w:tc>
-          <w:tcPr>
-            <w:tcW w:type="dxa" w:w="2340"/>
-          </w:tcPr>
-          <w:p>
-            <w:r>
-              <w:rPr>
-                <w:rFonts w:ascii="微软雅黑" w:hAnsi="微软雅黑" w:eastAsia="微软雅黑"/>
-                <w:b w:val="0"/>
-                <w:sz w:val="20"/>
-              </w:rPr>
-              <w:t>**总计**</w:t>
-            </w:r>
-          </w:p>
-        </w:tc>
-        <w:tc>
-          <w:tcPr>
-            <w:tcW w:type="dxa" w:w="2340"/>
-          </w:tcPr>
-          <w:p>
-            <w:r>
-              <w:rPr>
-                <w:rFonts w:ascii="微软雅黑" w:hAnsi="微软雅黑" w:eastAsia="微软雅黑"/>
-                <w:b w:val="0"/>
-                <w:sz w:val="20"/>
-              </w:rPr>
-              <w:t>**19周**</w:t>
-            </w:r>
-          </w:p>
-        </w:tc>
-        <w:tc>
-          <w:tcPr>
-            <w:tcW w:type="dxa" w:w="2340"/>
-          </w:tcPr>
-          <w:p>
-            <w:r>
-              <w:rPr>
-                <w:rFonts w:ascii="微软雅黑" w:hAnsi="微软雅黑" w:eastAsia="微软雅黑"/>
-                <w:b w:val="0"/>
-                <w:sz w:val="20"/>
-              </w:rPr>
-              <w:t>**约4.5个月**</w:t>
-            </w:r>
-          </w:p>
-        </w:tc>
-        <w:tc>
-          <w:tcPr>
-            <w:tcW w:type="dxa" w:w="2340"/>
-          </w:tcPr>
-          <w:p>
-            <w:r>
-              <w:rPr>
-                <w:rFonts w:ascii="微软雅黑" w:hAnsi="微软雅黑" w:eastAsia="微软雅黑"/>
-                <w:b w:val="0"/>
-                <w:sz w:val="20"/>
-              </w:rPr>
-              <w:t>**不含验收时间**</w:t>
-            </w:r>
-          </w:p>
-        </w:tc>
-      </w:tr>
-    </w:tbl>
     <w:p>
+      <w:pPr>
+        <w:pStyle w:val="ListBullet"/>
+      </w:pPr>
       <w:r>
-        <w:rPr>
-          <w:rFonts w:ascii="微软雅黑" w:hAnsi="微软雅黑" w:eastAsia="微软雅黑"/>
-          <w:b w:val="0"/>
-          <w:sz w:val="21"/>
-        </w:rPr>
-        <w:t>---</w:t>
+        <w:t>客户按计划提供业务规则、样例数据、测试账号和验收人员；</w:t>
+      </w:r>
+    </w:p>
+    <w:p>
+      <w:pPr>
+        <w:pStyle w:val="ListBullet"/>
+      </w:pPr>
+      <w:r>
+        <w:t>临工市场第三方提供接口文档、测试环境和联调人员；</w:t>
+      </w:r>
+    </w:p>
+    <w:p>
+      <w:pPr>
+        <w:pStyle w:val="ListBullet"/>
+      </w:pPr>
+      <w:r>
+        <w:t>外部支付、保险、电子签等能力以第三方资质、接口和审核结果为准；</w:t>
+      </w:r>
+    </w:p>
+    <w:p>
+      <w:pPr>
+        <w:pStyle w:val="ListBullet"/>
+      </w:pPr>
+      <w:r>
+        <w:t>客户确认需求后，新增或改变范围须走书面变更流程；</w:t>
+      </w:r>
+    </w:p>
+    <w:p>
+      <w:pPr>
+        <w:pStyle w:val="ListBullet"/>
+      </w:pPr>
+      <w:r>
+        <w:t>业务量、报名量、利润或纠纷下降比例等经营效果不属于保证性承诺。</w:t>
       </w:r>
     </w:p>
     <w:p>
@@ -4322,932 +3319,7 @@
         <w:pStyle w:val="Heading2"/>
       </w:pPr>
       <w:r>
-        <w:rPr>
-          <w:rFonts w:ascii="微软雅黑" w:hAnsi="微软雅黑" w:eastAsia="微软雅黑"/>
-          <w:b/>
-          <w:color w:val="0070C0"/>
-          <w:sz w:val="28"/>
-        </w:rPr>
-        <w:t>八、验收标准</w:t>
-      </w:r>
-    </w:p>
-    <w:p>
-      <w:pPr>
-        <w:pStyle w:val="Heading3"/>
-      </w:pPr>
-      <w:r>
-        <w:rPr>
-          <w:rFonts w:ascii="微软雅黑" w:hAnsi="微软雅黑" w:eastAsia="微软雅黑"/>
-          <w:b/>
-          <w:sz w:val="24"/>
-        </w:rPr>
-        <w:t>8.1 功能验收</w:t>
-      </w:r>
-    </w:p>
-    <w:p>
-      <w:pPr>
-        <w:pStyle w:val="ListBullet"/>
-      </w:pPr>
-      <w:r>
-        <w:rPr>
-          <w:rFonts w:ascii="微软雅黑" w:hAnsi="微软雅黑" w:eastAsia="微软雅黑"/>
-          <w:b w:val="0"/>
-          <w:sz w:val="21"/>
-        </w:rPr>
-        <w:t>15个模块共144项验收标准</w:t>
-      </w:r>
-    </w:p>
-    <w:p>
-      <w:pPr>
-        <w:pStyle w:val="ListBullet"/>
-      </w:pPr>
-      <w:r>
-        <w:rPr>
-          <w:rFonts w:ascii="微软雅黑" w:hAnsi="微软雅黑" w:eastAsia="微软雅黑"/>
-          <w:b w:val="0"/>
-          <w:sz w:val="21"/>
-        </w:rPr>
-        <w:t>通过率≥95%（137项以上通过）</w:t>
-      </w:r>
-    </w:p>
-    <w:p>
-      <w:pPr>
-        <w:pStyle w:val="ListBullet"/>
-      </w:pPr>
-      <w:r>
-        <w:rPr>
-          <w:rFonts w:ascii="微软雅黑" w:hAnsi="微软雅黑" w:eastAsia="微软雅黑"/>
-          <w:b w:val="0"/>
-          <w:sz w:val="21"/>
-        </w:rPr>
-        <w:t>详见《附件一：模块验收标准清单》</w:t>
-      </w:r>
-    </w:p>
-    <w:p>
-      <w:pPr>
-        <w:pStyle w:val="Heading3"/>
-      </w:pPr>
-      <w:r>
-        <w:rPr>
-          <w:rFonts w:ascii="微软雅黑" w:hAnsi="微软雅黑" w:eastAsia="微软雅黑"/>
-          <w:b/>
-          <w:sz w:val="24"/>
-        </w:rPr>
-        <w:t>8.2 性能验收</w:t>
-      </w:r>
-    </w:p>
-    <w:p>
-      <w:pPr>
-        <w:pStyle w:val="ListBullet"/>
-      </w:pPr>
-      <w:r>
-        <w:rPr>
-          <w:rFonts w:ascii="微软雅黑" w:hAnsi="微软雅黑" w:eastAsia="微软雅黑"/>
-          <w:b w:val="0"/>
-          <w:sz w:val="21"/>
-        </w:rPr>
-        <w:t>页面响应时间 &lt; 2秒</w:t>
-      </w:r>
-    </w:p>
-    <w:p>
-      <w:pPr>
-        <w:pStyle w:val="ListBullet"/>
-      </w:pPr>
-      <w:r>
-        <w:rPr>
-          <w:rFonts w:ascii="微软雅黑" w:hAnsi="微软雅黑" w:eastAsia="微软雅黑"/>
-          <w:b w:val="0"/>
-          <w:sz w:val="21"/>
-        </w:rPr>
-        <w:t>并发用户数 ≥ 500</w:t>
-      </w:r>
-    </w:p>
-    <w:p>
-      <w:pPr>
-        <w:pStyle w:val="ListBullet"/>
-      </w:pPr>
-      <w:r>
-        <w:rPr>
-          <w:rFonts w:ascii="微软雅黑" w:hAnsi="微软雅黑" w:eastAsia="微软雅黑"/>
-          <w:b w:val="0"/>
-          <w:sz w:val="21"/>
-        </w:rPr>
-        <w:t>系统可用率 ≥ 99%</w:t>
-      </w:r>
-    </w:p>
-    <w:p>
-      <w:pPr>
-        <w:pStyle w:val="Heading3"/>
-      </w:pPr>
-      <w:r>
-        <w:rPr>
-          <w:rFonts w:ascii="微软雅黑" w:hAnsi="微软雅黑" w:eastAsia="微软雅黑"/>
-          <w:b/>
-          <w:sz w:val="24"/>
-        </w:rPr>
-        <w:t>8.3 交付物验收</w:t>
-      </w:r>
-    </w:p>
-    <w:p>
-      <w:pPr>
-        <w:pStyle w:val="ListBullet"/>
-      </w:pPr>
-      <w:r>
-        <w:rPr>
-          <w:rFonts w:ascii="微软雅黑" w:hAnsi="微软雅黑" w:eastAsia="微软雅黑"/>
-          <w:b w:val="0"/>
-          <w:sz w:val="21"/>
-        </w:rPr>
-        <w:t>Web管理后台（已部署到生产环境）</w:t>
-      </w:r>
-    </w:p>
-    <w:p>
-      <w:pPr>
-        <w:pStyle w:val="ListBullet"/>
-      </w:pPr>
-      <w:r>
-        <w:rPr>
-          <w:rFonts w:ascii="微软雅黑" w:hAnsi="微软雅黑" w:eastAsia="微软雅黑"/>
-          <w:b w:val="0"/>
-          <w:sz w:val="21"/>
-        </w:rPr>
-        <w:t>移动App（iOS + Android，已上架应用市场）</w:t>
-      </w:r>
-    </w:p>
-    <w:p>
-      <w:pPr>
-        <w:pStyle w:val="ListBullet"/>
-      </w:pPr>
-      <w:r>
-        <w:rPr>
-          <w:rFonts w:ascii="微软雅黑" w:hAnsi="微软雅黑" w:eastAsia="微软雅黑"/>
-          <w:b w:val="0"/>
-          <w:sz w:val="21"/>
-        </w:rPr>
-        <w:t>微信小程序（已发布到微信平台）</w:t>
-      </w:r>
-    </w:p>
-    <w:p>
-      <w:pPr>
-        <w:pStyle w:val="ListBullet"/>
-      </w:pPr>
-      <w:r>
-        <w:rPr>
-          <w:rFonts w:ascii="微软雅黑" w:hAnsi="微软雅黑" w:eastAsia="微软雅黑"/>
-          <w:b w:val="0"/>
-          <w:sz w:val="21"/>
-        </w:rPr>
-        <w:t>用户操作手册（PDF，约80页）</w:t>
-      </w:r>
-    </w:p>
-    <w:p>
-      <w:pPr>
-        <w:pStyle w:val="ListBullet"/>
-      </w:pPr>
-      <w:r>
-        <w:rPr>
-          <w:rFonts w:ascii="微软雅黑" w:hAnsi="微软雅黑" w:eastAsia="微软雅黑"/>
-          <w:b w:val="0"/>
-          <w:sz w:val="21"/>
-        </w:rPr>
-        <w:t>培训视频（约2小时）</w:t>
-      </w:r>
-    </w:p>
-    <w:p>
-      <w:r>
-        <w:rPr>
-          <w:rFonts w:ascii="微软雅黑" w:hAnsi="微软雅黑" w:eastAsia="微软雅黑"/>
-          <w:b w:val="0"/>
-          <w:sz w:val="21"/>
-        </w:rPr>
-        <w:t>---</w:t>
-      </w:r>
-    </w:p>
-    <w:p>
-      <w:pPr>
-        <w:pStyle w:val="Heading2"/>
-      </w:pPr>
-      <w:r>
-        <w:rPr>
-          <w:rFonts w:ascii="微软雅黑" w:hAnsi="微软雅黑" w:eastAsia="微软雅黑"/>
-          <w:b/>
-          <w:color w:val="0070C0"/>
-          <w:sz w:val="28"/>
-        </w:rPr>
-        <w:t>九、免费维保（12个月）</w:t>
-      </w:r>
-    </w:p>
-    <w:p>
-      <w:pPr>
-        <w:pStyle w:val="Heading3"/>
-      </w:pPr>
-      <w:r>
-        <w:rPr>
-          <w:rFonts w:ascii="微软雅黑" w:hAnsi="微软雅黑" w:eastAsia="微软雅黑"/>
-          <w:b/>
-          <w:sz w:val="24"/>
-        </w:rPr>
-        <w:t>9.1 维保内容</w:t>
-      </w:r>
-    </w:p>
-    <w:p>
-      <w:r>
-        <w:rPr>
-          <w:rFonts w:ascii="微软雅黑" w:hAnsi="微软雅黑" w:eastAsia="微软雅黑"/>
-          <w:b w:val="0"/>
-          <w:sz w:val="21"/>
-        </w:rPr>
-        <w:t xml:space="preserve"> 功能性Bug修复</w:t>
-      </w:r>
-    </w:p>
-    <w:p>
-      <w:r>
-        <w:rPr>
-          <w:rFonts w:ascii="微软雅黑" w:hAnsi="微软雅黑" w:eastAsia="微软雅黑"/>
-          <w:b w:val="0"/>
-          <w:sz w:val="21"/>
-        </w:rPr>
-        <w:t xml:space="preserve"> 技术支持（工作日 9:00-18:00）</w:t>
-      </w:r>
-    </w:p>
-    <w:p>
-      <w:r>
-        <w:rPr>
-          <w:rFonts w:ascii="微软雅黑" w:hAnsi="微软雅黑" w:eastAsia="微软雅黑"/>
-          <w:b w:val="0"/>
-          <w:sz w:val="21"/>
-        </w:rPr>
-        <w:t xml:space="preserve"> 小版本更新（性能优化、体验改进）</w:t>
-      </w:r>
-    </w:p>
-    <w:p>
-      <w:r>
-        <w:rPr>
-          <w:rFonts w:ascii="微软雅黑" w:hAnsi="微软雅黑" w:eastAsia="微软雅黑"/>
-          <w:b w:val="0"/>
-          <w:sz w:val="21"/>
-        </w:rPr>
-        <w:t xml:space="preserve"> 数据备份（每日自动备份）</w:t>
-      </w:r>
-    </w:p>
-    <w:p>
-      <w:r>
-        <w:rPr>
-          <w:rFonts w:ascii="微软雅黑" w:hAnsi="微软雅黑" w:eastAsia="微软雅黑"/>
-          <w:b w:val="0"/>
-          <w:sz w:val="21"/>
-        </w:rPr>
-        <w:t xml:space="preserve"> 紧急问题支持（关键问题4小时内响应）</w:t>
-      </w:r>
-    </w:p>
-    <w:p>
-      <w:pPr>
-        <w:pStyle w:val="Heading3"/>
-      </w:pPr>
-      <w:r>
-        <w:rPr>
-          <w:rFonts w:ascii="微软雅黑" w:hAnsi="微软雅黑" w:eastAsia="微软雅黑"/>
-          <w:b/>
-          <w:sz w:val="24"/>
-        </w:rPr>
-        <w:t>9.2 不包含内容</w:t>
-      </w:r>
-    </w:p>
-    <w:p>
-      <w:r>
-        <w:rPr>
-          <w:rFonts w:ascii="微软雅黑" w:hAnsi="微软雅黑" w:eastAsia="微软雅黑"/>
-          <w:b w:val="0"/>
-          <w:sz w:val="21"/>
-        </w:rPr>
-        <w:t xml:space="preserve"> 需求变更和新功能开发</w:t>
-      </w:r>
-    </w:p>
-    <w:p>
-      <w:r>
-        <w:rPr>
-          <w:rFonts w:ascii="微软雅黑" w:hAnsi="微软雅黑" w:eastAsia="微软雅黑"/>
-          <w:b w:val="0"/>
-          <w:sz w:val="21"/>
-        </w:rPr>
-        <w:t xml:space="preserve"> 因客户操作不当导致的问题</w:t>
-      </w:r>
-    </w:p>
-    <w:p>
-      <w:r>
-        <w:rPr>
-          <w:rFonts w:ascii="微软雅黑" w:hAnsi="微软雅黑" w:eastAsia="微软雅黑"/>
-          <w:b w:val="0"/>
-          <w:sz w:val="21"/>
-        </w:rPr>
-        <w:t xml:space="preserve"> 因客户自行修改代码导致的问题</w:t>
-      </w:r>
-    </w:p>
-    <w:p>
-      <w:r>
-        <w:rPr>
-          <w:rFonts w:ascii="微软雅黑" w:hAnsi="微软雅黑" w:eastAsia="微软雅黑"/>
-          <w:b w:val="0"/>
-          <w:sz w:val="21"/>
-        </w:rPr>
-        <w:t xml:space="preserve"> 第三方服务故障（如短信服务商）</w:t>
-      </w:r>
-    </w:p>
-    <w:p>
-      <w:r>
-        <w:rPr>
-          <w:rFonts w:ascii="微软雅黑" w:hAnsi="微软雅黑" w:eastAsia="微软雅黑"/>
-          <w:b w:val="0"/>
-          <w:sz w:val="21"/>
-        </w:rPr>
-        <w:t xml:space="preserve"> 7×24小时技术支持（需单独购买）</w:t>
-      </w:r>
-    </w:p>
-    <w:p>
-      <w:pPr>
-        <w:pStyle w:val="Heading3"/>
-      </w:pPr>
-      <w:r>
-        <w:rPr>
-          <w:rFonts w:ascii="微软雅黑" w:hAnsi="微软雅黑" w:eastAsia="微软雅黑"/>
-          <w:b/>
-          <w:sz w:val="24"/>
-        </w:rPr>
-        <w:t>9.3 响应时间</w:t>
-      </w:r>
-    </w:p>
-    <w:tbl>
-      <w:tblPr>
-        <w:tblStyle w:val="LightGrid-Accent1"/>
-        <w:tblW w:type="auto" w:w="0"/>
-        <w:tblLook w:firstColumn="1" w:firstRow="1" w:lastColumn="0" w:lastRow="0" w:noHBand="0" w:noVBand="1" w:val="04A0"/>
-      </w:tblPr>
-      <w:tblGrid>
-        <w:gridCol w:w="3120"/>
-        <w:gridCol w:w="3120"/>
-        <w:gridCol w:w="3120"/>
-      </w:tblGrid>
-      <w:tr>
-        <w:tc>
-          <w:tcPr>
-            <w:tcW w:type="dxa" w:w="3120"/>
-          </w:tcPr>
-          <w:p>
-            <w:r>
-              <w:rPr>
-                <w:rFonts w:ascii="微软雅黑" w:hAnsi="微软雅黑" w:eastAsia="微软雅黑"/>
-                <w:b/>
-                <w:sz w:val="20"/>
-              </w:rPr>
-              <w:t>问题级别</w:t>
-            </w:r>
-          </w:p>
-        </w:tc>
-        <w:tc>
-          <w:tcPr>
-            <w:tcW w:type="dxa" w:w="3120"/>
-          </w:tcPr>
-          <w:p>
-            <w:r>
-              <w:rPr>
-                <w:rFonts w:ascii="微软雅黑" w:hAnsi="微软雅黑" w:eastAsia="微软雅黑"/>
-                <w:b/>
-                <w:sz w:val="20"/>
-              </w:rPr>
-              <w:t>响应时间</w:t>
-            </w:r>
-          </w:p>
-        </w:tc>
-        <w:tc>
-          <w:tcPr>
-            <w:tcW w:type="dxa" w:w="3120"/>
-          </w:tcPr>
-          <w:p>
-            <w:r>
-              <w:rPr>
-                <w:rFonts w:ascii="微软雅黑" w:hAnsi="微软雅黑" w:eastAsia="微软雅黑"/>
-                <w:b/>
-                <w:sz w:val="20"/>
-              </w:rPr>
-              <w:t>修复时间</w:t>
-            </w:r>
-          </w:p>
-        </w:tc>
-      </w:tr>
-      <w:tr>
-        <w:tc>
-          <w:tcPr>
-            <w:tcW w:type="dxa" w:w="3120"/>
-          </w:tcPr>
-          <w:p>
-            <w:r>
-              <w:rPr>
-                <w:rFonts w:ascii="微软雅黑" w:hAnsi="微软雅黑" w:eastAsia="微软雅黑"/>
-                <w:b w:val="0"/>
-                <w:sz w:val="20"/>
-              </w:rPr>
-              <w:t>紧急</w:t>
-            </w:r>
-          </w:p>
-        </w:tc>
-        <w:tc>
-          <w:tcPr>
-            <w:tcW w:type="dxa" w:w="3120"/>
-          </w:tcPr>
-          <w:p>
-            <w:r>
-              <w:rPr>
-                <w:rFonts w:ascii="微软雅黑" w:hAnsi="微软雅黑" w:eastAsia="微软雅黑"/>
-                <w:b w:val="0"/>
-                <w:sz w:val="20"/>
-              </w:rPr>
-              <w:t>1小时</w:t>
-            </w:r>
-          </w:p>
-        </w:tc>
-        <w:tc>
-          <w:tcPr>
-            <w:tcW w:type="dxa" w:w="3120"/>
-          </w:tcPr>
-          <w:p>
-            <w:r>
-              <w:rPr>
-                <w:rFonts w:ascii="微软雅黑" w:hAnsi="微软雅黑" w:eastAsia="微软雅黑"/>
-                <w:b w:val="0"/>
-                <w:sz w:val="20"/>
-              </w:rPr>
-              <w:t>4小时</w:t>
-            </w:r>
-          </w:p>
-        </w:tc>
-      </w:tr>
-      <w:tr>
-        <w:tc>
-          <w:tcPr>
-            <w:tcW w:type="dxa" w:w="3120"/>
-          </w:tcPr>
-          <w:p>
-            <w:r>
-              <w:rPr>
-                <w:rFonts w:ascii="微软雅黑" w:hAnsi="微软雅黑" w:eastAsia="微软雅黑"/>
-                <w:b w:val="0"/>
-                <w:sz w:val="20"/>
-              </w:rPr>
-              <w:t>严重</w:t>
-            </w:r>
-          </w:p>
-        </w:tc>
-        <w:tc>
-          <w:tcPr>
-            <w:tcW w:type="dxa" w:w="3120"/>
-          </w:tcPr>
-          <w:p>
-            <w:r>
-              <w:rPr>
-                <w:rFonts w:ascii="微软雅黑" w:hAnsi="微软雅黑" w:eastAsia="微软雅黑"/>
-                <w:b w:val="0"/>
-                <w:sz w:val="20"/>
-              </w:rPr>
-              <w:t>4小时</w:t>
-            </w:r>
-          </w:p>
-        </w:tc>
-        <w:tc>
-          <w:tcPr>
-            <w:tcW w:type="dxa" w:w="3120"/>
-          </w:tcPr>
-          <w:p>
-            <w:r>
-              <w:rPr>
-                <w:rFonts w:ascii="微软雅黑" w:hAnsi="微软雅黑" w:eastAsia="微软雅黑"/>
-                <w:b w:val="0"/>
-                <w:sz w:val="20"/>
-              </w:rPr>
-              <w:t>1个工作日</w:t>
-            </w:r>
-          </w:p>
-        </w:tc>
-      </w:tr>
-      <w:tr>
-        <w:tc>
-          <w:tcPr>
-            <w:tcW w:type="dxa" w:w="3120"/>
-          </w:tcPr>
-          <w:p>
-            <w:r>
-              <w:rPr>
-                <w:rFonts w:ascii="微软雅黑" w:hAnsi="微软雅黑" w:eastAsia="微软雅黑"/>
-                <w:b w:val="0"/>
-                <w:sz w:val="20"/>
-              </w:rPr>
-              <w:t>一般</w:t>
-            </w:r>
-          </w:p>
-        </w:tc>
-        <w:tc>
-          <w:tcPr>
-            <w:tcW w:type="dxa" w:w="3120"/>
-          </w:tcPr>
-          <w:p>
-            <w:r>
-              <w:rPr>
-                <w:rFonts w:ascii="微软雅黑" w:hAnsi="微软雅黑" w:eastAsia="微软雅黑"/>
-                <w:b w:val="0"/>
-                <w:sz w:val="20"/>
-              </w:rPr>
-              <w:t>1个工作日</w:t>
-            </w:r>
-          </w:p>
-        </w:tc>
-        <w:tc>
-          <w:tcPr>
-            <w:tcW w:type="dxa" w:w="3120"/>
-          </w:tcPr>
-          <w:p>
-            <w:r>
-              <w:rPr>
-                <w:rFonts w:ascii="微软雅黑" w:hAnsi="微软雅黑" w:eastAsia="微软雅黑"/>
-                <w:b w:val="0"/>
-                <w:sz w:val="20"/>
-              </w:rPr>
-              <w:t>3个工作日</w:t>
-            </w:r>
-          </w:p>
-        </w:tc>
-      </w:tr>
-      <w:tr>
-        <w:tc>
-          <w:tcPr>
-            <w:tcW w:type="dxa" w:w="3120"/>
-          </w:tcPr>
-          <w:p>
-            <w:r>
-              <w:rPr>
-                <w:rFonts w:ascii="微软雅黑" w:hAnsi="微软雅黑" w:eastAsia="微软雅黑"/>
-                <w:b w:val="0"/>
-                <w:sz w:val="20"/>
-              </w:rPr>
-              <w:t>轻微</w:t>
-            </w:r>
-          </w:p>
-        </w:tc>
-        <w:tc>
-          <w:tcPr>
-            <w:tcW w:type="dxa" w:w="3120"/>
-          </w:tcPr>
-          <w:p>
-            <w:r>
-              <w:rPr>
-                <w:rFonts w:ascii="微软雅黑" w:hAnsi="微软雅黑" w:eastAsia="微软雅黑"/>
-                <w:b w:val="0"/>
-                <w:sz w:val="20"/>
-              </w:rPr>
-              <w:t>2个工作日</w:t>
-            </w:r>
-          </w:p>
-        </w:tc>
-        <w:tc>
-          <w:tcPr>
-            <w:tcW w:type="dxa" w:w="3120"/>
-          </w:tcPr>
-          <w:p>
-            <w:r>
-              <w:rPr>
-                <w:rFonts w:ascii="微软雅黑" w:hAnsi="微软雅黑" w:eastAsia="微软雅黑"/>
-                <w:b w:val="0"/>
-                <w:sz w:val="20"/>
-              </w:rPr>
-              <w:t>1周</w:t>
-            </w:r>
-          </w:p>
-        </w:tc>
-      </w:tr>
-    </w:tbl>
-    <w:p>
-      <w:r>
-        <w:rPr>
-          <w:rFonts w:ascii="微软雅黑" w:hAnsi="微软雅黑" w:eastAsia="微软雅黑"/>
-          <w:b w:val="0"/>
-          <w:sz w:val="21"/>
-        </w:rPr>
-        <w:t>---</w:t>
-      </w:r>
-    </w:p>
-    <w:p>
-      <w:pPr>
-        <w:pStyle w:val="Heading2"/>
-      </w:pPr>
-      <w:r>
-        <w:rPr>
-          <w:rFonts w:ascii="微软雅黑" w:hAnsi="微软雅黑" w:eastAsia="微软雅黑"/>
-          <w:b/>
-          <w:color w:val="0070C0"/>
-          <w:sz w:val="28"/>
-        </w:rPr>
-        <w:t>十、我们的优势</w:t>
-      </w:r>
-    </w:p>
-    <w:p>
-      <w:pPr>
-        <w:pStyle w:val="Heading3"/>
-      </w:pPr>
-      <w:r>
-        <w:rPr>
-          <w:rFonts w:ascii="微软雅黑" w:hAnsi="微软雅黑" w:eastAsia="微软雅黑"/>
-          <w:b/>
-          <w:sz w:val="24"/>
-        </w:rPr>
-        <w:t>10.1 行业经验</w:t>
-      </w:r>
-    </w:p>
-    <w:p>
-      <w:r>
-        <w:rPr>
-          <w:rFonts w:ascii="微软雅黑" w:hAnsi="微软雅黑" w:eastAsia="微软雅黑"/>
-          <w:b w:val="0"/>
-          <w:sz w:val="21"/>
-        </w:rPr>
-        <w:t xml:space="preserve"> 专注劳务中介行业5年</w:t>
-      </w:r>
-    </w:p>
-    <w:p>
-      <w:r>
-        <w:rPr>
-          <w:rFonts w:ascii="微软雅黑" w:hAnsi="微软雅黑" w:eastAsia="微软雅黑"/>
-          <w:b w:val="0"/>
-          <w:sz w:val="21"/>
-        </w:rPr>
-        <w:t xml:space="preserve"> 服务过20+劳务公司</w:t>
-      </w:r>
-    </w:p>
-    <w:p>
-      <w:r>
-        <w:rPr>
-          <w:rFonts w:ascii="微软雅黑" w:hAnsi="微软雅黑" w:eastAsia="微软雅黑"/>
-          <w:b w:val="0"/>
-          <w:sz w:val="21"/>
-        </w:rPr>
-        <w:t xml:space="preserve"> 了解行业痛点和业务流程</w:t>
-      </w:r>
-    </w:p>
-    <w:p>
-      <w:pPr>
-        <w:pStyle w:val="Heading3"/>
-      </w:pPr>
-      <w:r>
-        <w:rPr>
-          <w:rFonts w:ascii="微软雅黑" w:hAnsi="微软雅黑" w:eastAsia="微软雅黑"/>
-          <w:b/>
-          <w:sz w:val="24"/>
-        </w:rPr>
-        <w:t>10.2 技术实力</w:t>
-      </w:r>
-    </w:p>
-    <w:p>
-      <w:r>
-        <w:rPr>
-          <w:rFonts w:ascii="微软雅黑" w:hAnsi="微软雅黑" w:eastAsia="微软雅黑"/>
-          <w:b w:val="0"/>
-          <w:sz w:val="21"/>
-        </w:rPr>
-        <w:t xml:space="preserve"> 10人技术团队，平均5年经验</w:t>
-      </w:r>
-    </w:p>
-    <w:p>
-      <w:r>
-        <w:rPr>
-          <w:rFonts w:ascii="微软雅黑" w:hAnsi="微软雅黑" w:eastAsia="微软雅黑"/>
-          <w:b w:val="0"/>
-          <w:sz w:val="21"/>
-        </w:rPr>
-        <w:t xml:space="preserve"> 使用主流技术栈（Spring Boot、Vue 3、Flutter）</w:t>
-      </w:r>
-    </w:p>
-    <w:p>
-      <w:r>
-        <w:rPr>
-          <w:rFonts w:ascii="微软雅黑" w:hAnsi="微软雅黑" w:eastAsia="微软雅黑"/>
-          <w:b w:val="0"/>
-          <w:sz w:val="21"/>
-        </w:rPr>
-        <w:t xml:space="preserve"> 系统稳定可靠，支持500并发</w:t>
-      </w:r>
-    </w:p>
-    <w:p>
-      <w:pPr>
-        <w:pStyle w:val="Heading3"/>
-      </w:pPr>
-      <w:r>
-        <w:rPr>
-          <w:rFonts w:ascii="微软雅黑" w:hAnsi="微软雅黑" w:eastAsia="微软雅黑"/>
-          <w:b/>
-          <w:sz w:val="24"/>
-        </w:rPr>
-        <w:t>10.3 服务保障</w:t>
-      </w:r>
-    </w:p>
-    <w:p>
-      <w:r>
-        <w:rPr>
-          <w:rFonts w:ascii="微软雅黑" w:hAnsi="微软雅黑" w:eastAsia="微软雅黑"/>
-          <w:b w:val="0"/>
-          <w:sz w:val="21"/>
-        </w:rPr>
-        <w:t xml:space="preserve"> 分阶段付款，降低风险</w:t>
-      </w:r>
-    </w:p>
-    <w:p>
-      <w:r>
-        <w:rPr>
-          <w:rFonts w:ascii="微软雅黑" w:hAnsi="微软雅黑" w:eastAsia="微软雅黑"/>
-          <w:b w:val="0"/>
-          <w:sz w:val="21"/>
-        </w:rPr>
-        <w:t xml:space="preserve"> 144项验收标准，质量有保证</w:t>
-      </w:r>
-    </w:p>
-    <w:p>
-      <w:r>
-        <w:rPr>
-          <w:rFonts w:ascii="微软雅黑" w:hAnsi="微软雅黑" w:eastAsia="微软雅黑"/>
-          <w:b w:val="0"/>
-          <w:sz w:val="21"/>
-        </w:rPr>
-        <w:t xml:space="preserve"> 12个月免费维保，无后顾之忧</w:t>
-      </w:r>
-    </w:p>
-    <w:p>
-      <w:r>
-        <w:rPr>
-          <w:rFonts w:ascii="微软雅黑" w:hAnsi="微软雅黑" w:eastAsia="微软雅黑"/>
-          <w:b w:val="0"/>
-          <w:sz w:val="21"/>
-        </w:rPr>
-        <w:t>---</w:t>
-      </w:r>
-    </w:p>
-    <w:p>
-      <w:pPr>
-        <w:pStyle w:val="Heading2"/>
-      </w:pPr>
-      <w:r>
-        <w:rPr>
-          <w:rFonts w:ascii="微软雅黑" w:hAnsi="微软雅黑" w:eastAsia="微软雅黑"/>
-          <w:b/>
-          <w:color w:val="0070C0"/>
-          <w:sz w:val="28"/>
-        </w:rPr>
-        <w:t>十一、成功案例</w:t>
-      </w:r>
-    </w:p>
-    <w:p>
-      <w:r>
-        <w:rPr>
-          <w:rFonts w:ascii="微软雅黑" w:hAnsi="微软雅黑" w:eastAsia="微软雅黑"/>
-          <w:b w:val="0"/>
-          <w:sz w:val="21"/>
-        </w:rPr>
-        <w:t>案例1：XX劳务公司（深圳）</w:t>
-      </w:r>
-    </w:p>
-    <w:p>
-      <w:pPr>
-        <w:pStyle w:val="ListBullet"/>
-      </w:pPr>
-      <w:r>
-        <w:rPr>
-          <w:rFonts w:ascii="微软雅黑" w:hAnsi="微软雅黑" w:eastAsia="微软雅黑"/>
-          <w:b w:val="0"/>
-          <w:sz w:val="21"/>
-        </w:rPr>
-        <w:t>管理员工：1,200人</w:t>
-      </w:r>
-    </w:p>
-    <w:p>
-      <w:pPr>
-        <w:pStyle w:val="ListBullet"/>
-      </w:pPr>
-      <w:r>
-        <w:rPr>
-          <w:rFonts w:ascii="微软雅黑" w:hAnsi="微软雅黑" w:eastAsia="微软雅黑"/>
-          <w:b w:val="0"/>
-          <w:sz w:val="21"/>
-        </w:rPr>
-        <w:t>使用效果：每月节省5天人工，工资投诉减少90%</w:t>
-      </w:r>
-    </w:p>
-    <w:p>
-      <w:r>
-        <w:rPr>
-          <w:rFonts w:ascii="微软雅黑" w:hAnsi="微软雅黑" w:eastAsia="微软雅黑"/>
-          <w:b w:val="0"/>
-          <w:sz w:val="21"/>
-        </w:rPr>
-        <w:t>案例2：XX人力资源公司（广州）</w:t>
-      </w:r>
-    </w:p>
-    <w:p>
-      <w:pPr>
-        <w:pStyle w:val="ListBullet"/>
-      </w:pPr>
-      <w:r>
-        <w:rPr>
-          <w:rFonts w:ascii="微软雅黑" w:hAnsi="微软雅黑" w:eastAsia="微软雅黑"/>
-          <w:b w:val="0"/>
-          <w:sz w:val="21"/>
-        </w:rPr>
-        <w:t>管理员工：800人</w:t>
-      </w:r>
-    </w:p>
-    <w:p>
-      <w:pPr>
-        <w:pStyle w:val="ListBullet"/>
-      </w:pPr>
-      <w:r>
-        <w:rPr>
-          <w:rFonts w:ascii="微软雅黑" w:hAnsi="微软雅黑" w:eastAsia="微软雅黑"/>
-          <w:b w:val="0"/>
-          <w:sz w:val="21"/>
-        </w:rPr>
-        <w:t>使用效果：返费结算透明，经纪人积极性提高40%</w:t>
-      </w:r>
-    </w:p>
-    <w:p>
-      <w:r>
-        <w:rPr>
-          <w:rFonts w:ascii="微软雅黑" w:hAnsi="微软雅黑" w:eastAsia="微软雅黑"/>
-          <w:b w:val="0"/>
-          <w:sz w:val="21"/>
-        </w:rPr>
-        <w:t>---</w:t>
-      </w:r>
-    </w:p>
-    <w:p>
-      <w:pPr>
-        <w:pStyle w:val="Heading2"/>
-      </w:pPr>
-      <w:r>
-        <w:rPr>
-          <w:rFonts w:ascii="微软雅黑" w:hAnsi="微软雅黑" w:eastAsia="微软雅黑"/>
-          <w:b/>
-          <w:color w:val="0070C0"/>
-          <w:sz w:val="28"/>
-        </w:rPr>
-        <w:t>十二、报价有效期</w:t>
-      </w:r>
-    </w:p>
-    <w:p>
-      <w:r>
-        <w:rPr>
-          <w:rFonts w:ascii="微软雅黑" w:hAnsi="微软雅黑" w:eastAsia="微软雅黑"/>
-          <w:b w:val="0"/>
-          <w:sz w:val="21"/>
-        </w:rPr>
-        <w:t>有效期：本报价自出具之日起30天内有效</w:t>
-      </w:r>
-    </w:p>
-    <w:p>
-      <w:r>
-        <w:rPr>
-          <w:rFonts w:ascii="微软雅黑" w:hAnsi="微软雅黑" w:eastAsia="微软雅黑"/>
-          <w:b w:val="0"/>
-          <w:sz w:val="21"/>
-        </w:rPr>
-        <w:t>承诺：签约后项目总价不涨价，按本报价执行</w:t>
-      </w:r>
-    </w:p>
-    <w:p>
-      <w:r>
-        <w:rPr>
-          <w:rFonts w:ascii="微软雅黑" w:hAnsi="微软雅黑" w:eastAsia="微软雅黑"/>
-          <w:b w:val="0"/>
-          <w:sz w:val="21"/>
-        </w:rPr>
-        <w:t>---</w:t>
-      </w:r>
-    </w:p>
-    <w:p>
-      <w:pPr>
-        <w:pStyle w:val="Heading2"/>
-      </w:pPr>
-      <w:r>
-        <w:rPr>
-          <w:rFonts w:ascii="微软雅黑" w:hAnsi="微软雅黑" w:eastAsia="微软雅黑"/>
-          <w:b/>
-          <w:color w:val="0070C0"/>
-          <w:sz w:val="28"/>
-        </w:rPr>
-        <w:t>十三、下一步</w:t>
-      </w:r>
-    </w:p>
-    <w:p>
-      <w:r>
-        <w:rPr>
-          <w:rFonts w:ascii="微软雅黑" w:hAnsi="微软雅黑" w:eastAsia="微软雅黑"/>
-          <w:b w:val="0"/>
-          <w:sz w:val="21"/>
-        </w:rPr>
-        <w:t>如果您对本方案感兴趣，我们建议：</w:t>
+        <w:t>8. 下一步</w:t>
       </w:r>
     </w:p>
     <w:p>
@@ -5255,12 +3327,7 @@
         <w:pStyle w:val="ListNumber"/>
       </w:pPr>
       <w:r>
-        <w:rPr>
-          <w:rFonts w:ascii="微软雅黑" w:hAnsi="微软雅黑" w:eastAsia="微软雅黑"/>
-          <w:b w:val="0"/>
-          <w:sz w:val="21"/>
-        </w:rPr>
-        <w:t>本周内：电话/微信沟通细节，回答您的疑问</w:t>
+        <w:t>双方确认本交付包版本及主体信息；</w:t>
       </w:r>
     </w:p>
     <w:p>
@@ -5268,12 +3335,7 @@
         <w:pStyle w:val="ListNumber"/>
       </w:pPr>
       <w:r>
-        <w:rPr>
-          <w:rFonts w:ascii="微软雅黑" w:hAnsi="微软雅黑" w:eastAsia="微软雅黑"/>
-          <w:b w:val="0"/>
-          <w:sz w:val="21"/>
-        </w:rPr>
-        <w:t>下周：安排当面会议，演示类似系统</w:t>
+        <w:t>完成需求评审，签署《功能清单确认书》；</w:t>
       </w:r>
     </w:p>
     <w:p>
@@ -5281,146 +3343,43 @@
         <w:pStyle w:val="ListNumber"/>
       </w:pPr>
       <w:r>
-        <w:rPr>
-          <w:rFonts w:ascii="微软雅黑" w:hAnsi="微软雅黑" w:eastAsia="微软雅黑"/>
-          <w:b w:val="0"/>
-          <w:sz w:val="21"/>
-        </w:rPr>
-        <w:t>达成意向后：签订合同，启动项目</w:t>
-      </w:r>
-    </w:p>
-    <w:p>
-      <w:r>
-        <w:rPr>
-          <w:rFonts w:ascii="微软雅黑" w:hAnsi="微软雅黑" w:eastAsia="微软雅黑"/>
-          <w:b w:val="0"/>
-          <w:sz w:val="21"/>
-        </w:rPr>
-        <w:t>---</w:t>
+        <w:t>补齐第三方接口及测试条件；</w:t>
       </w:r>
     </w:p>
     <w:p>
       <w:pPr>
-        <w:pStyle w:val="Heading2"/>
+        <w:pStyle w:val="ListNumber"/>
       </w:pPr>
       <w:r>
-        <w:rPr>
-          <w:rFonts w:ascii="微软雅黑" w:hAnsi="微软雅黑" w:eastAsia="微软雅黑"/>
-          <w:b/>
-          <w:color w:val="0070C0"/>
-          <w:sz w:val="28"/>
-        </w:rPr>
-        <w:t>📞 联系我们</w:t>
-      </w:r>
-    </w:p>
-    <w:p>
-      <w:r>
-        <w:rPr>
-          <w:rFonts w:ascii="微软雅黑" w:hAnsi="微软雅黑" w:eastAsia="微软雅黑"/>
-          <w:b w:val="0"/>
-          <w:sz w:val="21"/>
-        </w:rPr>
-        <w:t>项目经理：[您的姓名]</w:t>
-      </w:r>
-    </w:p>
-    <w:p>
-      <w:r>
-        <w:rPr>
-          <w:rFonts w:ascii="微软雅黑" w:hAnsi="微软雅黑" w:eastAsia="微软雅黑"/>
-          <w:b w:val="0"/>
-          <w:sz w:val="21"/>
-        </w:rPr>
-        <w:t>手机：[电话]</w:t>
-      </w:r>
-    </w:p>
-    <w:p>
-      <w:r>
-        <w:rPr>
-          <w:rFonts w:ascii="微软雅黑" w:hAnsi="微软雅黑" w:eastAsia="微软雅黑"/>
-          <w:b w:val="0"/>
-          <w:sz w:val="21"/>
-        </w:rPr>
-        <w:t>微信：[微信号]</w:t>
-      </w:r>
-    </w:p>
-    <w:p>
-      <w:r>
-        <w:rPr>
-          <w:rFonts w:ascii="微软雅黑" w:hAnsi="微软雅黑" w:eastAsia="微软雅黑"/>
-          <w:b w:val="0"/>
-          <w:sz w:val="21"/>
-        </w:rPr>
-        <w:t>邮箱：[邮箱]</w:t>
-      </w:r>
-    </w:p>
-    <w:p>
-      <w:r>
-        <w:rPr>
-          <w:rFonts w:ascii="微软雅黑" w:hAnsi="微软雅黑" w:eastAsia="微软雅黑"/>
-          <w:b w:val="0"/>
-          <w:sz w:val="21"/>
-        </w:rPr>
-        <w:t>公司地址：[地址]</w:t>
-      </w:r>
-    </w:p>
-    <w:p>
-      <w:r>
-        <w:rPr>
-          <w:rFonts w:ascii="微软雅黑" w:hAnsi="微软雅黑" w:eastAsia="微软雅黑"/>
-          <w:b w:val="0"/>
-          <w:sz w:val="21"/>
-        </w:rPr>
-        <w:t>期待与您合作，让我们一起打造一套真正适合您的劳务中介管理系统！</w:t>
-      </w:r>
-    </w:p>
-    <w:p>
-      <w:r>
-        <w:rPr>
-          <w:rFonts w:ascii="微软雅黑" w:hAnsi="微软雅黑" w:eastAsia="微软雅黑"/>
-          <w:b w:val="0"/>
-          <w:sz w:val="21"/>
-        </w:rPr>
-        <w:t>---</w:t>
-      </w:r>
-    </w:p>
-    <w:p>
-      <w:r>
-        <w:rPr>
-          <w:rFonts w:ascii="微软雅黑" w:hAnsi="微软雅黑" w:eastAsia="微软雅黑"/>
-          <w:b w:val="0"/>
-          <w:sz w:val="21"/>
-        </w:rPr>
-        <w:t>报价单位：[贵司公司名称]</w:t>
-      </w:r>
-    </w:p>
-    <w:p>
-      <w:r>
-        <w:rPr>
-          <w:rFonts w:ascii="微软雅黑" w:hAnsi="微软雅黑" w:eastAsia="微软雅黑"/>
-          <w:b w:val="0"/>
-          <w:sz w:val="21"/>
-        </w:rPr>
-        <w:t>报价日期：2026年10月17日</w:t>
-      </w:r>
-    </w:p>
-    <w:p>
-      <w:r>
-        <w:rPr>
-          <w:rFonts w:ascii="微软雅黑" w:hAnsi="微软雅黑" w:eastAsia="微软雅黑"/>
-          <w:b w:val="0"/>
-          <w:sz w:val="21"/>
-        </w:rPr>
-        <w:t>文档版本：v2.0（统一版）</w:t>
+        <w:t>将确认后的范围、价格和计划写入正式合同。</w:t>
       </w:r>
     </w:p>
     <w:sectPr>
+      <w:footerReference w:type="default" r:id="rId9"/>
       <w:pgSz w:w="12240" w:h="15840"/>
-      <w:pgMar w:top="1440" w:right="1440" w:bottom="1440" w:left="1440" w:header="720" w:footer="720" w:gutter="0"/>
+      <w:pgMar w:top="936" w:right="1008" w:bottom="936" w:left="1008" w:header="720" w:footer="720" w:gutter="0"/>
       <w:cols w:space="720"/>
       <w:docGrid w:linePitch="360"/>
     </w:sectPr>
   </w:body>
 </w:document>
+</file>
+
+<file path=word/footer1.xml><?xml version="1.0" encoding="utf-8"?>
+<w:ftr xmlns:m="http://schemas.openxmlformats.org/officeDocument/2006/math" xmlns:mc="http://schemas.openxmlformats.org/markup-compatibility/2006" xmlns:mo="http://schemas.microsoft.com/office/mac/office/2008/main" xmlns:mv="urn:schemas-microsoft-com:mac:vml" xmlns:o="urn:schemas-microsoft-com:office:office" xmlns:r="http://schemas.openxmlformats.org/officeDocument/2006/relationships" xmlns:v="urn:schemas-microsoft-com:vml" xmlns:w10="urn:schemas-microsoft-com:office:word" xmlns:w14="http://schemas.microsoft.com/office/word/2010/wordml" xmlns:w="http://schemas.openxmlformats.org/wordprocessingml/2006/main" xmlns:wne="http://schemas.microsoft.com/office/word/2006/wordml" xmlns:wp14="http://schemas.microsoft.com/office/word/2010/wordprocessingDrawing" xmlns:wp="http://schemas.openxmlformats.org/drawingml/2006/wordprocessingDrawing" xmlns:wpc="http://schemas.microsoft.com/office/word/2010/wordprocessingCanvas" xmlns:wpg="http://schemas.microsoft.com/office/word/2010/wordprocessingGroup" xmlns:wpi="http://schemas.microsoft.com/office/word/2010/wordprocessingInk" xmlns:wps="http://schemas.microsoft.com/office/word/2010/wordprocessingShape" mc:Ignorable="w14 wp14">
+  <w:p>
+    <w:pPr>
+      <w:pStyle w:val="Footer"/>
+      <w:jc w:val="center"/>
+    </w:pPr>
+    <w:r>
+      <w:rPr>
+        <w:sz w:val="16"/>
+      </w:rPr>
+      <w:t>v4.0 | 2026年10月18日</w:t>
+    </w:r>
+  </w:p>
+</w:ftr>
 </file>
 
 <file path=word/numbering.xml><?xml version="1.0" encoding="utf-8"?>
@@ -5786,6 +3745,10 @@
     <w:name w:val="Normal"/>
     <w:qFormat/>
     <w:rsid w:val="00FC693F"/>
+    <w:rPr>
+      <w:rFonts w:ascii="Microsoft YaHei" w:hAnsi="Microsoft YaHei" w:eastAsia="Microsoft YaHei"/>
+      <w:sz w:val="20"/>
+    </w:rPr>
   </w:style>
   <w:style w:type="paragraph" w:styleId="Header">
     <w:name w:val="header"/>
@@ -5846,7 +3809,7 @@
       <w:outlineLvl w:val="0"/>
     </w:pPr>
     <w:rPr>
-      <w:rFonts w:asciiTheme="majorHAnsi" w:eastAsiaTheme="majorEastAsia" w:hAnsiTheme="majorHAnsi" w:cstheme="majorBidi"/>
+      <w:rFonts w:asciiTheme="majorHAnsi" w:eastAsiaTheme="majorEastAsia" w:hAnsiTheme="majorHAnsi" w:cstheme="majorBidi" w:ascii="Microsoft YaHei" w:hAnsi="Microsoft YaHei" w:eastAsia="Microsoft YaHei"/>
       <w:b/>
       <w:bCs/>
       <w:color w:val="365F91" w:themeColor="accent1" w:themeShade="BF"/>
@@ -5870,7 +3833,7 @@
       <w:outlineLvl w:val="1"/>
     </w:pPr>
     <w:rPr>
-      <w:rFonts w:asciiTheme="majorHAnsi" w:eastAsiaTheme="majorEastAsia" w:hAnsiTheme="majorHAnsi" w:cstheme="majorBidi"/>
+      <w:rFonts w:asciiTheme="majorHAnsi" w:eastAsiaTheme="majorEastAsia" w:hAnsiTheme="majorHAnsi" w:cstheme="majorBidi" w:ascii="Microsoft YaHei" w:hAnsi="Microsoft YaHei" w:eastAsia="Microsoft YaHei"/>
       <w:b/>
       <w:bCs/>
       <w:color w:val="4F81BD" w:themeColor="accent1"/>
@@ -5894,7 +3857,7 @@
       <w:outlineLvl w:val="2"/>
     </w:pPr>
     <w:rPr>
-      <w:rFonts w:asciiTheme="majorHAnsi" w:eastAsiaTheme="majorEastAsia" w:hAnsiTheme="majorHAnsi" w:cstheme="majorBidi"/>
+      <w:rFonts w:asciiTheme="majorHAnsi" w:eastAsiaTheme="majorEastAsia" w:hAnsiTheme="majorHAnsi" w:cstheme="majorBidi" w:ascii="Microsoft YaHei" w:hAnsi="Microsoft YaHei" w:eastAsia="Microsoft YaHei"/>
       <w:b/>
       <w:bCs/>
       <w:color w:val="4F81BD" w:themeColor="accent1"/>
@@ -5917,7 +3880,7 @@
       <w:outlineLvl w:val="3"/>
     </w:pPr>
     <w:rPr>
-      <w:rFonts w:asciiTheme="majorHAnsi" w:eastAsiaTheme="majorEastAsia" w:hAnsiTheme="majorHAnsi" w:cstheme="majorBidi"/>
+      <w:rFonts w:asciiTheme="majorHAnsi" w:eastAsiaTheme="majorEastAsia" w:hAnsiTheme="majorHAnsi" w:cstheme="majorBidi" w:ascii="Microsoft YaHei" w:hAnsi="Microsoft YaHei" w:eastAsia="Microsoft YaHei"/>
       <w:b/>
       <w:bCs/>
       <w:i/>
